--- a/arb/docx/006.content.docx
+++ b/arb/docx/006.content.docx
@@ -418,107 +418,83 @@
           <w:lang w:val="ar_AE" w:bidi="ar_AE"/>
         </w:rPr>
       </w:r>
-      <w:hyperlink r:id="rId13">
-        <w:r>
-          <w:rPr>
-            <w:rtl/>
-            <w:cs/>
-            <w:lang w:val="ar_AE" w:bidi="ar_AE"/>
-          </w:rPr>
-          <w:rPr>
-            <w:color w:val="0000EE"/>
-            <w:u w:val="single"/>
-          </w:rPr>
-          <w:t>أعمال الرسل 16: 20</w:t>
-        </w:r>
-      </w:hyperlink>
-    </w:p>
-    <w:p>
-      <w:pPr>
-        <w:pStyle w:val="ListBullet"/>
-        <w:bidi/>
-        <w:spacing w:line="240" w:lineRule="auto"/>
-        <w:ind w:left="720"/>
-      </w:pPr>
-      <w:r>
-        <w:rPr>
-          <w:rtl/>
-          <w:cs/>
-          <w:lang w:val="ar_AE" w:bidi="ar_AE"/>
-        </w:rPr>
-      </w:r>
-      <w:hyperlink r:id="rId14">
-        <w:r>
-          <w:rPr>
-            <w:rtl/>
-            <w:cs/>
-            <w:lang w:val="ar_AE" w:bidi="ar_AE"/>
-          </w:rPr>
-          <w:rPr>
-            <w:color w:val="0000EE"/>
-            <w:u w:val="single"/>
-          </w:rPr>
-          <w:t>أعمال الرسل 16: 35</w:t>
-        </w:r>
-      </w:hyperlink>
-    </w:p>
-    <w:p>
-      <w:pPr>
-        <w:pStyle w:val="ListBullet"/>
-        <w:bidi/>
-        <w:spacing w:line="240" w:lineRule="auto"/>
-        <w:ind w:left="720"/>
-      </w:pPr>
-      <w:r>
-        <w:rPr>
-          <w:rtl/>
-          <w:cs/>
-          <w:lang w:val="ar_AE" w:bidi="ar_AE"/>
-        </w:rPr>
-      </w:r>
-      <w:hyperlink r:id="rId15">
-        <w:r>
-          <w:rPr>
-            <w:rtl/>
-            <w:cs/>
-            <w:lang w:val="ar_AE" w:bidi="ar_AE"/>
-          </w:rPr>
-          <w:rPr>
-            <w:color w:val="0000EE"/>
-            <w:u w:val="single"/>
-          </w:rPr>
-          <w:t>دانيال 3: 1–2</w:t>
-        </w:r>
-      </w:hyperlink>
-    </w:p>
-    <w:p>
-      <w:pPr>
-        <w:pStyle w:val="ListBullet"/>
-        <w:bidi/>
-        <w:spacing w:line="240" w:lineRule="auto"/>
-        <w:ind w:left="720"/>
-      </w:pPr>
-      <w:r>
-        <w:rPr>
-          <w:rtl/>
-          <w:cs/>
-          <w:lang w:val="ar_AE" w:bidi="ar_AE"/>
-        </w:rPr>
-      </w:r>
-      <w:hyperlink r:id="rId16">
-        <w:r>
-          <w:rPr>
-            <w:rtl/>
-            <w:cs/>
-            <w:lang w:val="ar_AE" w:bidi="ar_AE"/>
-          </w:rPr>
-          <w:rPr>
-            <w:color w:val="0000EE"/>
-            <w:u w:val="single"/>
-          </w:rPr>
-          <w:t>لوقا 12: 58</w:t>
-        </w:r>
-      </w:hyperlink>
+      <w:r>
+        <w:rPr>
+          <w:rtl/>
+          <w:cs/>
+          <w:lang w:val="ar_AE" w:bidi="ar_AE"/>
+        </w:rPr>
+        <w:t>أعمال الرسل 16: 20</w:t>
+      </w:r>
+    </w:p>
+    <w:p>
+      <w:pPr>
+        <w:pStyle w:val="ListBullet"/>
+        <w:bidi/>
+        <w:spacing w:line="240" w:lineRule="auto"/>
+        <w:ind w:left="720"/>
+      </w:pPr>
+      <w:r>
+        <w:rPr>
+          <w:rtl/>
+          <w:cs/>
+          <w:lang w:val="ar_AE" w:bidi="ar_AE"/>
+        </w:rPr>
+      </w:r>
+      <w:r>
+        <w:rPr>
+          <w:rtl/>
+          <w:cs/>
+          <w:lang w:val="ar_AE" w:bidi="ar_AE"/>
+        </w:rPr>
+        <w:t>أعمال الرسل 16: 35</w:t>
+      </w:r>
+    </w:p>
+    <w:p>
+      <w:pPr>
+        <w:pStyle w:val="ListBullet"/>
+        <w:bidi/>
+        <w:spacing w:line="240" w:lineRule="auto"/>
+        <w:ind w:left="720"/>
+      </w:pPr>
+      <w:r>
+        <w:rPr>
+          <w:rtl/>
+          <w:cs/>
+          <w:lang w:val="ar_AE" w:bidi="ar_AE"/>
+        </w:rPr>
+      </w:r>
+      <w:r>
+        <w:rPr>
+          <w:rtl/>
+          <w:cs/>
+          <w:lang w:val="ar_AE" w:bidi="ar_AE"/>
+        </w:rPr>
+        <w:t>دانيال 3: 1–2</w:t>
+      </w:r>
+    </w:p>
+    <w:p>
+      <w:pPr>
+        <w:pStyle w:val="ListBullet"/>
+        <w:bidi/>
+        <w:spacing w:line="240" w:lineRule="auto"/>
+        <w:ind w:left="720"/>
+      </w:pPr>
+      <w:r>
+        <w:rPr>
+          <w:rtl/>
+          <w:cs/>
+          <w:lang w:val="ar_AE" w:bidi="ar_AE"/>
+        </w:rPr>
+      </w:r>
+      <w:r>
+        <w:rPr>
+          <w:rtl/>
+          <w:cs/>
+          <w:lang w:val="ar_AE" w:bidi="ar_AE"/>
+        </w:rPr>
+        <w:t>لوقا 12: 58</w:t>
+      </w:r>
     </w:p>
     <w:p>
       <w:pPr>
@@ -862,194 +838,152 @@
           <w:lang w:val="ar_AE" w:bidi="ar_AE"/>
         </w:rPr>
       </w:r>
-      <w:hyperlink r:id="rId17">
-        <w:r>
-          <w:rPr>
-            <w:rtl/>
-            <w:cs/>
-            <w:lang w:val="ar_AE" w:bidi="ar_AE"/>
-          </w:rPr>
-          <w:rPr>
-            <w:color w:val="0000EE"/>
-            <w:u w:val="single"/>
-          </w:rPr>
-          <w:t>أعمال الرسل 8:27</w:t>
-        </w:r>
-      </w:hyperlink>
-    </w:p>
-    <w:p>
-      <w:pPr>
-        <w:pStyle w:val="ListBullet"/>
-        <w:bidi/>
-        <w:spacing w:line="240" w:lineRule="auto"/>
-        <w:ind w:left="720"/>
-      </w:pPr>
-      <w:r>
-        <w:rPr>
-          <w:rtl/>
-          <w:cs/>
-          <w:lang w:val="ar_AE" w:bidi="ar_AE"/>
-        </w:rPr>
-      </w:r>
-      <w:hyperlink r:id="rId18">
-        <w:r>
-          <w:rPr>
-            <w:rtl/>
-            <w:cs/>
-            <w:lang w:val="ar_AE" w:bidi="ar_AE"/>
-          </w:rPr>
-          <w:rPr>
-            <w:color w:val="0000EE"/>
-            <w:u w:val="single"/>
-          </w:rPr>
-          <w:t>أعمال الرسل 8:30</w:t>
-        </w:r>
-      </w:hyperlink>
-    </w:p>
-    <w:p>
-      <w:pPr>
-        <w:pStyle w:val="ListBullet"/>
-        <w:bidi/>
-        <w:spacing w:line="240" w:lineRule="auto"/>
-        <w:ind w:left="720"/>
-      </w:pPr>
-      <w:r>
-        <w:rPr>
-          <w:rtl/>
-          <w:cs/>
-          <w:lang w:val="ar_AE" w:bidi="ar_AE"/>
-        </w:rPr>
-      </w:r>
-      <w:hyperlink r:id="rId19">
-        <w:r>
-          <w:rPr>
-            <w:rtl/>
-            <w:cs/>
-            <w:lang w:val="ar_AE" w:bidi="ar_AE"/>
-          </w:rPr>
-          <w:rPr>
-            <w:color w:val="0000EE"/>
-            <w:u w:val="single"/>
-          </w:rPr>
-          <w:t>أعمال الرسل 8:32–33</w:t>
-        </w:r>
-      </w:hyperlink>
-    </w:p>
-    <w:p>
-      <w:pPr>
-        <w:pStyle w:val="ListBullet"/>
-        <w:bidi/>
-        <w:spacing w:line="240" w:lineRule="auto"/>
-        <w:ind w:left="720"/>
-      </w:pPr>
-      <w:r>
-        <w:rPr>
-          <w:rtl/>
-          <w:cs/>
-          <w:lang w:val="ar_AE" w:bidi="ar_AE"/>
-        </w:rPr>
-      </w:r>
-      <w:hyperlink r:id="rId20">
-        <w:r>
-          <w:rPr>
-            <w:rtl/>
-            <w:cs/>
-            <w:lang w:val="ar_AE" w:bidi="ar_AE"/>
-          </w:rPr>
-          <w:rPr>
-            <w:color w:val="0000EE"/>
-            <w:u w:val="single"/>
-          </w:rPr>
-          <w:t>أعمال الرسل 8:36–38</w:t>
-        </w:r>
-      </w:hyperlink>
-    </w:p>
-    <w:p>
-      <w:pPr>
-        <w:pStyle w:val="ListBullet"/>
-        <w:bidi/>
-        <w:spacing w:line="240" w:lineRule="auto"/>
-        <w:ind w:left="720"/>
-      </w:pPr>
-      <w:r>
-        <w:rPr>
-          <w:rtl/>
-          <w:cs/>
-          <w:lang w:val="ar_AE" w:bidi="ar_AE"/>
-        </w:rPr>
-      </w:r>
-      <w:hyperlink r:id="rId21">
-        <w:r>
-          <w:rPr>
-            <w:rtl/>
-            <w:cs/>
-            <w:lang w:val="ar_AE" w:bidi="ar_AE"/>
-          </w:rPr>
-          <w:rPr>
-            <w:color w:val="0000EE"/>
-            <w:u w:val="single"/>
-          </w:rPr>
-          <w:t>إشعياء 18:1–2</w:t>
-        </w:r>
-      </w:hyperlink>
-    </w:p>
-    <w:p>
-      <w:pPr>
-        <w:pStyle w:val="ListBullet"/>
-        <w:bidi/>
-        <w:spacing w:line="240" w:lineRule="auto"/>
-        <w:ind w:left="720"/>
-      </w:pPr>
-      <w:r>
-        <w:rPr>
-          <w:rtl/>
-          <w:cs/>
-          <w:lang w:val="ar_AE" w:bidi="ar_AE"/>
-        </w:rPr>
-      </w:r>
-      <w:hyperlink r:id="rId22">
-        <w:r>
-          <w:rPr>
-            <w:rtl/>
-            <w:cs/>
-            <w:lang w:val="ar_AE" w:bidi="ar_AE"/>
-          </w:rPr>
-          <w:rPr>
-            <w:color w:val="0000EE"/>
-            <w:u w:val="single"/>
-          </w:rPr>
-          <w:t>ناحوم 3:9</w:t>
-        </w:r>
-      </w:hyperlink>
-    </w:p>
-    <w:p>
-      <w:pPr>
-        <w:pStyle w:val="ListBullet"/>
-        <w:bidi/>
-        <w:spacing w:line="240" w:lineRule="auto"/>
-        <w:ind w:left="720"/>
-      </w:pPr>
-      <w:r>
-        <w:rPr>
-          <w:rtl/>
-          <w:cs/>
-          <w:lang w:val="ar_AE" w:bidi="ar_AE"/>
-        </w:rPr>
-      </w:r>
-      <w:hyperlink r:id="rId23">
-        <w:r>
-          <w:rPr>
-            <w:rtl/>
-            <w:cs/>
-            <w:lang w:val="ar_AE" w:bidi="ar_AE"/>
-          </w:rPr>
-          <w:rPr>
-            <w:color w:val="0000EE"/>
-            <w:u w:val="single"/>
-          </w:rPr>
-          <w:t>صفنيا 3:9–11</w:t>
-        </w:r>
-      </w:hyperlink>
+      <w:r>
+        <w:rPr>
+          <w:rtl/>
+          <w:cs/>
+          <w:lang w:val="ar_AE" w:bidi="ar_AE"/>
+        </w:rPr>
+        <w:t>أعمال الرسل 8:27</w:t>
+      </w:r>
+    </w:p>
+    <w:p>
+      <w:pPr>
+        <w:pStyle w:val="ListBullet"/>
+        <w:bidi/>
+        <w:spacing w:line="240" w:lineRule="auto"/>
+        <w:ind w:left="720"/>
+      </w:pPr>
+      <w:r>
+        <w:rPr>
+          <w:rtl/>
+          <w:cs/>
+          <w:lang w:val="ar_AE" w:bidi="ar_AE"/>
+        </w:rPr>
+      </w:r>
+      <w:r>
+        <w:rPr>
+          <w:rtl/>
+          <w:cs/>
+          <w:lang w:val="ar_AE" w:bidi="ar_AE"/>
+        </w:rPr>
+        <w:t>أعمال الرسل 8:30</w:t>
+      </w:r>
+    </w:p>
+    <w:p>
+      <w:pPr>
+        <w:pStyle w:val="ListBullet"/>
+        <w:bidi/>
+        <w:spacing w:line="240" w:lineRule="auto"/>
+        <w:ind w:left="720"/>
+      </w:pPr>
+      <w:r>
+        <w:rPr>
+          <w:rtl/>
+          <w:cs/>
+          <w:lang w:val="ar_AE" w:bidi="ar_AE"/>
+        </w:rPr>
+      </w:r>
+      <w:r>
+        <w:rPr>
+          <w:rtl/>
+          <w:cs/>
+          <w:lang w:val="ar_AE" w:bidi="ar_AE"/>
+        </w:rPr>
+        <w:t>أعمال الرسل 8:32–33</w:t>
+      </w:r>
+    </w:p>
+    <w:p>
+      <w:pPr>
+        <w:pStyle w:val="ListBullet"/>
+        <w:bidi/>
+        <w:spacing w:line="240" w:lineRule="auto"/>
+        <w:ind w:left="720"/>
+      </w:pPr>
+      <w:r>
+        <w:rPr>
+          <w:rtl/>
+          <w:cs/>
+          <w:lang w:val="ar_AE" w:bidi="ar_AE"/>
+        </w:rPr>
+      </w:r>
+      <w:r>
+        <w:rPr>
+          <w:rtl/>
+          <w:cs/>
+          <w:lang w:val="ar_AE" w:bidi="ar_AE"/>
+        </w:rPr>
+        <w:t>أعمال الرسل 8:36–38</w:t>
+      </w:r>
+    </w:p>
+    <w:p>
+      <w:pPr>
+        <w:pStyle w:val="ListBullet"/>
+        <w:bidi/>
+        <w:spacing w:line="240" w:lineRule="auto"/>
+        <w:ind w:left="720"/>
+      </w:pPr>
+      <w:r>
+        <w:rPr>
+          <w:rtl/>
+          <w:cs/>
+          <w:lang w:val="ar_AE" w:bidi="ar_AE"/>
+        </w:rPr>
+      </w:r>
+      <w:r>
+        <w:rPr>
+          <w:rtl/>
+          <w:cs/>
+          <w:lang w:val="ar_AE" w:bidi="ar_AE"/>
+        </w:rPr>
+        <w:t>إشعياء 18:1–2</w:t>
+      </w:r>
+    </w:p>
+    <w:p>
+      <w:pPr>
+        <w:pStyle w:val="ListBullet"/>
+        <w:bidi/>
+        <w:spacing w:line="240" w:lineRule="auto"/>
+        <w:ind w:left="720"/>
+      </w:pPr>
+      <w:r>
+        <w:rPr>
+          <w:rtl/>
+          <w:cs/>
+          <w:lang w:val="ar_AE" w:bidi="ar_AE"/>
+        </w:rPr>
+      </w:r>
+      <w:r>
+        <w:rPr>
+          <w:rtl/>
+          <w:cs/>
+          <w:lang w:val="ar_AE" w:bidi="ar_AE"/>
+        </w:rPr>
+        <w:t>ناحوم 3:9</w:t>
+      </w:r>
+    </w:p>
+    <w:p>
+      <w:pPr>
+        <w:pStyle w:val="ListBullet"/>
+        <w:bidi/>
+        <w:spacing w:line="240" w:lineRule="auto"/>
+        <w:ind w:left="720"/>
+      </w:pPr>
+      <w:r>
+        <w:rPr>
+          <w:rtl/>
+          <w:cs/>
+          <w:lang w:val="ar_AE" w:bidi="ar_AE"/>
+        </w:rPr>
+      </w:r>
+      <w:r>
+        <w:rPr>
+          <w:rtl/>
+          <w:cs/>
+          <w:lang w:val="ar_AE" w:bidi="ar_AE"/>
+        </w:rPr>
+        <w:t>صفنيا 3:9–11</w:t>
+      </w:r>
     </w:p>
     <w:p>
       <w:pPr>
@@ -1444,194 +1378,152 @@
           <w:lang w:val="ar_AE" w:bidi="ar_AE"/>
         </w:rPr>
       </w:r>
-      <w:hyperlink r:id="rId24">
-        <w:r>
-          <w:rPr>
-            <w:rtl/>
-            <w:cs/>
-            <w:lang w:val="ar_AE" w:bidi="ar_AE"/>
-          </w:rPr>
-          <w:rPr>
-            <w:color w:val="0000EE"/>
-            <w:u w:val="single"/>
-          </w:rPr>
-          <w:t>1 ملوك 9:20–21</w:t>
-        </w:r>
-      </w:hyperlink>
-    </w:p>
-    <w:p>
-      <w:pPr>
-        <w:pStyle w:val="ListBullet"/>
-        <w:bidi/>
-        <w:spacing w:line="240" w:lineRule="auto"/>
-        <w:ind w:left="720"/>
-      </w:pPr>
-      <w:r>
-        <w:rPr>
-          <w:rtl/>
-          <w:cs/>
-          <w:lang w:val="ar_AE" w:bidi="ar_AE"/>
-        </w:rPr>
-      </w:r>
-      <w:hyperlink r:id="rId25">
-        <w:r>
-          <w:rPr>
-            <w:rtl/>
-            <w:cs/>
-            <w:lang w:val="ar_AE" w:bidi="ar_AE"/>
-          </w:rPr>
-          <w:rPr>
-            <w:color w:val="0000EE"/>
-            <w:u w:val="single"/>
-          </w:rPr>
-          <w:t>خروج 3:7–8</w:t>
-        </w:r>
-      </w:hyperlink>
-    </w:p>
-    <w:p>
-      <w:pPr>
-        <w:pStyle w:val="ListBullet"/>
-        <w:bidi/>
-        <w:spacing w:line="240" w:lineRule="auto"/>
-        <w:ind w:left="720"/>
-      </w:pPr>
-      <w:r>
-        <w:rPr>
-          <w:rtl/>
-          <w:cs/>
-          <w:lang w:val="ar_AE" w:bidi="ar_AE"/>
-        </w:rPr>
-      </w:r>
-      <w:hyperlink r:id="rId26">
-        <w:r>
-          <w:rPr>
-            <w:rtl/>
-            <w:cs/>
-            <w:lang w:val="ar_AE" w:bidi="ar_AE"/>
-          </w:rPr>
-          <w:rPr>
-            <w:color w:val="0000EE"/>
-            <w:u w:val="single"/>
-          </w:rPr>
-          <w:t>تكوين 23:11</w:t>
-        </w:r>
-      </w:hyperlink>
-    </w:p>
-    <w:p>
-      <w:pPr>
-        <w:pStyle w:val="ListBullet"/>
-        <w:bidi/>
-        <w:spacing w:line="240" w:lineRule="auto"/>
-        <w:ind w:left="720"/>
-      </w:pPr>
-      <w:r>
-        <w:rPr>
-          <w:rtl/>
-          <w:cs/>
-          <w:lang w:val="ar_AE" w:bidi="ar_AE"/>
-        </w:rPr>
-      </w:r>
-      <w:hyperlink r:id="rId27">
-        <w:r>
-          <w:rPr>
-            <w:rtl/>
-            <w:cs/>
-            <w:lang w:val="ar_AE" w:bidi="ar_AE"/>
-          </w:rPr>
-          <w:rPr>
-            <w:color w:val="0000EE"/>
-            <w:u w:val="single"/>
-          </w:rPr>
-          <w:t>تكوين 25:10</w:t>
-        </w:r>
-      </w:hyperlink>
-    </w:p>
-    <w:p>
-      <w:pPr>
-        <w:pStyle w:val="ListBullet"/>
-        <w:bidi/>
-        <w:spacing w:line="240" w:lineRule="auto"/>
-        <w:ind w:left="720"/>
-      </w:pPr>
-      <w:r>
-        <w:rPr>
-          <w:rtl/>
-          <w:cs/>
-          <w:lang w:val="ar_AE" w:bidi="ar_AE"/>
-        </w:rPr>
-      </w:r>
-      <w:hyperlink r:id="rId28">
-        <w:r>
-          <w:rPr>
-            <w:rtl/>
-            <w:cs/>
-            <w:lang w:val="ar_AE" w:bidi="ar_AE"/>
-          </w:rPr>
-          <w:rPr>
-            <w:color w:val="0000EE"/>
-            <w:u w:val="single"/>
-          </w:rPr>
-          <w:t>يشوع 1:4–5</w:t>
-        </w:r>
-      </w:hyperlink>
-    </w:p>
-    <w:p>
-      <w:pPr>
-        <w:pStyle w:val="ListBullet"/>
-        <w:bidi/>
-        <w:spacing w:line="240" w:lineRule="auto"/>
-        <w:ind w:left="720"/>
-      </w:pPr>
-      <w:r>
-        <w:rPr>
-          <w:rtl/>
-          <w:cs/>
-          <w:lang w:val="ar_AE" w:bidi="ar_AE"/>
-        </w:rPr>
-      </w:r>
-      <w:hyperlink r:id="rId29">
-        <w:r>
-          <w:rPr>
-            <w:rtl/>
-            <w:cs/>
-            <w:lang w:val="ar_AE" w:bidi="ar_AE"/>
-          </w:rPr>
-          <w:rPr>
-            <w:color w:val="0000EE"/>
-            <w:u w:val="single"/>
-          </w:rPr>
-          <w:t>نحميا 9:8</w:t>
-        </w:r>
-      </w:hyperlink>
-    </w:p>
-    <w:p>
-      <w:pPr>
-        <w:pStyle w:val="ListBullet"/>
-        <w:bidi/>
-        <w:spacing w:line="240" w:lineRule="auto"/>
-        <w:ind w:left="720"/>
-      </w:pPr>
-      <w:r>
-        <w:rPr>
-          <w:rtl/>
-          <w:cs/>
-          <w:lang w:val="ar_AE" w:bidi="ar_AE"/>
-        </w:rPr>
-      </w:r>
-      <w:hyperlink r:id="rId30">
-        <w:r>
-          <w:rPr>
-            <w:rtl/>
-            <w:cs/>
-            <w:lang w:val="ar_AE" w:bidi="ar_AE"/>
-          </w:rPr>
-          <w:rPr>
-            <w:color w:val="0000EE"/>
-            <w:u w:val="single"/>
-          </w:rPr>
-          <w:t>عدد 13:27–29</w:t>
-        </w:r>
-      </w:hyperlink>
+      <w:r>
+        <w:rPr>
+          <w:rtl/>
+          <w:cs/>
+          <w:lang w:val="ar_AE" w:bidi="ar_AE"/>
+        </w:rPr>
+        <w:t>1 ملوك 9:20–21</w:t>
+      </w:r>
+    </w:p>
+    <w:p>
+      <w:pPr>
+        <w:pStyle w:val="ListBullet"/>
+        <w:bidi/>
+        <w:spacing w:line="240" w:lineRule="auto"/>
+        <w:ind w:left="720"/>
+      </w:pPr>
+      <w:r>
+        <w:rPr>
+          <w:rtl/>
+          <w:cs/>
+          <w:lang w:val="ar_AE" w:bidi="ar_AE"/>
+        </w:rPr>
+      </w:r>
+      <w:r>
+        <w:rPr>
+          <w:rtl/>
+          <w:cs/>
+          <w:lang w:val="ar_AE" w:bidi="ar_AE"/>
+        </w:rPr>
+        <w:t>خروج 3:7–8</w:t>
+      </w:r>
+    </w:p>
+    <w:p>
+      <w:pPr>
+        <w:pStyle w:val="ListBullet"/>
+        <w:bidi/>
+        <w:spacing w:line="240" w:lineRule="auto"/>
+        <w:ind w:left="720"/>
+      </w:pPr>
+      <w:r>
+        <w:rPr>
+          <w:rtl/>
+          <w:cs/>
+          <w:lang w:val="ar_AE" w:bidi="ar_AE"/>
+        </w:rPr>
+      </w:r>
+      <w:r>
+        <w:rPr>
+          <w:rtl/>
+          <w:cs/>
+          <w:lang w:val="ar_AE" w:bidi="ar_AE"/>
+        </w:rPr>
+        <w:t>تكوين 23:11</w:t>
+      </w:r>
+    </w:p>
+    <w:p>
+      <w:pPr>
+        <w:pStyle w:val="ListBullet"/>
+        <w:bidi/>
+        <w:spacing w:line="240" w:lineRule="auto"/>
+        <w:ind w:left="720"/>
+      </w:pPr>
+      <w:r>
+        <w:rPr>
+          <w:rtl/>
+          <w:cs/>
+          <w:lang w:val="ar_AE" w:bidi="ar_AE"/>
+        </w:rPr>
+      </w:r>
+      <w:r>
+        <w:rPr>
+          <w:rtl/>
+          <w:cs/>
+          <w:lang w:val="ar_AE" w:bidi="ar_AE"/>
+        </w:rPr>
+        <w:t>تكوين 25:10</w:t>
+      </w:r>
+    </w:p>
+    <w:p>
+      <w:pPr>
+        <w:pStyle w:val="ListBullet"/>
+        <w:bidi/>
+        <w:spacing w:line="240" w:lineRule="auto"/>
+        <w:ind w:left="720"/>
+      </w:pPr>
+      <w:r>
+        <w:rPr>
+          <w:rtl/>
+          <w:cs/>
+          <w:lang w:val="ar_AE" w:bidi="ar_AE"/>
+        </w:rPr>
+      </w:r>
+      <w:r>
+        <w:rPr>
+          <w:rtl/>
+          <w:cs/>
+          <w:lang w:val="ar_AE" w:bidi="ar_AE"/>
+        </w:rPr>
+        <w:t>يشوع 1:4–5</w:t>
+      </w:r>
+    </w:p>
+    <w:p>
+      <w:pPr>
+        <w:pStyle w:val="ListBullet"/>
+        <w:bidi/>
+        <w:spacing w:line="240" w:lineRule="auto"/>
+        <w:ind w:left="720"/>
+      </w:pPr>
+      <w:r>
+        <w:rPr>
+          <w:rtl/>
+          <w:cs/>
+          <w:lang w:val="ar_AE" w:bidi="ar_AE"/>
+        </w:rPr>
+      </w:r>
+      <w:r>
+        <w:rPr>
+          <w:rtl/>
+          <w:cs/>
+          <w:lang w:val="ar_AE" w:bidi="ar_AE"/>
+        </w:rPr>
+        <w:t>نحميا 9:8</w:t>
+      </w:r>
+    </w:p>
+    <w:p>
+      <w:pPr>
+        <w:pStyle w:val="ListBullet"/>
+        <w:bidi/>
+        <w:spacing w:line="240" w:lineRule="auto"/>
+        <w:ind w:left="720"/>
+      </w:pPr>
+      <w:r>
+        <w:rPr>
+          <w:rtl/>
+          <w:cs/>
+          <w:lang w:val="ar_AE" w:bidi="ar_AE"/>
+        </w:rPr>
+      </w:r>
+      <w:r>
+        <w:rPr>
+          <w:rtl/>
+          <w:cs/>
+          <w:lang w:val="ar_AE" w:bidi="ar_AE"/>
+        </w:rPr>
+        <w:t>عدد 13:27–29</w:t>
+      </w:r>
     </w:p>
     <w:p>
       <w:pPr>
@@ -1999,368 +1891,290 @@
           <w:lang w:val="ar_AE" w:bidi="ar_AE"/>
         </w:rPr>
       </w:r>
-      <w:hyperlink r:id="rId31">
-        <w:r>
-          <w:rPr>
-            <w:rtl/>
-            <w:cs/>
-            <w:lang w:val="ar_AE" w:bidi="ar_AE"/>
-          </w:rPr>
-          <w:rPr>
-            <w:color w:val="0000EE"/>
-            <w:u w:val="single"/>
-          </w:rPr>
-          <w:t>1 كورنثوس 9: 9–11</w:t>
-        </w:r>
-      </w:hyperlink>
-    </w:p>
-    <w:p>
-      <w:pPr>
-        <w:pStyle w:val="ListBullet"/>
-        <w:bidi/>
-        <w:spacing w:line="240" w:lineRule="auto"/>
-        <w:ind w:left="720"/>
-      </w:pPr>
-      <w:r>
-        <w:rPr>
-          <w:rtl/>
-          <w:cs/>
-          <w:lang w:val="ar_AE" w:bidi="ar_AE"/>
-        </w:rPr>
-      </w:r>
-      <w:hyperlink r:id="rId32">
-        <w:r>
-          <w:rPr>
-            <w:rtl/>
-            <w:cs/>
-            <w:lang w:val="ar_AE" w:bidi="ar_AE"/>
-          </w:rPr>
-          <w:rPr>
-            <w:color w:val="0000EE"/>
-            <w:u w:val="single"/>
-          </w:rPr>
-          <w:t>2 صموئيل 21: 7–9</w:t>
-        </w:r>
-      </w:hyperlink>
-    </w:p>
-    <w:p>
-      <w:pPr>
-        <w:pStyle w:val="ListBullet"/>
-        <w:bidi/>
-        <w:spacing w:line="240" w:lineRule="auto"/>
-        <w:ind w:left="720"/>
-      </w:pPr>
-      <w:r>
-        <w:rPr>
-          <w:rtl/>
-          <w:cs/>
-          <w:lang w:val="ar_AE" w:bidi="ar_AE"/>
-        </w:rPr>
-      </w:r>
-      <w:hyperlink r:id="rId33">
-        <w:r>
-          <w:rPr>
-            <w:rtl/>
-            <w:cs/>
-            <w:lang w:val="ar_AE" w:bidi="ar_AE"/>
-          </w:rPr>
-          <w:rPr>
-            <w:color w:val="0000EE"/>
-            <w:u w:val="single"/>
-          </w:rPr>
-          <w:t>غلاطية 6: 9–10</w:t>
-        </w:r>
-      </w:hyperlink>
-    </w:p>
-    <w:p>
-      <w:pPr>
-        <w:pStyle w:val="ListBullet"/>
-        <w:bidi/>
-        <w:spacing w:line="240" w:lineRule="auto"/>
-        <w:ind w:left="720"/>
-      </w:pPr>
-      <w:r>
-        <w:rPr>
-          <w:rtl/>
-          <w:cs/>
-          <w:lang w:val="ar_AE" w:bidi="ar_AE"/>
-        </w:rPr>
-      </w:r>
-      <w:hyperlink r:id="rId34">
-        <w:r>
-          <w:rPr>
-            <w:rtl/>
-            <w:cs/>
-            <w:lang w:val="ar_AE" w:bidi="ar_AE"/>
-          </w:rPr>
-          <w:rPr>
-            <w:color w:val="0000EE"/>
-            <w:u w:val="single"/>
-          </w:rPr>
-          <w:t>إشعياء 17: 11</w:t>
-        </w:r>
-      </w:hyperlink>
-    </w:p>
-    <w:p>
-      <w:pPr>
-        <w:pStyle w:val="ListBullet"/>
-        <w:bidi/>
-        <w:spacing w:line="240" w:lineRule="auto"/>
-        <w:ind w:left="720"/>
-      </w:pPr>
-      <w:r>
-        <w:rPr>
-          <w:rtl/>
-          <w:cs/>
-          <w:lang w:val="ar_AE" w:bidi="ar_AE"/>
-        </w:rPr>
-      </w:r>
-      <w:hyperlink r:id="rId35">
-        <w:r>
-          <w:rPr>
-            <w:rtl/>
-            <w:cs/>
-            <w:lang w:val="ar_AE" w:bidi="ar_AE"/>
-          </w:rPr>
-          <w:rPr>
-            <w:color w:val="0000EE"/>
-            <w:u w:val="single"/>
-          </w:rPr>
-          <w:t>يعقوب 5: 7–8</w:t>
-        </w:r>
-      </w:hyperlink>
-    </w:p>
-    <w:p>
-      <w:pPr>
-        <w:pStyle w:val="ListBullet"/>
-        <w:bidi/>
-        <w:spacing w:line="240" w:lineRule="auto"/>
-        <w:ind w:left="720"/>
-      </w:pPr>
-      <w:r>
-        <w:rPr>
-          <w:rtl/>
-          <w:cs/>
-          <w:lang w:val="ar_AE" w:bidi="ar_AE"/>
-        </w:rPr>
-      </w:r>
-      <w:hyperlink r:id="rId36">
-        <w:r>
-          <w:rPr>
-            <w:rtl/>
-            <w:cs/>
-            <w:lang w:val="ar_AE" w:bidi="ar_AE"/>
-          </w:rPr>
-          <w:rPr>
-            <w:color w:val="0000EE"/>
-            <w:u w:val="single"/>
-          </w:rPr>
-          <w:t>لاويين 19: 9</w:t>
-        </w:r>
-      </w:hyperlink>
-    </w:p>
-    <w:p>
-      <w:pPr>
-        <w:pStyle w:val="ListBullet"/>
-        <w:bidi/>
-        <w:spacing w:line="240" w:lineRule="auto"/>
-        <w:ind w:left="720"/>
-      </w:pPr>
-      <w:r>
-        <w:rPr>
-          <w:rtl/>
-          <w:cs/>
-          <w:lang w:val="ar_AE" w:bidi="ar_AE"/>
-        </w:rPr>
-      </w:r>
-      <w:hyperlink r:id="rId37">
-        <w:r>
-          <w:rPr>
-            <w:rtl/>
-            <w:cs/>
-            <w:lang w:val="ar_AE" w:bidi="ar_AE"/>
-          </w:rPr>
-          <w:rPr>
-            <w:color w:val="0000EE"/>
-            <w:u w:val="single"/>
-          </w:rPr>
-          <w:t>متى 9: 38</w:t>
-        </w:r>
-      </w:hyperlink>
-    </w:p>
-    <w:p>
-      <w:pPr>
-        <w:pStyle w:val="ListBullet"/>
-        <w:bidi/>
-        <w:spacing w:line="240" w:lineRule="auto"/>
-        <w:ind w:left="720"/>
-      </w:pPr>
-      <w:r>
-        <w:rPr>
-          <w:rtl/>
-          <w:cs/>
-          <w:lang w:val="ar_AE" w:bidi="ar_AE"/>
-        </w:rPr>
-      </w:r>
-      <w:hyperlink r:id="rId38">
-        <w:r>
-          <w:rPr>
-            <w:rtl/>
-            <w:cs/>
-            <w:lang w:val="ar_AE" w:bidi="ar_AE"/>
-          </w:rPr>
-          <w:rPr>
-            <w:color w:val="0000EE"/>
-            <w:u w:val="single"/>
-          </w:rPr>
-          <w:t>راعوث 1: 22</w:t>
-        </w:r>
-      </w:hyperlink>
-    </w:p>
-    <w:p>
-      <w:pPr>
-        <w:pStyle w:val="ListBullet"/>
-        <w:bidi/>
-        <w:spacing w:line="240" w:lineRule="auto"/>
-        <w:ind w:left="720"/>
-      </w:pPr>
-      <w:r>
-        <w:rPr>
-          <w:rtl/>
-          <w:cs/>
-          <w:lang w:val="ar_AE" w:bidi="ar_AE"/>
-        </w:rPr>
-      </w:r>
-      <w:hyperlink r:id="rId33">
-        <w:r>
-          <w:rPr>
-            <w:rtl/>
-            <w:cs/>
-            <w:lang w:val="ar_AE" w:bidi="ar_AE"/>
-          </w:rPr>
-          <w:rPr>
-            <w:color w:val="0000EE"/>
-            <w:u w:val="single"/>
-          </w:rPr>
-          <w:t>غلاطية 6: 9–10</w:t>
-        </w:r>
-      </w:hyperlink>
-    </w:p>
-    <w:p>
-      <w:pPr>
-        <w:pStyle w:val="ListBullet"/>
-        <w:bidi/>
-        <w:spacing w:line="240" w:lineRule="auto"/>
-        <w:ind w:left="720"/>
-      </w:pPr>
-      <w:r>
-        <w:rPr>
-          <w:rtl/>
-          <w:cs/>
-          <w:lang w:val="ar_AE" w:bidi="ar_AE"/>
-        </w:rPr>
-      </w:r>
-      <w:hyperlink r:id="rId39">
-        <w:r>
-          <w:rPr>
-            <w:rtl/>
-            <w:cs/>
-            <w:lang w:val="ar_AE" w:bidi="ar_AE"/>
-          </w:rPr>
-          <w:rPr>
-            <w:color w:val="0000EE"/>
-            <w:u w:val="single"/>
-          </w:rPr>
-          <w:t>متى 6: 25–26</w:t>
-        </w:r>
-      </w:hyperlink>
-    </w:p>
-    <w:p>
-      <w:pPr>
-        <w:pStyle w:val="ListBullet"/>
-        <w:bidi/>
-        <w:spacing w:line="240" w:lineRule="auto"/>
-        <w:ind w:left="720"/>
-      </w:pPr>
-      <w:r>
-        <w:rPr>
-          <w:rtl/>
-          <w:cs/>
-          <w:lang w:val="ar_AE" w:bidi="ar_AE"/>
-        </w:rPr>
-      </w:r>
-      <w:hyperlink r:id="rId40">
-        <w:r>
-          <w:rPr>
-            <w:rtl/>
-            <w:cs/>
-            <w:lang w:val="ar_AE" w:bidi="ar_AE"/>
-          </w:rPr>
-          <w:rPr>
-            <w:color w:val="0000EE"/>
-            <w:u w:val="single"/>
-          </w:rPr>
-          <w:t>متى 13: 30</w:t>
-        </w:r>
-      </w:hyperlink>
-    </w:p>
-    <w:p>
-      <w:pPr>
-        <w:pStyle w:val="ListBullet"/>
-        <w:bidi/>
-        <w:spacing w:line="240" w:lineRule="auto"/>
-        <w:ind w:left="720"/>
-      </w:pPr>
-      <w:r>
-        <w:rPr>
-          <w:rtl/>
-          <w:cs/>
-          <w:lang w:val="ar_AE" w:bidi="ar_AE"/>
-        </w:rPr>
-      </w:r>
-      <w:hyperlink r:id="rId41">
-        <w:r>
-          <w:rPr>
-            <w:rtl/>
-            <w:cs/>
-            <w:lang w:val="ar_AE" w:bidi="ar_AE"/>
-          </w:rPr>
-          <w:rPr>
-            <w:color w:val="0000EE"/>
-            <w:u w:val="single"/>
-          </w:rPr>
-          <w:t>متى 13: 36–39</w:t>
-        </w:r>
-      </w:hyperlink>
-    </w:p>
-    <w:p>
-      <w:pPr>
-        <w:pStyle w:val="ListBullet"/>
-        <w:bidi/>
-        <w:spacing w:line="240" w:lineRule="auto"/>
-        <w:ind w:left="720"/>
-      </w:pPr>
-      <w:r>
-        <w:rPr>
-          <w:rtl/>
-          <w:cs/>
-          <w:lang w:val="ar_AE" w:bidi="ar_AE"/>
-        </w:rPr>
-      </w:r>
-      <w:hyperlink r:id="rId42">
-        <w:r>
-          <w:rPr>
-            <w:rtl/>
-            <w:cs/>
-            <w:lang w:val="ar_AE" w:bidi="ar_AE"/>
-          </w:rPr>
-          <w:rPr>
-            <w:color w:val="0000EE"/>
-            <w:u w:val="single"/>
-          </w:rPr>
-          <w:t>متى 25: 24</w:t>
-        </w:r>
-      </w:hyperlink>
+      <w:r>
+        <w:rPr>
+          <w:rtl/>
+          <w:cs/>
+          <w:lang w:val="ar_AE" w:bidi="ar_AE"/>
+        </w:rPr>
+        <w:t>1 كورنثوس 9: 9–11</w:t>
+      </w:r>
+    </w:p>
+    <w:p>
+      <w:pPr>
+        <w:pStyle w:val="ListBullet"/>
+        <w:bidi/>
+        <w:spacing w:line="240" w:lineRule="auto"/>
+        <w:ind w:left="720"/>
+      </w:pPr>
+      <w:r>
+        <w:rPr>
+          <w:rtl/>
+          <w:cs/>
+          <w:lang w:val="ar_AE" w:bidi="ar_AE"/>
+        </w:rPr>
+      </w:r>
+      <w:r>
+        <w:rPr>
+          <w:rtl/>
+          <w:cs/>
+          <w:lang w:val="ar_AE" w:bidi="ar_AE"/>
+        </w:rPr>
+        <w:t>2 صموئيل 21: 7–9</w:t>
+      </w:r>
+    </w:p>
+    <w:p>
+      <w:pPr>
+        <w:pStyle w:val="ListBullet"/>
+        <w:bidi/>
+        <w:spacing w:line="240" w:lineRule="auto"/>
+        <w:ind w:left="720"/>
+      </w:pPr>
+      <w:r>
+        <w:rPr>
+          <w:rtl/>
+          <w:cs/>
+          <w:lang w:val="ar_AE" w:bidi="ar_AE"/>
+        </w:rPr>
+      </w:r>
+      <w:r>
+        <w:rPr>
+          <w:rtl/>
+          <w:cs/>
+          <w:lang w:val="ar_AE" w:bidi="ar_AE"/>
+        </w:rPr>
+        <w:t>غلاطية 6: 9–10</w:t>
+      </w:r>
+    </w:p>
+    <w:p>
+      <w:pPr>
+        <w:pStyle w:val="ListBullet"/>
+        <w:bidi/>
+        <w:spacing w:line="240" w:lineRule="auto"/>
+        <w:ind w:left="720"/>
+      </w:pPr>
+      <w:r>
+        <w:rPr>
+          <w:rtl/>
+          <w:cs/>
+          <w:lang w:val="ar_AE" w:bidi="ar_AE"/>
+        </w:rPr>
+      </w:r>
+      <w:r>
+        <w:rPr>
+          <w:rtl/>
+          <w:cs/>
+          <w:lang w:val="ar_AE" w:bidi="ar_AE"/>
+        </w:rPr>
+        <w:t>إشعياء 17: 11</w:t>
+      </w:r>
+    </w:p>
+    <w:p>
+      <w:pPr>
+        <w:pStyle w:val="ListBullet"/>
+        <w:bidi/>
+        <w:spacing w:line="240" w:lineRule="auto"/>
+        <w:ind w:left="720"/>
+      </w:pPr>
+      <w:r>
+        <w:rPr>
+          <w:rtl/>
+          <w:cs/>
+          <w:lang w:val="ar_AE" w:bidi="ar_AE"/>
+        </w:rPr>
+      </w:r>
+      <w:r>
+        <w:rPr>
+          <w:rtl/>
+          <w:cs/>
+          <w:lang w:val="ar_AE" w:bidi="ar_AE"/>
+        </w:rPr>
+        <w:t>يعقوب 5: 7–8</w:t>
+      </w:r>
+    </w:p>
+    <w:p>
+      <w:pPr>
+        <w:pStyle w:val="ListBullet"/>
+        <w:bidi/>
+        <w:spacing w:line="240" w:lineRule="auto"/>
+        <w:ind w:left="720"/>
+      </w:pPr>
+      <w:r>
+        <w:rPr>
+          <w:rtl/>
+          <w:cs/>
+          <w:lang w:val="ar_AE" w:bidi="ar_AE"/>
+        </w:rPr>
+      </w:r>
+      <w:r>
+        <w:rPr>
+          <w:rtl/>
+          <w:cs/>
+          <w:lang w:val="ar_AE" w:bidi="ar_AE"/>
+        </w:rPr>
+        <w:t>لاويين 19: 9</w:t>
+      </w:r>
+    </w:p>
+    <w:p>
+      <w:pPr>
+        <w:pStyle w:val="ListBullet"/>
+        <w:bidi/>
+        <w:spacing w:line="240" w:lineRule="auto"/>
+        <w:ind w:left="720"/>
+      </w:pPr>
+      <w:r>
+        <w:rPr>
+          <w:rtl/>
+          <w:cs/>
+          <w:lang w:val="ar_AE" w:bidi="ar_AE"/>
+        </w:rPr>
+      </w:r>
+      <w:r>
+        <w:rPr>
+          <w:rtl/>
+          <w:cs/>
+          <w:lang w:val="ar_AE" w:bidi="ar_AE"/>
+        </w:rPr>
+        <w:t>متى 9: 38</w:t>
+      </w:r>
+    </w:p>
+    <w:p>
+      <w:pPr>
+        <w:pStyle w:val="ListBullet"/>
+        <w:bidi/>
+        <w:spacing w:line="240" w:lineRule="auto"/>
+        <w:ind w:left="720"/>
+      </w:pPr>
+      <w:r>
+        <w:rPr>
+          <w:rtl/>
+          <w:cs/>
+          <w:lang w:val="ar_AE" w:bidi="ar_AE"/>
+        </w:rPr>
+      </w:r>
+      <w:r>
+        <w:rPr>
+          <w:rtl/>
+          <w:cs/>
+          <w:lang w:val="ar_AE" w:bidi="ar_AE"/>
+        </w:rPr>
+        <w:t>راعوث 1: 22</w:t>
+      </w:r>
+    </w:p>
+    <w:p>
+      <w:pPr>
+        <w:pStyle w:val="ListBullet"/>
+        <w:bidi/>
+        <w:spacing w:line="240" w:lineRule="auto"/>
+        <w:ind w:left="720"/>
+      </w:pPr>
+      <w:r>
+        <w:rPr>
+          <w:rtl/>
+          <w:cs/>
+          <w:lang w:val="ar_AE" w:bidi="ar_AE"/>
+        </w:rPr>
+      </w:r>
+      <w:r>
+        <w:rPr>
+          <w:rtl/>
+          <w:cs/>
+          <w:lang w:val="ar_AE" w:bidi="ar_AE"/>
+        </w:rPr>
+        <w:t>غلاطية 6: 9–10</w:t>
+      </w:r>
+    </w:p>
+    <w:p>
+      <w:pPr>
+        <w:pStyle w:val="ListBullet"/>
+        <w:bidi/>
+        <w:spacing w:line="240" w:lineRule="auto"/>
+        <w:ind w:left="720"/>
+      </w:pPr>
+      <w:r>
+        <w:rPr>
+          <w:rtl/>
+          <w:cs/>
+          <w:lang w:val="ar_AE" w:bidi="ar_AE"/>
+        </w:rPr>
+      </w:r>
+      <w:r>
+        <w:rPr>
+          <w:rtl/>
+          <w:cs/>
+          <w:lang w:val="ar_AE" w:bidi="ar_AE"/>
+        </w:rPr>
+        <w:t>متى 6: 25–26</w:t>
+      </w:r>
+    </w:p>
+    <w:p>
+      <w:pPr>
+        <w:pStyle w:val="ListBullet"/>
+        <w:bidi/>
+        <w:spacing w:line="240" w:lineRule="auto"/>
+        <w:ind w:left="720"/>
+      </w:pPr>
+      <w:r>
+        <w:rPr>
+          <w:rtl/>
+          <w:cs/>
+          <w:lang w:val="ar_AE" w:bidi="ar_AE"/>
+        </w:rPr>
+      </w:r>
+      <w:r>
+        <w:rPr>
+          <w:rtl/>
+          <w:cs/>
+          <w:lang w:val="ar_AE" w:bidi="ar_AE"/>
+        </w:rPr>
+        <w:t>متى 13: 30</w:t>
+      </w:r>
+    </w:p>
+    <w:p>
+      <w:pPr>
+        <w:pStyle w:val="ListBullet"/>
+        <w:bidi/>
+        <w:spacing w:line="240" w:lineRule="auto"/>
+        <w:ind w:left="720"/>
+      </w:pPr>
+      <w:r>
+        <w:rPr>
+          <w:rtl/>
+          <w:cs/>
+          <w:lang w:val="ar_AE" w:bidi="ar_AE"/>
+        </w:rPr>
+      </w:r>
+      <w:r>
+        <w:rPr>
+          <w:rtl/>
+          <w:cs/>
+          <w:lang w:val="ar_AE" w:bidi="ar_AE"/>
+        </w:rPr>
+        <w:t>متى 13: 36–39</w:t>
+      </w:r>
+    </w:p>
+    <w:p>
+      <w:pPr>
+        <w:pStyle w:val="ListBullet"/>
+        <w:bidi/>
+        <w:spacing w:line="240" w:lineRule="auto"/>
+        <w:ind w:left="720"/>
+      </w:pPr>
+      <w:r>
+        <w:rPr>
+          <w:rtl/>
+          <w:cs/>
+          <w:lang w:val="ar_AE" w:bidi="ar_AE"/>
+        </w:rPr>
+      </w:r>
+      <w:r>
+        <w:rPr>
+          <w:rtl/>
+          <w:cs/>
+          <w:lang w:val="ar_AE" w:bidi="ar_AE"/>
+        </w:rPr>
+        <w:t>متى 25: 24</w:t>
+      </w:r>
     </w:p>
     <w:p>
       <w:pPr>
@@ -2698,136 +2512,106 @@
           <w:lang w:val="ar_AE" w:bidi="ar_AE"/>
         </w:rPr>
       </w:r>
-      <w:hyperlink r:id="rId43">
-        <w:r>
-          <w:rPr>
-            <w:rtl/>
-            <w:cs/>
-            <w:lang w:val="ar_AE" w:bidi="ar_AE"/>
-          </w:rPr>
-          <w:rPr>
-            <w:color w:val="0000EE"/>
-            <w:u w:val="single"/>
-          </w:rPr>
-          <w:t>تكوين 5: 32</w:t>
-        </w:r>
-      </w:hyperlink>
-    </w:p>
-    <w:p>
-      <w:pPr>
-        <w:pStyle w:val="ListBullet"/>
-        <w:bidi/>
-        <w:spacing w:line="240" w:lineRule="auto"/>
-        <w:ind w:left="720"/>
-      </w:pPr>
-      <w:r>
-        <w:rPr>
-          <w:rtl/>
-          <w:cs/>
-          <w:lang w:val="ar_AE" w:bidi="ar_AE"/>
-        </w:rPr>
-      </w:r>
-      <w:hyperlink r:id="rId44">
-        <w:r>
-          <w:rPr>
-            <w:rtl/>
-            <w:cs/>
-            <w:lang w:val="ar_AE" w:bidi="ar_AE"/>
-          </w:rPr>
-          <w:rPr>
-            <w:color w:val="0000EE"/>
-            <w:u w:val="single"/>
-          </w:rPr>
-          <w:t>تكوين 6: 10</w:t>
-        </w:r>
-      </w:hyperlink>
-    </w:p>
-    <w:p>
-      <w:pPr>
-        <w:pStyle w:val="ListBullet"/>
-        <w:bidi/>
-        <w:spacing w:line="240" w:lineRule="auto"/>
-        <w:ind w:left="720"/>
-      </w:pPr>
-      <w:r>
-        <w:rPr>
-          <w:rtl/>
-          <w:cs/>
-          <w:lang w:val="ar_AE" w:bidi="ar_AE"/>
-        </w:rPr>
-      </w:r>
-      <w:hyperlink r:id="rId45">
-        <w:r>
-          <w:rPr>
-            <w:rtl/>
-            <w:cs/>
-            <w:lang w:val="ar_AE" w:bidi="ar_AE"/>
-          </w:rPr>
-          <w:rPr>
-            <w:color w:val="0000EE"/>
-            <w:u w:val="single"/>
-          </w:rPr>
-          <w:t>تكوين 7: 13–14</w:t>
-        </w:r>
-      </w:hyperlink>
-    </w:p>
-    <w:p>
-      <w:pPr>
-        <w:pStyle w:val="ListBullet"/>
-        <w:bidi/>
-        <w:spacing w:line="240" w:lineRule="auto"/>
-        <w:ind w:left="720"/>
-      </w:pPr>
-      <w:r>
-        <w:rPr>
-          <w:rtl/>
-          <w:cs/>
-          <w:lang w:val="ar_AE" w:bidi="ar_AE"/>
-        </w:rPr>
-      </w:r>
-      <w:hyperlink r:id="rId46">
-        <w:r>
-          <w:rPr>
-            <w:rtl/>
-            <w:cs/>
-            <w:lang w:val="ar_AE" w:bidi="ar_AE"/>
-          </w:rPr>
-          <w:rPr>
-            <w:color w:val="0000EE"/>
-            <w:u w:val="single"/>
-          </w:rPr>
-          <w:t>تكوين 10: 1</w:t>
-        </w:r>
-      </w:hyperlink>
-    </w:p>
-    <w:p>
-      <w:pPr>
-        <w:pStyle w:val="ListBullet"/>
-        <w:bidi/>
-        <w:spacing w:line="240" w:lineRule="auto"/>
-        <w:ind w:left="720"/>
-      </w:pPr>
-      <w:r>
-        <w:rPr>
-          <w:rtl/>
-          <w:cs/>
-          <w:lang w:val="ar_AE" w:bidi="ar_AE"/>
-        </w:rPr>
-      </w:r>
-      <w:hyperlink r:id="rId47">
-        <w:r>
-          <w:rPr>
-            <w:rtl/>
-            <w:cs/>
-            <w:lang w:val="ar_AE" w:bidi="ar_AE"/>
-          </w:rPr>
-          <w:rPr>
-            <w:color w:val="0000EE"/>
-            <w:u w:val="single"/>
-          </w:rPr>
-          <w:t>تكوين 10: 20</w:t>
-        </w:r>
-      </w:hyperlink>
+      <w:r>
+        <w:rPr>
+          <w:rtl/>
+          <w:cs/>
+          <w:lang w:val="ar_AE" w:bidi="ar_AE"/>
+        </w:rPr>
+        <w:t>تكوين 5: 32</w:t>
+      </w:r>
+    </w:p>
+    <w:p>
+      <w:pPr>
+        <w:pStyle w:val="ListBullet"/>
+        <w:bidi/>
+        <w:spacing w:line="240" w:lineRule="auto"/>
+        <w:ind w:left="720"/>
+      </w:pPr>
+      <w:r>
+        <w:rPr>
+          <w:rtl/>
+          <w:cs/>
+          <w:lang w:val="ar_AE" w:bidi="ar_AE"/>
+        </w:rPr>
+      </w:r>
+      <w:r>
+        <w:rPr>
+          <w:rtl/>
+          <w:cs/>
+          <w:lang w:val="ar_AE" w:bidi="ar_AE"/>
+        </w:rPr>
+        <w:t>تكوين 6: 10</w:t>
+      </w:r>
+    </w:p>
+    <w:p>
+      <w:pPr>
+        <w:pStyle w:val="ListBullet"/>
+        <w:bidi/>
+        <w:spacing w:line="240" w:lineRule="auto"/>
+        <w:ind w:left="720"/>
+      </w:pPr>
+      <w:r>
+        <w:rPr>
+          <w:rtl/>
+          <w:cs/>
+          <w:lang w:val="ar_AE" w:bidi="ar_AE"/>
+        </w:rPr>
+      </w:r>
+      <w:r>
+        <w:rPr>
+          <w:rtl/>
+          <w:cs/>
+          <w:lang w:val="ar_AE" w:bidi="ar_AE"/>
+        </w:rPr>
+        <w:t>تكوين 7: 13–14</w:t>
+      </w:r>
+    </w:p>
+    <w:p>
+      <w:pPr>
+        <w:pStyle w:val="ListBullet"/>
+        <w:bidi/>
+        <w:spacing w:line="240" w:lineRule="auto"/>
+        <w:ind w:left="720"/>
+      </w:pPr>
+      <w:r>
+        <w:rPr>
+          <w:rtl/>
+          <w:cs/>
+          <w:lang w:val="ar_AE" w:bidi="ar_AE"/>
+        </w:rPr>
+      </w:r>
+      <w:r>
+        <w:rPr>
+          <w:rtl/>
+          <w:cs/>
+          <w:lang w:val="ar_AE" w:bidi="ar_AE"/>
+        </w:rPr>
+        <w:t>تكوين 10: 1</w:t>
+      </w:r>
+    </w:p>
+    <w:p>
+      <w:pPr>
+        <w:pStyle w:val="ListBullet"/>
+        <w:bidi/>
+        <w:spacing w:line="240" w:lineRule="auto"/>
+        <w:ind w:left="720"/>
+      </w:pPr>
+      <w:r>
+        <w:rPr>
+          <w:rtl/>
+          <w:cs/>
+          <w:lang w:val="ar_AE" w:bidi="ar_AE"/>
+        </w:rPr>
+      </w:r>
+      <w:r>
+        <w:rPr>
+          <w:rtl/>
+          <w:cs/>
+          <w:lang w:val="ar_AE" w:bidi="ar_AE"/>
+        </w:rPr>
+        <w:t>تكوين 10: 20</w:t>
+      </w:r>
     </w:p>
     <w:p>
       <w:pPr>
@@ -3263,194 +3047,152 @@
           <w:lang w:val="ar_AE" w:bidi="ar_AE"/>
         </w:rPr>
       </w:r>
-      <w:hyperlink r:id="rId48">
-        <w:r>
-          <w:rPr>
-            <w:rtl/>
-            <w:cs/>
-            <w:lang w:val="ar_AE" w:bidi="ar_AE"/>
-          </w:rPr>
-          <w:rPr>
-            <w:color w:val="0000EE"/>
-            <w:u w:val="single"/>
-          </w:rPr>
-          <w:t>صموئيل الثاني 2:10–11</w:t>
-        </w:r>
-      </w:hyperlink>
-    </w:p>
-    <w:p>
-      <w:pPr>
-        <w:pStyle w:val="ListBullet"/>
-        <w:bidi/>
-        <w:spacing w:line="240" w:lineRule="auto"/>
-        <w:ind w:left="720"/>
-      </w:pPr>
-      <w:r>
-        <w:rPr>
-          <w:rtl/>
-          <w:cs/>
-          <w:lang w:val="ar_AE" w:bidi="ar_AE"/>
-        </w:rPr>
-      </w:r>
-      <w:hyperlink r:id="rId49">
-        <w:r>
-          <w:rPr>
-            <w:rtl/>
-            <w:cs/>
-            <w:lang w:val="ar_AE" w:bidi="ar_AE"/>
-          </w:rPr>
-          <w:rPr>
-            <w:color w:val="0000EE"/>
-            <w:u w:val="single"/>
-          </w:rPr>
-          <w:t>تكوين 13:18</w:t>
-        </w:r>
-      </w:hyperlink>
-    </w:p>
-    <w:p>
-      <w:pPr>
-        <w:pStyle w:val="ListBullet"/>
-        <w:bidi/>
-        <w:spacing w:line="240" w:lineRule="auto"/>
-        <w:ind w:left="720"/>
-      </w:pPr>
-      <w:r>
-        <w:rPr>
-          <w:rtl/>
-          <w:cs/>
-          <w:lang w:val="ar_AE" w:bidi="ar_AE"/>
-        </w:rPr>
-      </w:r>
-      <w:hyperlink r:id="rId50">
-        <w:r>
-          <w:rPr>
-            <w:rtl/>
-            <w:cs/>
-            <w:lang w:val="ar_AE" w:bidi="ar_AE"/>
-          </w:rPr>
-          <w:rPr>
-            <w:color w:val="0000EE"/>
-            <w:u w:val="single"/>
-          </w:rPr>
-          <w:t>تكوين 23:1–2</w:t>
-        </w:r>
-      </w:hyperlink>
-    </w:p>
-    <w:p>
-      <w:pPr>
-        <w:pStyle w:val="ListBullet"/>
-        <w:bidi/>
-        <w:spacing w:line="240" w:lineRule="auto"/>
-        <w:ind w:left="720"/>
-      </w:pPr>
-      <w:r>
-        <w:rPr>
-          <w:rtl/>
-          <w:cs/>
-          <w:lang w:val="ar_AE" w:bidi="ar_AE"/>
-        </w:rPr>
-      </w:r>
-      <w:hyperlink r:id="rId51">
-        <w:r>
-          <w:rPr>
-            <w:rtl/>
-            <w:cs/>
-            <w:lang w:val="ar_AE" w:bidi="ar_AE"/>
-          </w:rPr>
-          <w:rPr>
-            <w:color w:val="0000EE"/>
-            <w:u w:val="single"/>
-          </w:rPr>
-          <w:t>تكوين 35:27</w:t>
-        </w:r>
-      </w:hyperlink>
-    </w:p>
-    <w:p>
-      <w:pPr>
-        <w:pStyle w:val="ListBullet"/>
-        <w:bidi/>
-        <w:spacing w:line="240" w:lineRule="auto"/>
-        <w:ind w:left="720"/>
-      </w:pPr>
-      <w:r>
-        <w:rPr>
-          <w:rtl/>
-          <w:cs/>
-          <w:lang w:val="ar_AE" w:bidi="ar_AE"/>
-        </w:rPr>
-      </w:r>
-      <w:hyperlink r:id="rId52">
-        <w:r>
-          <w:rPr>
-            <w:rtl/>
-            <w:cs/>
-            <w:lang w:val="ar_AE" w:bidi="ar_AE"/>
-          </w:rPr>
-          <w:rPr>
-            <w:color w:val="0000EE"/>
-            <w:u w:val="single"/>
-          </w:rPr>
-          <w:t>تكوين 37:12–14</w:t>
-        </w:r>
-      </w:hyperlink>
-    </w:p>
-    <w:p>
-      <w:pPr>
-        <w:pStyle w:val="ListBullet"/>
-        <w:bidi/>
-        <w:spacing w:line="240" w:lineRule="auto"/>
-        <w:ind w:left="720"/>
-      </w:pPr>
-      <w:r>
-        <w:rPr>
-          <w:rtl/>
-          <w:cs/>
-          <w:lang w:val="ar_AE" w:bidi="ar_AE"/>
-        </w:rPr>
-      </w:r>
-      <w:hyperlink r:id="rId53">
-        <w:r>
-          <w:rPr>
-            <w:rtl/>
-            <w:cs/>
-            <w:lang w:val="ar_AE" w:bidi="ar_AE"/>
-          </w:rPr>
-          <w:rPr>
-            <w:color w:val="0000EE"/>
-            <w:u w:val="single"/>
-          </w:rPr>
-          <w:t>قضاة 1:10</w:t>
-        </w:r>
-      </w:hyperlink>
-    </w:p>
-    <w:p>
-      <w:pPr>
-        <w:pStyle w:val="ListBullet"/>
-        <w:bidi/>
-        <w:spacing w:line="240" w:lineRule="auto"/>
-        <w:ind w:left="720"/>
-      </w:pPr>
-      <w:r>
-        <w:rPr>
-          <w:rtl/>
-          <w:cs/>
-          <w:lang w:val="ar_AE" w:bidi="ar_AE"/>
-        </w:rPr>
-      </w:r>
-      <w:hyperlink r:id="rId54">
-        <w:r>
-          <w:rPr>
-            <w:rtl/>
-            <w:cs/>
-            <w:lang w:val="ar_AE" w:bidi="ar_AE"/>
-          </w:rPr>
-          <w:rPr>
-            <w:color w:val="0000EE"/>
-            <w:u w:val="single"/>
-          </w:rPr>
-          <w:t>العدد 13:22</w:t>
-        </w:r>
-      </w:hyperlink>
+      <w:r>
+        <w:rPr>
+          <w:rtl/>
+          <w:cs/>
+          <w:lang w:val="ar_AE" w:bidi="ar_AE"/>
+        </w:rPr>
+        <w:t>صموئيل الثاني 2:10–11</w:t>
+      </w:r>
+    </w:p>
+    <w:p>
+      <w:pPr>
+        <w:pStyle w:val="ListBullet"/>
+        <w:bidi/>
+        <w:spacing w:line="240" w:lineRule="auto"/>
+        <w:ind w:left="720"/>
+      </w:pPr>
+      <w:r>
+        <w:rPr>
+          <w:rtl/>
+          <w:cs/>
+          <w:lang w:val="ar_AE" w:bidi="ar_AE"/>
+        </w:rPr>
+      </w:r>
+      <w:r>
+        <w:rPr>
+          <w:rtl/>
+          <w:cs/>
+          <w:lang w:val="ar_AE" w:bidi="ar_AE"/>
+        </w:rPr>
+        <w:t>تكوين 13:18</w:t>
+      </w:r>
+    </w:p>
+    <w:p>
+      <w:pPr>
+        <w:pStyle w:val="ListBullet"/>
+        <w:bidi/>
+        <w:spacing w:line="240" w:lineRule="auto"/>
+        <w:ind w:left="720"/>
+      </w:pPr>
+      <w:r>
+        <w:rPr>
+          <w:rtl/>
+          <w:cs/>
+          <w:lang w:val="ar_AE" w:bidi="ar_AE"/>
+        </w:rPr>
+      </w:r>
+      <w:r>
+        <w:rPr>
+          <w:rtl/>
+          <w:cs/>
+          <w:lang w:val="ar_AE" w:bidi="ar_AE"/>
+        </w:rPr>
+        <w:t>تكوين 23:1–2</w:t>
+      </w:r>
+    </w:p>
+    <w:p>
+      <w:pPr>
+        <w:pStyle w:val="ListBullet"/>
+        <w:bidi/>
+        <w:spacing w:line="240" w:lineRule="auto"/>
+        <w:ind w:left="720"/>
+      </w:pPr>
+      <w:r>
+        <w:rPr>
+          <w:rtl/>
+          <w:cs/>
+          <w:lang w:val="ar_AE" w:bidi="ar_AE"/>
+        </w:rPr>
+      </w:r>
+      <w:r>
+        <w:rPr>
+          <w:rtl/>
+          <w:cs/>
+          <w:lang w:val="ar_AE" w:bidi="ar_AE"/>
+        </w:rPr>
+        <w:t>تكوين 35:27</w:t>
+      </w:r>
+    </w:p>
+    <w:p>
+      <w:pPr>
+        <w:pStyle w:val="ListBullet"/>
+        <w:bidi/>
+        <w:spacing w:line="240" w:lineRule="auto"/>
+        <w:ind w:left="720"/>
+      </w:pPr>
+      <w:r>
+        <w:rPr>
+          <w:rtl/>
+          <w:cs/>
+          <w:lang w:val="ar_AE" w:bidi="ar_AE"/>
+        </w:rPr>
+      </w:r>
+      <w:r>
+        <w:rPr>
+          <w:rtl/>
+          <w:cs/>
+          <w:lang w:val="ar_AE" w:bidi="ar_AE"/>
+        </w:rPr>
+        <w:t>تكوين 37:12–14</w:t>
+      </w:r>
+    </w:p>
+    <w:p>
+      <w:pPr>
+        <w:pStyle w:val="ListBullet"/>
+        <w:bidi/>
+        <w:spacing w:line="240" w:lineRule="auto"/>
+        <w:ind w:left="720"/>
+      </w:pPr>
+      <w:r>
+        <w:rPr>
+          <w:rtl/>
+          <w:cs/>
+          <w:lang w:val="ar_AE" w:bidi="ar_AE"/>
+        </w:rPr>
+      </w:r>
+      <w:r>
+        <w:rPr>
+          <w:rtl/>
+          <w:cs/>
+          <w:lang w:val="ar_AE" w:bidi="ar_AE"/>
+        </w:rPr>
+        <w:t>قضاة 1:10</w:t>
+      </w:r>
+    </w:p>
+    <w:p>
+      <w:pPr>
+        <w:pStyle w:val="ListBullet"/>
+        <w:bidi/>
+        <w:spacing w:line="240" w:lineRule="auto"/>
+        <w:ind w:left="720"/>
+      </w:pPr>
+      <w:r>
+        <w:rPr>
+          <w:rtl/>
+          <w:cs/>
+          <w:lang w:val="ar_AE" w:bidi="ar_AE"/>
+        </w:rPr>
+      </w:r>
+      <w:r>
+        <w:rPr>
+          <w:rtl/>
+          <w:cs/>
+          <w:lang w:val="ar_AE" w:bidi="ar_AE"/>
+        </w:rPr>
+        <w:t>العدد 13:22</w:t>
+      </w:r>
     </w:p>
     <w:p>
       <w:pPr>
@@ -3834,20 +3576,14 @@
           <w:lang w:val="ar_AE" w:bidi="ar_AE"/>
         </w:rPr>
       </w:r>
-      <w:hyperlink r:id="rId55">
-        <w:r>
-          <w:rPr>
-            <w:rtl/>
-            <w:cs/>
-            <w:lang w:val="ar_AE" w:bidi="ar_AE"/>
-          </w:rPr>
-          <w:rPr>
-            <w:color w:val="0000EE"/>
-            <w:u w:val="single"/>
-          </w:rPr>
-          <w:t>حبقوق 1: 2</w:t>
-        </w:r>
-      </w:hyperlink>
+      <w:r>
+        <w:rPr>
+          <w:rtl/>
+          <w:cs/>
+          <w:lang w:val="ar_AE" w:bidi="ar_AE"/>
+        </w:rPr>
+        <w:t>حبقوق 1: 2</w:t>
+      </w:r>
     </w:p>
     <w:p>
       <w:pPr>
@@ -4116,194 +3852,152 @@
           <w:lang w:val="ar_AE" w:bidi="ar_AE"/>
         </w:rPr>
       </w:r>
-      <w:hyperlink r:id="rId56">
-        <w:r>
-          <w:rPr>
-            <w:rtl/>
-            <w:cs/>
-            <w:lang w:val="ar_AE" w:bidi="ar_AE"/>
-          </w:rPr>
-          <w:rPr>
-            <w:color w:val="0000EE"/>
-            <w:u w:val="single"/>
-          </w:rPr>
-          <w:t>تكوين42 :3</w:t>
-        </w:r>
-      </w:hyperlink>
-    </w:p>
-    <w:p>
-      <w:pPr>
-        <w:pStyle w:val="ListBullet"/>
-        <w:bidi/>
-        <w:spacing w:line="240" w:lineRule="auto"/>
-        <w:ind w:left="720"/>
-      </w:pPr>
-      <w:r>
-        <w:rPr>
-          <w:rtl/>
-          <w:cs/>
-          <w:lang w:val="ar_AE" w:bidi="ar_AE"/>
-        </w:rPr>
-      </w:r>
-      <w:hyperlink r:id="rId57">
-        <w:r>
-          <w:rPr>
-            <w:rtl/>
-            <w:cs/>
-            <w:lang w:val="ar_AE" w:bidi="ar_AE"/>
-          </w:rPr>
-          <w:rPr>
-            <w:color w:val="0000EE"/>
-            <w:u w:val="single"/>
-          </w:rPr>
-          <w:t>تكوين42 :26–28</w:t>
-        </w:r>
-      </w:hyperlink>
-    </w:p>
-    <w:p>
-      <w:pPr>
-        <w:pStyle w:val="ListBullet"/>
-        <w:bidi/>
-        <w:spacing w:line="240" w:lineRule="auto"/>
-        <w:ind w:left="720"/>
-      </w:pPr>
-      <w:r>
-        <w:rPr>
-          <w:rtl/>
-          <w:cs/>
-          <w:lang w:val="ar_AE" w:bidi="ar_AE"/>
-        </w:rPr>
-      </w:r>
-      <w:hyperlink r:id="rId58">
-        <w:r>
-          <w:rPr>
-            <w:rtl/>
-            <w:cs/>
-            <w:lang w:val="ar_AE" w:bidi="ar_AE"/>
-          </w:rPr>
-          <w:rPr>
-            <w:color w:val="0000EE"/>
-            <w:u w:val="single"/>
-          </w:rPr>
-          <w:t>تكوين43 :1–2</w:t>
-        </w:r>
-      </w:hyperlink>
-    </w:p>
-    <w:p>
-      <w:pPr>
-        <w:pStyle w:val="ListBullet"/>
-        <w:bidi/>
-        <w:spacing w:line="240" w:lineRule="auto"/>
-        <w:ind w:left="720"/>
-      </w:pPr>
-      <w:r>
-        <w:rPr>
-          <w:rtl/>
-          <w:cs/>
-          <w:lang w:val="ar_AE" w:bidi="ar_AE"/>
-        </w:rPr>
-      </w:r>
-      <w:hyperlink r:id="rId59">
-        <w:r>
-          <w:rPr>
-            <w:rtl/>
-            <w:cs/>
-            <w:lang w:val="ar_AE" w:bidi="ar_AE"/>
-          </w:rPr>
-          <w:rPr>
-            <w:color w:val="0000EE"/>
-            <w:u w:val="single"/>
-          </w:rPr>
-          <w:t>لوقا6 :2</w:t>
-        </w:r>
-      </w:hyperlink>
-    </w:p>
-    <w:p>
-      <w:pPr>
-        <w:pStyle w:val="ListBullet"/>
-        <w:bidi/>
-        <w:spacing w:line="240" w:lineRule="auto"/>
-        <w:ind w:left="720"/>
-      </w:pPr>
-      <w:r>
-        <w:rPr>
-          <w:rtl/>
-          <w:cs/>
-          <w:lang w:val="ar_AE" w:bidi="ar_AE"/>
-        </w:rPr>
-      </w:r>
-      <w:hyperlink r:id="rId60">
-        <w:r>
-          <w:rPr>
-            <w:rtl/>
-            <w:cs/>
-            <w:lang w:val="ar_AE" w:bidi="ar_AE"/>
-          </w:rPr>
-          <w:rPr>
-            <w:color w:val="0000EE"/>
-            <w:u w:val="single"/>
-          </w:rPr>
-          <w:t>مرقس2 :24</w:t>
-        </w:r>
-      </w:hyperlink>
-    </w:p>
-    <w:p>
-      <w:pPr>
-        <w:pStyle w:val="ListBullet"/>
-        <w:bidi/>
-        <w:spacing w:line="240" w:lineRule="auto"/>
-        <w:ind w:left="720"/>
-      </w:pPr>
-      <w:r>
-        <w:rPr>
-          <w:rtl/>
-          <w:cs/>
-          <w:lang w:val="ar_AE" w:bidi="ar_AE"/>
-        </w:rPr>
-      </w:r>
-      <w:hyperlink r:id="rId61">
-        <w:r>
-          <w:rPr>
-            <w:rtl/>
-            <w:cs/>
-            <w:lang w:val="ar_AE" w:bidi="ar_AE"/>
-          </w:rPr>
-          <w:rPr>
-            <w:color w:val="0000EE"/>
-            <w:u w:val="single"/>
-          </w:rPr>
-          <w:t>متى13 :7–9</w:t>
-        </w:r>
-      </w:hyperlink>
-    </w:p>
-    <w:p>
-      <w:pPr>
-        <w:pStyle w:val="ListBullet"/>
-        <w:bidi/>
-        <w:spacing w:line="240" w:lineRule="auto"/>
-        <w:ind w:left="720"/>
-      </w:pPr>
-      <w:r>
-        <w:rPr>
-          <w:rtl/>
-          <w:cs/>
-          <w:lang w:val="ar_AE" w:bidi="ar_AE"/>
-        </w:rPr>
-      </w:r>
-      <w:hyperlink r:id="rId38">
-        <w:r>
-          <w:rPr>
-            <w:rtl/>
-            <w:cs/>
-            <w:lang w:val="ar_AE" w:bidi="ar_AE"/>
-          </w:rPr>
-          <w:rPr>
-            <w:color w:val="0000EE"/>
-            <w:u w:val="single"/>
-          </w:rPr>
-          <w:t>راعوث1 :22</w:t>
-        </w:r>
-      </w:hyperlink>
+      <w:r>
+        <w:rPr>
+          <w:rtl/>
+          <w:cs/>
+          <w:lang w:val="ar_AE" w:bidi="ar_AE"/>
+        </w:rPr>
+        <w:t>تكوين42 :3</w:t>
+      </w:r>
+    </w:p>
+    <w:p>
+      <w:pPr>
+        <w:pStyle w:val="ListBullet"/>
+        <w:bidi/>
+        <w:spacing w:line="240" w:lineRule="auto"/>
+        <w:ind w:left="720"/>
+      </w:pPr>
+      <w:r>
+        <w:rPr>
+          <w:rtl/>
+          <w:cs/>
+          <w:lang w:val="ar_AE" w:bidi="ar_AE"/>
+        </w:rPr>
+      </w:r>
+      <w:r>
+        <w:rPr>
+          <w:rtl/>
+          <w:cs/>
+          <w:lang w:val="ar_AE" w:bidi="ar_AE"/>
+        </w:rPr>
+        <w:t>تكوين42 :26–28</w:t>
+      </w:r>
+    </w:p>
+    <w:p>
+      <w:pPr>
+        <w:pStyle w:val="ListBullet"/>
+        <w:bidi/>
+        <w:spacing w:line="240" w:lineRule="auto"/>
+        <w:ind w:left="720"/>
+      </w:pPr>
+      <w:r>
+        <w:rPr>
+          <w:rtl/>
+          <w:cs/>
+          <w:lang w:val="ar_AE" w:bidi="ar_AE"/>
+        </w:rPr>
+      </w:r>
+      <w:r>
+        <w:rPr>
+          <w:rtl/>
+          <w:cs/>
+          <w:lang w:val="ar_AE" w:bidi="ar_AE"/>
+        </w:rPr>
+        <w:t>تكوين43 :1–2</w:t>
+      </w:r>
+    </w:p>
+    <w:p>
+      <w:pPr>
+        <w:pStyle w:val="ListBullet"/>
+        <w:bidi/>
+        <w:spacing w:line="240" w:lineRule="auto"/>
+        <w:ind w:left="720"/>
+      </w:pPr>
+      <w:r>
+        <w:rPr>
+          <w:rtl/>
+          <w:cs/>
+          <w:lang w:val="ar_AE" w:bidi="ar_AE"/>
+        </w:rPr>
+      </w:r>
+      <w:r>
+        <w:rPr>
+          <w:rtl/>
+          <w:cs/>
+          <w:lang w:val="ar_AE" w:bidi="ar_AE"/>
+        </w:rPr>
+        <w:t>لوقا6 :2</w:t>
+      </w:r>
+    </w:p>
+    <w:p>
+      <w:pPr>
+        <w:pStyle w:val="ListBullet"/>
+        <w:bidi/>
+        <w:spacing w:line="240" w:lineRule="auto"/>
+        <w:ind w:left="720"/>
+      </w:pPr>
+      <w:r>
+        <w:rPr>
+          <w:rtl/>
+          <w:cs/>
+          <w:lang w:val="ar_AE" w:bidi="ar_AE"/>
+        </w:rPr>
+      </w:r>
+      <w:r>
+        <w:rPr>
+          <w:rtl/>
+          <w:cs/>
+          <w:lang w:val="ar_AE" w:bidi="ar_AE"/>
+        </w:rPr>
+        <w:t>مرقس2 :24</w:t>
+      </w:r>
+    </w:p>
+    <w:p>
+      <w:pPr>
+        <w:pStyle w:val="ListBullet"/>
+        <w:bidi/>
+        <w:spacing w:line="240" w:lineRule="auto"/>
+        <w:ind w:left="720"/>
+      </w:pPr>
+      <w:r>
+        <w:rPr>
+          <w:rtl/>
+          <w:cs/>
+          <w:lang w:val="ar_AE" w:bidi="ar_AE"/>
+        </w:rPr>
+      </w:r>
+      <w:r>
+        <w:rPr>
+          <w:rtl/>
+          <w:cs/>
+          <w:lang w:val="ar_AE" w:bidi="ar_AE"/>
+        </w:rPr>
+        <w:t>متى13 :7–9</w:t>
+      </w:r>
+    </w:p>
+    <w:p>
+      <w:pPr>
+        <w:pStyle w:val="ListBullet"/>
+        <w:bidi/>
+        <w:spacing w:line="240" w:lineRule="auto"/>
+        <w:ind w:left="720"/>
+      </w:pPr>
+      <w:r>
+        <w:rPr>
+          <w:rtl/>
+          <w:cs/>
+          <w:lang w:val="ar_AE" w:bidi="ar_AE"/>
+        </w:rPr>
+      </w:r>
+      <w:r>
+        <w:rPr>
+          <w:rtl/>
+          <w:cs/>
+          <w:lang w:val="ar_AE" w:bidi="ar_AE"/>
+        </w:rPr>
+        <w:t>راعوث1 :22</w:t>
+      </w:r>
     </w:p>
     <w:p>
       <w:pPr>
@@ -4653,223 +4347,175 @@
           <w:lang w:val="ar_AE" w:bidi="ar_AE"/>
         </w:rPr>
       </w:r>
-      <w:hyperlink r:id="rId62">
-        <w:r>
-          <w:rPr>
-            <w:rtl/>
-            <w:cs/>
-            <w:lang w:val="ar_AE" w:bidi="ar_AE"/>
-          </w:rPr>
-          <w:rPr>
-            <w:color w:val="0000EE"/>
-            <w:u w:val="single"/>
-          </w:rPr>
-          <w:t>كورنثوس الأولى4 :14</w:t>
-        </w:r>
-      </w:hyperlink>
-    </w:p>
-    <w:p>
-      <w:pPr>
-        <w:pStyle w:val="ListBullet"/>
-        <w:bidi/>
-        <w:spacing w:line="240" w:lineRule="auto"/>
-        <w:ind w:left="720"/>
-      </w:pPr>
-      <w:r>
-        <w:rPr>
-          <w:rtl/>
-          <w:cs/>
-          <w:lang w:val="ar_AE" w:bidi="ar_AE"/>
-        </w:rPr>
-      </w:r>
-      <w:hyperlink r:id="rId63">
-        <w:r>
-          <w:rPr>
-            <w:rtl/>
-            <w:cs/>
-            <w:lang w:val="ar_AE" w:bidi="ar_AE"/>
-          </w:rPr>
-          <w:rPr>
-            <w:color w:val="0000EE"/>
-            <w:u w:val="single"/>
-          </w:rPr>
-          <w:t xml:space="preserve"> يوحنا الأولى3 :2</w:t>
-        </w:r>
-      </w:hyperlink>
-    </w:p>
-    <w:p>
-      <w:pPr>
-        <w:pStyle w:val="ListBullet"/>
-        <w:bidi/>
-        <w:spacing w:line="240" w:lineRule="auto"/>
-        <w:ind w:left="720"/>
-      </w:pPr>
-      <w:r>
-        <w:rPr>
-          <w:rtl/>
-          <w:cs/>
-          <w:lang w:val="ar_AE" w:bidi="ar_AE"/>
-        </w:rPr>
-      </w:r>
-      <w:hyperlink r:id="rId64">
-        <w:r>
-          <w:rPr>
-            <w:rtl/>
-            <w:cs/>
-            <w:lang w:val="ar_AE" w:bidi="ar_AE"/>
-          </w:rPr>
-          <w:rPr>
-            <w:color w:val="0000EE"/>
-            <w:u w:val="single"/>
-          </w:rPr>
-          <w:t>يوحنا الأولى4 :7</w:t>
-        </w:r>
-      </w:hyperlink>
-    </w:p>
-    <w:p>
-      <w:pPr>
-        <w:pStyle w:val="ListBullet"/>
-        <w:bidi/>
-        <w:spacing w:line="240" w:lineRule="auto"/>
-        <w:ind w:left="720"/>
-      </w:pPr>
-      <w:r>
-        <w:rPr>
-          <w:rtl/>
-          <w:cs/>
-          <w:lang w:val="ar_AE" w:bidi="ar_AE"/>
-        </w:rPr>
-      </w:r>
-      <w:hyperlink r:id="rId65">
-        <w:r>
-          <w:rPr>
-            <w:rtl/>
-            <w:cs/>
-            <w:lang w:val="ar_AE" w:bidi="ar_AE"/>
-          </w:rPr>
-          <w:rPr>
-            <w:color w:val="0000EE"/>
-            <w:u w:val="single"/>
-          </w:rPr>
-          <w:t>مرقس1 :11</w:t>
-        </w:r>
-      </w:hyperlink>
-    </w:p>
-    <w:p>
-      <w:pPr>
-        <w:pStyle w:val="ListBullet"/>
-        <w:bidi/>
-        <w:spacing w:line="240" w:lineRule="auto"/>
-        <w:ind w:left="720"/>
-      </w:pPr>
-      <w:r>
-        <w:rPr>
-          <w:rtl/>
-          <w:cs/>
-          <w:lang w:val="ar_AE" w:bidi="ar_AE"/>
-        </w:rPr>
-      </w:r>
-      <w:hyperlink r:id="rId66">
-        <w:r>
-          <w:rPr>
-            <w:rtl/>
-            <w:cs/>
-            <w:lang w:val="ar_AE" w:bidi="ar_AE"/>
-          </w:rPr>
-          <w:rPr>
-            <w:color w:val="0000EE"/>
-            <w:u w:val="single"/>
-          </w:rPr>
-          <w:t>مرقس12 :6</w:t>
-        </w:r>
-      </w:hyperlink>
-    </w:p>
-    <w:p>
-      <w:pPr>
-        <w:pStyle w:val="ListBullet"/>
-        <w:bidi/>
-        <w:spacing w:line="240" w:lineRule="auto"/>
-        <w:ind w:left="720"/>
-      </w:pPr>
-      <w:r>
-        <w:rPr>
-          <w:rtl/>
-          <w:cs/>
-          <w:lang w:val="ar_AE" w:bidi="ar_AE"/>
-        </w:rPr>
-      </w:r>
-      <w:hyperlink r:id="rId67">
-        <w:r>
-          <w:rPr>
-            <w:rtl/>
-            <w:cs/>
-            <w:lang w:val="ar_AE" w:bidi="ar_AE"/>
-          </w:rPr>
-          <w:rPr>
-            <w:color w:val="0000EE"/>
-            <w:u w:val="single"/>
-          </w:rPr>
-          <w:t>رؤيا20 :9</w:t>
-        </w:r>
-      </w:hyperlink>
-    </w:p>
-    <w:p>
-      <w:pPr>
-        <w:pStyle w:val="ListBullet"/>
-        <w:bidi/>
-        <w:spacing w:line="240" w:lineRule="auto"/>
-        <w:ind w:left="720"/>
-      </w:pPr>
-      <w:r>
-        <w:rPr>
-          <w:rtl/>
-          <w:cs/>
-          <w:lang w:val="ar_AE" w:bidi="ar_AE"/>
-        </w:rPr>
-      </w:r>
-      <w:hyperlink r:id="rId68">
-        <w:r>
-          <w:rPr>
-            <w:rtl/>
-            <w:cs/>
-            <w:lang w:val="ar_AE" w:bidi="ar_AE"/>
-          </w:rPr>
-          <w:rPr>
-            <w:color w:val="0000EE"/>
-            <w:u w:val="single"/>
-          </w:rPr>
-          <w:t>رومية16 :8</w:t>
-        </w:r>
-      </w:hyperlink>
-    </w:p>
-    <w:p>
-      <w:pPr>
-        <w:pStyle w:val="ListBullet"/>
-        <w:bidi/>
-        <w:spacing w:line="240" w:lineRule="auto"/>
-        <w:ind w:left="720"/>
-      </w:pPr>
-      <w:r>
-        <w:rPr>
-          <w:rtl/>
-          <w:cs/>
-          <w:lang w:val="ar_AE" w:bidi="ar_AE"/>
-        </w:rPr>
-      </w:r>
-      <w:hyperlink r:id="rId69">
-        <w:r>
-          <w:rPr>
-            <w:rtl/>
-            <w:cs/>
-            <w:lang w:val="ar_AE" w:bidi="ar_AE"/>
-          </w:rPr>
-          <w:rPr>
-            <w:color w:val="0000EE"/>
-            <w:u w:val="single"/>
-          </w:rPr>
-          <w:t>نشيد الأنشاد1 :14</w:t>
-        </w:r>
-      </w:hyperlink>
+      <w:r>
+        <w:rPr>
+          <w:rtl/>
+          <w:cs/>
+          <w:lang w:val="ar_AE" w:bidi="ar_AE"/>
+        </w:rPr>
+        <w:t>كورنثوس الأولى4 :14</w:t>
+      </w:r>
+    </w:p>
+    <w:p>
+      <w:pPr>
+        <w:pStyle w:val="ListBullet"/>
+        <w:bidi/>
+        <w:spacing w:line="240" w:lineRule="auto"/>
+        <w:ind w:left="720"/>
+      </w:pPr>
+      <w:r>
+        <w:rPr>
+          <w:rtl/>
+          <w:cs/>
+          <w:lang w:val="ar_AE" w:bidi="ar_AE"/>
+        </w:rPr>
+      </w:r>
+      <w:r>
+        <w:rPr>
+          <w:rtl/>
+          <w:cs/>
+          <w:lang w:val="ar_AE" w:bidi="ar_AE"/>
+        </w:rPr>
+        <w:t xml:space="preserve"> يوحنا الأولى3 :2</w:t>
+      </w:r>
+    </w:p>
+    <w:p>
+      <w:pPr>
+        <w:pStyle w:val="ListBullet"/>
+        <w:bidi/>
+        <w:spacing w:line="240" w:lineRule="auto"/>
+        <w:ind w:left="720"/>
+      </w:pPr>
+      <w:r>
+        <w:rPr>
+          <w:rtl/>
+          <w:cs/>
+          <w:lang w:val="ar_AE" w:bidi="ar_AE"/>
+        </w:rPr>
+      </w:r>
+      <w:r>
+        <w:rPr>
+          <w:rtl/>
+          <w:cs/>
+          <w:lang w:val="ar_AE" w:bidi="ar_AE"/>
+        </w:rPr>
+        <w:t>يوحنا الأولى4 :7</w:t>
+      </w:r>
+    </w:p>
+    <w:p>
+      <w:pPr>
+        <w:pStyle w:val="ListBullet"/>
+        <w:bidi/>
+        <w:spacing w:line="240" w:lineRule="auto"/>
+        <w:ind w:left="720"/>
+      </w:pPr>
+      <w:r>
+        <w:rPr>
+          <w:rtl/>
+          <w:cs/>
+          <w:lang w:val="ar_AE" w:bidi="ar_AE"/>
+        </w:rPr>
+      </w:r>
+      <w:r>
+        <w:rPr>
+          <w:rtl/>
+          <w:cs/>
+          <w:lang w:val="ar_AE" w:bidi="ar_AE"/>
+        </w:rPr>
+        <w:t>مرقس1 :11</w:t>
+      </w:r>
+    </w:p>
+    <w:p>
+      <w:pPr>
+        <w:pStyle w:val="ListBullet"/>
+        <w:bidi/>
+        <w:spacing w:line="240" w:lineRule="auto"/>
+        <w:ind w:left="720"/>
+      </w:pPr>
+      <w:r>
+        <w:rPr>
+          <w:rtl/>
+          <w:cs/>
+          <w:lang w:val="ar_AE" w:bidi="ar_AE"/>
+        </w:rPr>
+      </w:r>
+      <w:r>
+        <w:rPr>
+          <w:rtl/>
+          <w:cs/>
+          <w:lang w:val="ar_AE" w:bidi="ar_AE"/>
+        </w:rPr>
+        <w:t>مرقس12 :6</w:t>
+      </w:r>
+    </w:p>
+    <w:p>
+      <w:pPr>
+        <w:pStyle w:val="ListBullet"/>
+        <w:bidi/>
+        <w:spacing w:line="240" w:lineRule="auto"/>
+        <w:ind w:left="720"/>
+      </w:pPr>
+      <w:r>
+        <w:rPr>
+          <w:rtl/>
+          <w:cs/>
+          <w:lang w:val="ar_AE" w:bidi="ar_AE"/>
+        </w:rPr>
+      </w:r>
+      <w:r>
+        <w:rPr>
+          <w:rtl/>
+          <w:cs/>
+          <w:lang w:val="ar_AE" w:bidi="ar_AE"/>
+        </w:rPr>
+        <w:t>رؤيا20 :9</w:t>
+      </w:r>
+    </w:p>
+    <w:p>
+      <w:pPr>
+        <w:pStyle w:val="ListBullet"/>
+        <w:bidi/>
+        <w:spacing w:line="240" w:lineRule="auto"/>
+        <w:ind w:left="720"/>
+      </w:pPr>
+      <w:r>
+        <w:rPr>
+          <w:rtl/>
+          <w:cs/>
+          <w:lang w:val="ar_AE" w:bidi="ar_AE"/>
+        </w:rPr>
+      </w:r>
+      <w:r>
+        <w:rPr>
+          <w:rtl/>
+          <w:cs/>
+          <w:lang w:val="ar_AE" w:bidi="ar_AE"/>
+        </w:rPr>
+        <w:t>رومية16 :8</w:t>
+      </w:r>
+    </w:p>
+    <w:p>
+      <w:pPr>
+        <w:pStyle w:val="ListBullet"/>
+        <w:bidi/>
+        <w:spacing w:line="240" w:lineRule="auto"/>
+        <w:ind w:left="720"/>
+      </w:pPr>
+      <w:r>
+        <w:rPr>
+          <w:rtl/>
+          <w:cs/>
+          <w:lang w:val="ar_AE" w:bidi="ar_AE"/>
+        </w:rPr>
+      </w:r>
+      <w:r>
+        <w:rPr>
+          <w:rtl/>
+          <w:cs/>
+          <w:lang w:val="ar_AE" w:bidi="ar_AE"/>
+        </w:rPr>
+        <w:t>نشيد الأنشاد1 :14</w:t>
+      </w:r>
     </w:p>
     <w:p>
       <w:pPr>
@@ -5212,107 +4858,83 @@
           <w:lang w:val="ar_AE" w:bidi="ar_AE"/>
         </w:rPr>
       </w:r>
-      <w:hyperlink r:id="rId70">
-        <w:r>
-          <w:rPr>
-            <w:rtl/>
-            <w:cs/>
-            <w:lang w:val="ar_AE" w:bidi="ar_AE"/>
-          </w:rPr>
-          <w:rPr>
-            <w:color w:val="0000EE"/>
-            <w:u w:val="single"/>
-          </w:rPr>
-          <w:t>أعمال الرسل 4: 11</w:t>
-        </w:r>
-      </w:hyperlink>
-    </w:p>
-    <w:p>
-      <w:pPr>
-        <w:pStyle w:val="ListBullet"/>
-        <w:bidi/>
-        <w:spacing w:line="240" w:lineRule="auto"/>
-        <w:ind w:left="720"/>
-      </w:pPr>
-      <w:r>
-        <w:rPr>
-          <w:rtl/>
-          <w:cs/>
-          <w:lang w:val="ar_AE" w:bidi="ar_AE"/>
-        </w:rPr>
-      </w:r>
-      <w:hyperlink r:id="rId71">
-        <w:r>
-          <w:rPr>
-            <w:rtl/>
-            <w:cs/>
-            <w:lang w:val="ar_AE" w:bidi="ar_AE"/>
-          </w:rPr>
-          <w:rPr>
-            <w:color w:val="0000EE"/>
-            <w:u w:val="single"/>
-          </w:rPr>
-          <w:t>أفسس 2: 20</w:t>
-        </w:r>
-      </w:hyperlink>
-    </w:p>
-    <w:p>
-      <w:pPr>
-        <w:pStyle w:val="ListBullet"/>
-        <w:bidi/>
-        <w:spacing w:line="240" w:lineRule="auto"/>
-        <w:ind w:left="720"/>
-      </w:pPr>
-      <w:r>
-        <w:rPr>
-          <w:rtl/>
-          <w:cs/>
-          <w:lang w:val="ar_AE" w:bidi="ar_AE"/>
-        </w:rPr>
-      </w:r>
-      <w:hyperlink r:id="rId72">
-        <w:r>
-          <w:rPr>
-            <w:rtl/>
-            <w:cs/>
-            <w:lang w:val="ar_AE" w:bidi="ar_AE"/>
-          </w:rPr>
-          <w:rPr>
-            <w:color w:val="0000EE"/>
-            <w:u w:val="single"/>
-          </w:rPr>
-          <w:t>متى 21: 42</w:t>
-        </w:r>
-      </w:hyperlink>
-    </w:p>
-    <w:p>
-      <w:pPr>
-        <w:pStyle w:val="ListBullet"/>
-        <w:bidi/>
-        <w:spacing w:line="240" w:lineRule="auto"/>
-        <w:ind w:left="720"/>
-      </w:pPr>
-      <w:r>
-        <w:rPr>
-          <w:rtl/>
-          <w:cs/>
-          <w:lang w:val="ar_AE" w:bidi="ar_AE"/>
-        </w:rPr>
-      </w:r>
-      <w:hyperlink r:id="rId73">
-        <w:r>
-          <w:rPr>
-            <w:rtl/>
-            <w:cs/>
-            <w:lang w:val="ar_AE" w:bidi="ar_AE"/>
-          </w:rPr>
-          <w:rPr>
-            <w:color w:val="0000EE"/>
-            <w:u w:val="single"/>
-          </w:rPr>
-          <w:t>مزامير 118 :22</w:t>
-        </w:r>
-      </w:hyperlink>
+      <w:r>
+        <w:rPr>
+          <w:rtl/>
+          <w:cs/>
+          <w:lang w:val="ar_AE" w:bidi="ar_AE"/>
+        </w:rPr>
+        <w:t>أعمال الرسل 4: 11</w:t>
+      </w:r>
+    </w:p>
+    <w:p>
+      <w:pPr>
+        <w:pStyle w:val="ListBullet"/>
+        <w:bidi/>
+        <w:spacing w:line="240" w:lineRule="auto"/>
+        <w:ind w:left="720"/>
+      </w:pPr>
+      <w:r>
+        <w:rPr>
+          <w:rtl/>
+          <w:cs/>
+          <w:lang w:val="ar_AE" w:bidi="ar_AE"/>
+        </w:rPr>
+      </w:r>
+      <w:r>
+        <w:rPr>
+          <w:rtl/>
+          <w:cs/>
+          <w:lang w:val="ar_AE" w:bidi="ar_AE"/>
+        </w:rPr>
+        <w:t>أفسس 2: 20</w:t>
+      </w:r>
+    </w:p>
+    <w:p>
+      <w:pPr>
+        <w:pStyle w:val="ListBullet"/>
+        <w:bidi/>
+        <w:spacing w:line="240" w:lineRule="auto"/>
+        <w:ind w:left="720"/>
+      </w:pPr>
+      <w:r>
+        <w:rPr>
+          <w:rtl/>
+          <w:cs/>
+          <w:lang w:val="ar_AE" w:bidi="ar_AE"/>
+        </w:rPr>
+      </w:r>
+      <w:r>
+        <w:rPr>
+          <w:rtl/>
+          <w:cs/>
+          <w:lang w:val="ar_AE" w:bidi="ar_AE"/>
+        </w:rPr>
+        <w:t>متى 21: 42</w:t>
+      </w:r>
+    </w:p>
+    <w:p>
+      <w:pPr>
+        <w:pStyle w:val="ListBullet"/>
+        <w:bidi/>
+        <w:spacing w:line="240" w:lineRule="auto"/>
+        <w:ind w:left="720"/>
+      </w:pPr>
+      <w:r>
+        <w:rPr>
+          <w:rtl/>
+          <w:cs/>
+          <w:lang w:val="ar_AE" w:bidi="ar_AE"/>
+        </w:rPr>
+      </w:r>
+      <w:r>
+        <w:rPr>
+          <w:rtl/>
+          <w:cs/>
+          <w:lang w:val="ar_AE" w:bidi="ar_AE"/>
+        </w:rPr>
+        <w:t>مزامير 118 :22</w:t>
+      </w:r>
     </w:p>
     <w:p>
       <w:pPr>
@@ -5691,223 +5313,175 @@
           <w:lang w:val="ar_AE" w:bidi="ar_AE"/>
         </w:rPr>
       </w:r>
-      <w:hyperlink r:id="rId74">
-        <w:r>
-          <w:rPr>
-            <w:rtl/>
-            <w:cs/>
-            <w:lang w:val="ar_AE" w:bidi="ar_AE"/>
-          </w:rPr>
-          <w:rPr>
-            <w:color w:val="0000EE"/>
-            <w:u w:val="single"/>
-          </w:rPr>
-          <w:t>أعمال 7: 57–58</w:t>
-        </w:r>
-      </w:hyperlink>
-    </w:p>
-    <w:p>
-      <w:pPr>
-        <w:pStyle w:val="ListBullet"/>
-        <w:bidi/>
-        <w:spacing w:line="240" w:lineRule="auto"/>
-        <w:ind w:left="720"/>
-      </w:pPr>
-      <w:r>
-        <w:rPr>
-          <w:rtl/>
-          <w:cs/>
-          <w:lang w:val="ar_AE" w:bidi="ar_AE"/>
-        </w:rPr>
-      </w:r>
-      <w:hyperlink r:id="rId75">
-        <w:r>
-          <w:rPr>
-            <w:rtl/>
-            <w:cs/>
-            <w:lang w:val="ar_AE" w:bidi="ar_AE"/>
-          </w:rPr>
-          <w:rPr>
-            <w:color w:val="0000EE"/>
-            <w:u w:val="single"/>
-          </w:rPr>
-          <w:t>أعمال 7: 59–60</w:t>
-        </w:r>
-      </w:hyperlink>
-    </w:p>
-    <w:p>
-      <w:pPr>
-        <w:pStyle w:val="ListBullet"/>
-        <w:bidi/>
-        <w:spacing w:line="240" w:lineRule="auto"/>
-        <w:ind w:left="720"/>
-      </w:pPr>
-      <w:r>
-        <w:rPr>
-          <w:rtl/>
-          <w:cs/>
-          <w:lang w:val="ar_AE" w:bidi="ar_AE"/>
-        </w:rPr>
-      </w:r>
-      <w:hyperlink r:id="rId76">
-        <w:r>
-          <w:rPr>
-            <w:rtl/>
-            <w:cs/>
-            <w:lang w:val="ar_AE" w:bidi="ar_AE"/>
-          </w:rPr>
-          <w:rPr>
-            <w:color w:val="0000EE"/>
-            <w:u w:val="single"/>
-          </w:rPr>
-          <w:t>أعمال 14: 5</w:t>
-        </w:r>
-      </w:hyperlink>
-    </w:p>
-    <w:p>
-      <w:pPr>
-        <w:pStyle w:val="ListBullet"/>
-        <w:bidi/>
-        <w:spacing w:line="240" w:lineRule="auto"/>
-        <w:ind w:left="720"/>
-      </w:pPr>
-      <w:r>
-        <w:rPr>
-          <w:rtl/>
-          <w:cs/>
-          <w:lang w:val="ar_AE" w:bidi="ar_AE"/>
-        </w:rPr>
-      </w:r>
-      <w:hyperlink r:id="rId77">
-        <w:r>
-          <w:rPr>
-            <w:rtl/>
-            <w:cs/>
-            <w:lang w:val="ar_AE" w:bidi="ar_AE"/>
-          </w:rPr>
-          <w:rPr>
-            <w:color w:val="0000EE"/>
-            <w:u w:val="single"/>
-          </w:rPr>
-          <w:t>أعمال 14: 19–20</w:t>
-        </w:r>
-      </w:hyperlink>
-    </w:p>
-    <w:p>
-      <w:pPr>
-        <w:pStyle w:val="ListBullet"/>
-        <w:bidi/>
-        <w:spacing w:line="240" w:lineRule="auto"/>
-        <w:ind w:left="720"/>
-      </w:pPr>
-      <w:r>
-        <w:rPr>
-          <w:rtl/>
-          <w:cs/>
-          <w:lang w:val="ar_AE" w:bidi="ar_AE"/>
-        </w:rPr>
-      </w:r>
-      <w:hyperlink r:id="rId78">
-        <w:r>
-          <w:rPr>
-            <w:rtl/>
-            <w:cs/>
-            <w:lang w:val="ar_AE" w:bidi="ar_AE"/>
-          </w:rPr>
-          <w:rPr>
-            <w:color w:val="0000EE"/>
-            <w:u w:val="single"/>
-          </w:rPr>
-          <w:t>يوحنا 8: 4–6</w:t>
-        </w:r>
-      </w:hyperlink>
-    </w:p>
-    <w:p>
-      <w:pPr>
-        <w:pStyle w:val="ListBullet"/>
-        <w:bidi/>
-        <w:spacing w:line="240" w:lineRule="auto"/>
-        <w:ind w:left="720"/>
-      </w:pPr>
-      <w:r>
-        <w:rPr>
-          <w:rtl/>
-          <w:cs/>
-          <w:lang w:val="ar_AE" w:bidi="ar_AE"/>
-        </w:rPr>
-      </w:r>
-      <w:hyperlink r:id="rId79">
-        <w:r>
-          <w:rPr>
-            <w:rtl/>
-            <w:cs/>
-            <w:lang w:val="ar_AE" w:bidi="ar_AE"/>
-          </w:rPr>
-          <w:rPr>
-            <w:color w:val="0000EE"/>
-            <w:u w:val="single"/>
-          </w:rPr>
-          <w:t>لوقا 13: 34</w:t>
-        </w:r>
-      </w:hyperlink>
-    </w:p>
-    <w:p>
-      <w:pPr>
-        <w:pStyle w:val="ListBullet"/>
-        <w:bidi/>
-        <w:spacing w:line="240" w:lineRule="auto"/>
-        <w:ind w:left="720"/>
-      </w:pPr>
-      <w:r>
-        <w:rPr>
-          <w:rtl/>
-          <w:cs/>
-          <w:lang w:val="ar_AE" w:bidi="ar_AE"/>
-        </w:rPr>
-      </w:r>
-      <w:hyperlink r:id="rId80">
-        <w:r>
-          <w:rPr>
-            <w:rtl/>
-            <w:cs/>
-            <w:lang w:val="ar_AE" w:bidi="ar_AE"/>
-          </w:rPr>
-          <w:rPr>
-            <w:color w:val="0000EE"/>
-            <w:u w:val="single"/>
-          </w:rPr>
-          <w:t>لوقا 20: 6</w:t>
-        </w:r>
-      </w:hyperlink>
-    </w:p>
-    <w:p>
-      <w:pPr>
-        <w:pStyle w:val="ListBullet"/>
-        <w:bidi/>
-        <w:spacing w:line="240" w:lineRule="auto"/>
-        <w:ind w:left="720"/>
-      </w:pPr>
-      <w:r>
-        <w:rPr>
-          <w:rtl/>
-          <w:cs/>
-          <w:lang w:val="ar_AE" w:bidi="ar_AE"/>
-        </w:rPr>
-      </w:r>
-      <w:hyperlink r:id="rId81">
-        <w:r>
-          <w:rPr>
-            <w:rtl/>
-            <w:cs/>
-            <w:lang w:val="ar_AE" w:bidi="ar_AE"/>
-          </w:rPr>
-          <w:rPr>
-            <w:color w:val="0000EE"/>
-            <w:u w:val="single"/>
-          </w:rPr>
-          <w:t>متى 23: 37–39</w:t>
-        </w:r>
-      </w:hyperlink>
+      <w:r>
+        <w:rPr>
+          <w:rtl/>
+          <w:cs/>
+          <w:lang w:val="ar_AE" w:bidi="ar_AE"/>
+        </w:rPr>
+        <w:t>أعمال 7: 57–58</w:t>
+      </w:r>
+    </w:p>
+    <w:p>
+      <w:pPr>
+        <w:pStyle w:val="ListBullet"/>
+        <w:bidi/>
+        <w:spacing w:line="240" w:lineRule="auto"/>
+        <w:ind w:left="720"/>
+      </w:pPr>
+      <w:r>
+        <w:rPr>
+          <w:rtl/>
+          <w:cs/>
+          <w:lang w:val="ar_AE" w:bidi="ar_AE"/>
+        </w:rPr>
+      </w:r>
+      <w:r>
+        <w:rPr>
+          <w:rtl/>
+          <w:cs/>
+          <w:lang w:val="ar_AE" w:bidi="ar_AE"/>
+        </w:rPr>
+        <w:t>أعمال 7: 59–60</w:t>
+      </w:r>
+    </w:p>
+    <w:p>
+      <w:pPr>
+        <w:pStyle w:val="ListBullet"/>
+        <w:bidi/>
+        <w:spacing w:line="240" w:lineRule="auto"/>
+        <w:ind w:left="720"/>
+      </w:pPr>
+      <w:r>
+        <w:rPr>
+          <w:rtl/>
+          <w:cs/>
+          <w:lang w:val="ar_AE" w:bidi="ar_AE"/>
+        </w:rPr>
+      </w:r>
+      <w:r>
+        <w:rPr>
+          <w:rtl/>
+          <w:cs/>
+          <w:lang w:val="ar_AE" w:bidi="ar_AE"/>
+        </w:rPr>
+        <w:t>أعمال 14: 5</w:t>
+      </w:r>
+    </w:p>
+    <w:p>
+      <w:pPr>
+        <w:pStyle w:val="ListBullet"/>
+        <w:bidi/>
+        <w:spacing w:line="240" w:lineRule="auto"/>
+        <w:ind w:left="720"/>
+      </w:pPr>
+      <w:r>
+        <w:rPr>
+          <w:rtl/>
+          <w:cs/>
+          <w:lang w:val="ar_AE" w:bidi="ar_AE"/>
+        </w:rPr>
+      </w:r>
+      <w:r>
+        <w:rPr>
+          <w:rtl/>
+          <w:cs/>
+          <w:lang w:val="ar_AE" w:bidi="ar_AE"/>
+        </w:rPr>
+        <w:t>أعمال 14: 19–20</w:t>
+      </w:r>
+    </w:p>
+    <w:p>
+      <w:pPr>
+        <w:pStyle w:val="ListBullet"/>
+        <w:bidi/>
+        <w:spacing w:line="240" w:lineRule="auto"/>
+        <w:ind w:left="720"/>
+      </w:pPr>
+      <w:r>
+        <w:rPr>
+          <w:rtl/>
+          <w:cs/>
+          <w:lang w:val="ar_AE" w:bidi="ar_AE"/>
+        </w:rPr>
+      </w:r>
+      <w:r>
+        <w:rPr>
+          <w:rtl/>
+          <w:cs/>
+          <w:lang w:val="ar_AE" w:bidi="ar_AE"/>
+        </w:rPr>
+        <w:t>يوحنا 8: 4–6</w:t>
+      </w:r>
+    </w:p>
+    <w:p>
+      <w:pPr>
+        <w:pStyle w:val="ListBullet"/>
+        <w:bidi/>
+        <w:spacing w:line="240" w:lineRule="auto"/>
+        <w:ind w:left="720"/>
+      </w:pPr>
+      <w:r>
+        <w:rPr>
+          <w:rtl/>
+          <w:cs/>
+          <w:lang w:val="ar_AE" w:bidi="ar_AE"/>
+        </w:rPr>
+      </w:r>
+      <w:r>
+        <w:rPr>
+          <w:rtl/>
+          <w:cs/>
+          <w:lang w:val="ar_AE" w:bidi="ar_AE"/>
+        </w:rPr>
+        <w:t>لوقا 13: 34</w:t>
+      </w:r>
+    </w:p>
+    <w:p>
+      <w:pPr>
+        <w:pStyle w:val="ListBullet"/>
+        <w:bidi/>
+        <w:spacing w:line="240" w:lineRule="auto"/>
+        <w:ind w:left="720"/>
+      </w:pPr>
+      <w:r>
+        <w:rPr>
+          <w:rtl/>
+          <w:cs/>
+          <w:lang w:val="ar_AE" w:bidi="ar_AE"/>
+        </w:rPr>
+      </w:r>
+      <w:r>
+        <w:rPr>
+          <w:rtl/>
+          <w:cs/>
+          <w:lang w:val="ar_AE" w:bidi="ar_AE"/>
+        </w:rPr>
+        <w:t>لوقا 20: 6</w:t>
+      </w:r>
+    </w:p>
+    <w:p>
+      <w:pPr>
+        <w:pStyle w:val="ListBullet"/>
+        <w:bidi/>
+        <w:spacing w:line="240" w:lineRule="auto"/>
+        <w:ind w:left="720"/>
+      </w:pPr>
+      <w:r>
+        <w:rPr>
+          <w:rtl/>
+          <w:cs/>
+          <w:lang w:val="ar_AE" w:bidi="ar_AE"/>
+        </w:rPr>
+      </w:r>
+      <w:r>
+        <w:rPr>
+          <w:rtl/>
+          <w:cs/>
+          <w:lang w:val="ar_AE" w:bidi="ar_AE"/>
+        </w:rPr>
+        <w:t>متى 23: 37–39</w:t>
+      </w:r>
     </w:p>
     <w:p>
       <w:pPr>
@@ -6244,49 +5818,37 @@
           <w:lang w:val="ar_AE" w:bidi="ar_AE"/>
         </w:rPr>
       </w:r>
-      <w:hyperlink r:id="rId82">
-        <w:r>
-          <w:rPr>
-            <w:rtl/>
-            <w:cs/>
-            <w:lang w:val="ar_AE" w:bidi="ar_AE"/>
-          </w:rPr>
-          <w:rPr>
-            <w:color w:val="0000EE"/>
-            <w:u w:val="single"/>
-          </w:rPr>
-          <w:t>عزرا ٥: ١–٢</w:t>
-        </w:r>
-      </w:hyperlink>
-    </w:p>
-    <w:p>
-      <w:pPr>
-        <w:pStyle w:val="ListBullet"/>
-        <w:bidi/>
-        <w:spacing w:line="240" w:lineRule="auto"/>
-        <w:ind w:left="720"/>
-      </w:pPr>
-      <w:r>
-        <w:rPr>
-          <w:rtl/>
-          <w:cs/>
-          <w:lang w:val="ar_AE" w:bidi="ar_AE"/>
-        </w:rPr>
-      </w:r>
-      <w:hyperlink r:id="rId83">
-        <w:r>
-          <w:rPr>
-            <w:rtl/>
-            <w:cs/>
-            <w:lang w:val="ar_AE" w:bidi="ar_AE"/>
-          </w:rPr>
-          <w:rPr>
-            <w:color w:val="0000EE"/>
-            <w:u w:val="single"/>
-          </w:rPr>
-          <w:t>عزرا ٦: ١٣–١٥</w:t>
-        </w:r>
-      </w:hyperlink>
+      <w:r>
+        <w:rPr>
+          <w:rtl/>
+          <w:cs/>
+          <w:lang w:val="ar_AE" w:bidi="ar_AE"/>
+        </w:rPr>
+        <w:t>عزرا ٥: ١–٢</w:t>
+      </w:r>
+    </w:p>
+    <w:p>
+      <w:pPr>
+        <w:pStyle w:val="ListBullet"/>
+        <w:bidi/>
+        <w:spacing w:line="240" w:lineRule="auto"/>
+        <w:ind w:left="720"/>
+      </w:pPr>
+      <w:r>
+        <w:rPr>
+          <w:rtl/>
+          <w:cs/>
+          <w:lang w:val="ar_AE" w:bidi="ar_AE"/>
+        </w:rPr>
+      </w:r>
+      <w:r>
+        <w:rPr>
+          <w:rtl/>
+          <w:cs/>
+          <w:lang w:val="ar_AE" w:bidi="ar_AE"/>
+        </w:rPr>
+        <w:t>عزرا ٦: ١٣–١٥</w:t>
+      </w:r>
     </w:p>
     <w:p>
       <w:pPr>
@@ -6934,136 +6496,106 @@
           <w:lang w:val="ar_AE" w:bidi="ar_AE"/>
         </w:rPr>
       </w:r>
-      <w:hyperlink r:id="rId84">
-        <w:r>
-          <w:rPr>
-            <w:rtl/>
-            <w:cs/>
-            <w:lang w:val="ar_AE" w:bidi="ar_AE"/>
-          </w:rPr>
-          <w:rPr>
-            <w:color w:val="0000EE"/>
-            <w:u w:val="single"/>
-          </w:rPr>
-          <w:t>غلاطية 4: 26</w:t>
-        </w:r>
-      </w:hyperlink>
-    </w:p>
-    <w:p>
-      <w:pPr>
-        <w:pStyle w:val="ListBullet"/>
-        <w:bidi/>
-        <w:spacing w:line="240" w:lineRule="auto"/>
-        <w:ind w:left="720"/>
-      </w:pPr>
-      <w:r>
-        <w:rPr>
-          <w:rtl/>
-          <w:cs/>
-          <w:lang w:val="ar_AE" w:bidi="ar_AE"/>
-        </w:rPr>
-      </w:r>
-      <w:hyperlink r:id="rId85">
-        <w:r>
-          <w:rPr>
-            <w:rtl/>
-            <w:cs/>
-            <w:lang w:val="ar_AE" w:bidi="ar_AE"/>
-          </w:rPr>
-          <w:rPr>
-            <w:color w:val="0000EE"/>
-            <w:u w:val="single"/>
-          </w:rPr>
-          <w:t>غلاطية 5: 1</w:t>
-        </w:r>
-      </w:hyperlink>
-    </w:p>
-    <w:p>
-      <w:pPr>
-        <w:pStyle w:val="ListBullet"/>
-        <w:bidi/>
-        <w:spacing w:line="240" w:lineRule="auto"/>
-        <w:ind w:left="720"/>
-      </w:pPr>
-      <w:r>
-        <w:rPr>
-          <w:rtl/>
-          <w:cs/>
-          <w:lang w:val="ar_AE" w:bidi="ar_AE"/>
-        </w:rPr>
-      </w:r>
-      <w:hyperlink r:id="rId86">
-        <w:r>
-          <w:rPr>
-            <w:rtl/>
-            <w:cs/>
-            <w:lang w:val="ar_AE" w:bidi="ar_AE"/>
-          </w:rPr>
-          <w:rPr>
-            <w:color w:val="0000EE"/>
-            <w:u w:val="single"/>
-          </w:rPr>
-          <w:t>إشعياء 61: 1</w:t>
-        </w:r>
-      </w:hyperlink>
-    </w:p>
-    <w:p>
-      <w:pPr>
-        <w:pStyle w:val="ListBullet"/>
-        <w:bidi/>
-        <w:spacing w:line="240" w:lineRule="auto"/>
-        <w:ind w:left="720"/>
-      </w:pPr>
-      <w:r>
-        <w:rPr>
-          <w:rtl/>
-          <w:cs/>
-          <w:lang w:val="ar_AE" w:bidi="ar_AE"/>
-        </w:rPr>
-      </w:r>
-      <w:hyperlink r:id="rId87">
-        <w:r>
-          <w:rPr>
-            <w:rtl/>
-            <w:cs/>
-            <w:lang w:val="ar_AE" w:bidi="ar_AE"/>
-          </w:rPr>
-          <w:rPr>
-            <w:color w:val="0000EE"/>
-            <w:u w:val="single"/>
-          </w:rPr>
-          <w:t>لاويين 25: 10</w:t>
-        </w:r>
-      </w:hyperlink>
-    </w:p>
-    <w:p>
-      <w:pPr>
-        <w:pStyle w:val="ListBullet"/>
-        <w:bidi/>
-        <w:spacing w:line="240" w:lineRule="auto"/>
-        <w:ind w:left="720"/>
-      </w:pPr>
-      <w:r>
-        <w:rPr>
-          <w:rtl/>
-          <w:cs/>
-          <w:lang w:val="ar_AE" w:bidi="ar_AE"/>
-        </w:rPr>
-      </w:r>
-      <w:hyperlink r:id="rId88">
-        <w:r>
-          <w:rPr>
-            <w:rtl/>
-            <w:cs/>
-            <w:lang w:val="ar_AE" w:bidi="ar_AE"/>
-          </w:rPr>
-          <w:rPr>
-            <w:color w:val="0000EE"/>
-            <w:u w:val="single"/>
-          </w:rPr>
-          <w:t>رومية 6: 18</w:t>
-        </w:r>
-      </w:hyperlink>
+      <w:r>
+        <w:rPr>
+          <w:rtl/>
+          <w:cs/>
+          <w:lang w:val="ar_AE" w:bidi="ar_AE"/>
+        </w:rPr>
+        <w:t>غلاطية 4: 26</w:t>
+      </w:r>
+    </w:p>
+    <w:p>
+      <w:pPr>
+        <w:pStyle w:val="ListBullet"/>
+        <w:bidi/>
+        <w:spacing w:line="240" w:lineRule="auto"/>
+        <w:ind w:left="720"/>
+      </w:pPr>
+      <w:r>
+        <w:rPr>
+          <w:rtl/>
+          <w:cs/>
+          <w:lang w:val="ar_AE" w:bidi="ar_AE"/>
+        </w:rPr>
+      </w:r>
+      <w:r>
+        <w:rPr>
+          <w:rtl/>
+          <w:cs/>
+          <w:lang w:val="ar_AE" w:bidi="ar_AE"/>
+        </w:rPr>
+        <w:t>غلاطية 5: 1</w:t>
+      </w:r>
+    </w:p>
+    <w:p>
+      <w:pPr>
+        <w:pStyle w:val="ListBullet"/>
+        <w:bidi/>
+        <w:spacing w:line="240" w:lineRule="auto"/>
+        <w:ind w:left="720"/>
+      </w:pPr>
+      <w:r>
+        <w:rPr>
+          <w:rtl/>
+          <w:cs/>
+          <w:lang w:val="ar_AE" w:bidi="ar_AE"/>
+        </w:rPr>
+      </w:r>
+      <w:r>
+        <w:rPr>
+          <w:rtl/>
+          <w:cs/>
+          <w:lang w:val="ar_AE" w:bidi="ar_AE"/>
+        </w:rPr>
+        <w:t>إشعياء 61: 1</w:t>
+      </w:r>
+    </w:p>
+    <w:p>
+      <w:pPr>
+        <w:pStyle w:val="ListBullet"/>
+        <w:bidi/>
+        <w:spacing w:line="240" w:lineRule="auto"/>
+        <w:ind w:left="720"/>
+      </w:pPr>
+      <w:r>
+        <w:rPr>
+          <w:rtl/>
+          <w:cs/>
+          <w:lang w:val="ar_AE" w:bidi="ar_AE"/>
+        </w:rPr>
+      </w:r>
+      <w:r>
+        <w:rPr>
+          <w:rtl/>
+          <w:cs/>
+          <w:lang w:val="ar_AE" w:bidi="ar_AE"/>
+        </w:rPr>
+        <w:t>لاويين 25: 10</w:t>
+      </w:r>
+    </w:p>
+    <w:p>
+      <w:pPr>
+        <w:pStyle w:val="ListBullet"/>
+        <w:bidi/>
+        <w:spacing w:line="240" w:lineRule="auto"/>
+        <w:ind w:left="720"/>
+      </w:pPr>
+      <w:r>
+        <w:rPr>
+          <w:rtl/>
+          <w:cs/>
+          <w:lang w:val="ar_AE" w:bidi="ar_AE"/>
+        </w:rPr>
+      </w:r>
+      <w:r>
+        <w:rPr>
+          <w:rtl/>
+          <w:cs/>
+          <w:lang w:val="ar_AE" w:bidi="ar_AE"/>
+        </w:rPr>
+        <w:t>رومية 6: 18</w:t>
+      </w:r>
     </w:p>
     <w:p>
       <w:pPr>
@@ -7403,136 +6935,106 @@
           <w:lang w:val="ar_AE" w:bidi="ar_AE"/>
         </w:rPr>
       </w:r>
-      <w:hyperlink r:id="rId89">
-        <w:r>
-          <w:rPr>
-            <w:rtl/>
-            <w:cs/>
-            <w:lang w:val="ar_AE" w:bidi="ar_AE"/>
-          </w:rPr>
-          <w:rPr>
-            <w:color w:val="0000EE"/>
-            <w:u w:val="single"/>
-          </w:rPr>
-          <w:t>1 أخبار الأيام 3:13–14</w:t>
-        </w:r>
-      </w:hyperlink>
-    </w:p>
-    <w:p>
-      <w:pPr>
-        <w:pStyle w:val="ListBullet"/>
-        <w:bidi/>
-        <w:spacing w:line="240" w:lineRule="auto"/>
-        <w:ind w:left="720"/>
-      </w:pPr>
-      <w:r>
-        <w:rPr>
-          <w:rtl/>
-          <w:cs/>
-          <w:lang w:val="ar_AE" w:bidi="ar_AE"/>
-        </w:rPr>
-      </w:r>
-      <w:hyperlink r:id="rId90">
-        <w:r>
-          <w:rPr>
-            <w:rtl/>
-            <w:cs/>
-            <w:lang w:val="ar_AE" w:bidi="ar_AE"/>
-          </w:rPr>
-          <w:rPr>
-            <w:color w:val="0000EE"/>
-            <w:u w:val="single"/>
-          </w:rPr>
-          <w:t>2 ملوك 16:19–20</w:t>
-        </w:r>
-      </w:hyperlink>
-    </w:p>
-    <w:p>
-      <w:pPr>
-        <w:pStyle w:val="ListBullet"/>
-        <w:bidi/>
-        <w:spacing w:line="240" w:lineRule="auto"/>
-        <w:ind w:left="720"/>
-      </w:pPr>
-      <w:r>
-        <w:rPr>
-          <w:rtl/>
-          <w:cs/>
-          <w:lang w:val="ar_AE" w:bidi="ar_AE"/>
-        </w:rPr>
-      </w:r>
-      <w:hyperlink r:id="rId91">
-        <w:r>
-          <w:rPr>
-            <w:rtl/>
-            <w:cs/>
-            <w:lang w:val="ar_AE" w:bidi="ar_AE"/>
-          </w:rPr>
-          <w:rPr>
-            <w:color w:val="0000EE"/>
-            <w:u w:val="single"/>
-          </w:rPr>
-          <w:t>هوشع 1:1</w:t>
-        </w:r>
-      </w:hyperlink>
-    </w:p>
-    <w:p>
-      <w:pPr>
-        <w:pStyle w:val="ListBullet"/>
-        <w:bidi/>
-        <w:spacing w:line="240" w:lineRule="auto"/>
-        <w:ind w:left="720"/>
-      </w:pPr>
-      <w:r>
-        <w:rPr>
-          <w:rtl/>
-          <w:cs/>
-          <w:lang w:val="ar_AE" w:bidi="ar_AE"/>
-        </w:rPr>
-      </w:r>
-      <w:hyperlink r:id="rId92">
-        <w:r>
-          <w:rPr>
-            <w:rtl/>
-            <w:cs/>
-            <w:lang w:val="ar_AE" w:bidi="ar_AE"/>
-          </w:rPr>
-          <w:rPr>
-            <w:color w:val="0000EE"/>
-            <w:u w:val="single"/>
-          </w:rPr>
-          <w:t>متى 1:9–11</w:t>
-        </w:r>
-      </w:hyperlink>
-    </w:p>
-    <w:p>
-      <w:pPr>
-        <w:pStyle w:val="ListBullet"/>
-        <w:bidi/>
-        <w:spacing w:line="240" w:lineRule="auto"/>
-        <w:ind w:left="720"/>
-      </w:pPr>
-      <w:r>
-        <w:rPr>
-          <w:rtl/>
-          <w:cs/>
-          <w:lang w:val="ar_AE" w:bidi="ar_AE"/>
-        </w:rPr>
-      </w:r>
-      <w:hyperlink r:id="rId93">
-        <w:r>
-          <w:rPr>
-            <w:rtl/>
-            <w:cs/>
-            <w:lang w:val="ar_AE" w:bidi="ar_AE"/>
-          </w:rPr>
-          <w:rPr>
-            <w:color w:val="0000EE"/>
-            <w:u w:val="single"/>
-          </w:rPr>
-          <w:t>أمثال 25:1–3</w:t>
-        </w:r>
-      </w:hyperlink>
+      <w:r>
+        <w:rPr>
+          <w:rtl/>
+          <w:cs/>
+          <w:lang w:val="ar_AE" w:bidi="ar_AE"/>
+        </w:rPr>
+        <w:t>1 أخبار الأيام 3:13–14</w:t>
+      </w:r>
+    </w:p>
+    <w:p>
+      <w:pPr>
+        <w:pStyle w:val="ListBullet"/>
+        <w:bidi/>
+        <w:spacing w:line="240" w:lineRule="auto"/>
+        <w:ind w:left="720"/>
+      </w:pPr>
+      <w:r>
+        <w:rPr>
+          <w:rtl/>
+          <w:cs/>
+          <w:lang w:val="ar_AE" w:bidi="ar_AE"/>
+        </w:rPr>
+      </w:r>
+      <w:r>
+        <w:rPr>
+          <w:rtl/>
+          <w:cs/>
+          <w:lang w:val="ar_AE" w:bidi="ar_AE"/>
+        </w:rPr>
+        <w:t>2 ملوك 16:19–20</w:t>
+      </w:r>
+    </w:p>
+    <w:p>
+      <w:pPr>
+        <w:pStyle w:val="ListBullet"/>
+        <w:bidi/>
+        <w:spacing w:line="240" w:lineRule="auto"/>
+        <w:ind w:left="720"/>
+      </w:pPr>
+      <w:r>
+        <w:rPr>
+          <w:rtl/>
+          <w:cs/>
+          <w:lang w:val="ar_AE" w:bidi="ar_AE"/>
+        </w:rPr>
+      </w:r>
+      <w:r>
+        <w:rPr>
+          <w:rtl/>
+          <w:cs/>
+          <w:lang w:val="ar_AE" w:bidi="ar_AE"/>
+        </w:rPr>
+        <w:t>هوشع 1:1</w:t>
+      </w:r>
+    </w:p>
+    <w:p>
+      <w:pPr>
+        <w:pStyle w:val="ListBullet"/>
+        <w:bidi/>
+        <w:spacing w:line="240" w:lineRule="auto"/>
+        <w:ind w:left="720"/>
+      </w:pPr>
+      <w:r>
+        <w:rPr>
+          <w:rtl/>
+          <w:cs/>
+          <w:lang w:val="ar_AE" w:bidi="ar_AE"/>
+        </w:rPr>
+      </w:r>
+      <w:r>
+        <w:rPr>
+          <w:rtl/>
+          <w:cs/>
+          <w:lang w:val="ar_AE" w:bidi="ar_AE"/>
+        </w:rPr>
+        <w:t>متى 1:9–11</w:t>
+      </w:r>
+    </w:p>
+    <w:p>
+      <w:pPr>
+        <w:pStyle w:val="ListBullet"/>
+        <w:bidi/>
+        <w:spacing w:line="240" w:lineRule="auto"/>
+        <w:ind w:left="720"/>
+      </w:pPr>
+      <w:r>
+        <w:rPr>
+          <w:rtl/>
+          <w:cs/>
+          <w:lang w:val="ar_AE" w:bidi="ar_AE"/>
+        </w:rPr>
+      </w:r>
+      <w:r>
+        <w:rPr>
+          <w:rtl/>
+          <w:cs/>
+          <w:lang w:val="ar_AE" w:bidi="ar_AE"/>
+        </w:rPr>
+        <w:t>أمثال 25:1–3</w:t>
+      </w:r>
     </w:p>
     <w:p>
       <w:pPr>
@@ -7962,49 +7464,37 @@
           <w:lang w:val="ar_AE" w:bidi="ar_AE"/>
         </w:rPr>
       </w:r>
-      <w:hyperlink r:id="rId94">
-        <w:r>
-          <w:rPr>
-            <w:rtl/>
-            <w:cs/>
-            <w:lang w:val="ar_AE" w:bidi="ar_AE"/>
-          </w:rPr>
-          <w:rPr>
-            <w:color w:val="0000EE"/>
-            <w:u w:val="single"/>
-          </w:rPr>
-          <w:t>حزقيال 1: 3</w:t>
-        </w:r>
-      </w:hyperlink>
-    </w:p>
-    <w:p>
-      <w:pPr>
-        <w:pStyle w:val="ListBullet"/>
-        <w:bidi/>
-        <w:spacing w:line="240" w:lineRule="auto"/>
-        <w:ind w:left="720"/>
-      </w:pPr>
-      <w:r>
-        <w:rPr>
-          <w:rtl/>
-          <w:cs/>
-          <w:lang w:val="ar_AE" w:bidi="ar_AE"/>
-        </w:rPr>
-      </w:r>
-      <w:hyperlink r:id="rId95">
-        <w:r>
-          <w:rPr>
-            <w:rtl/>
-            <w:cs/>
-            <w:lang w:val="ar_AE" w:bidi="ar_AE"/>
-          </w:rPr>
-          <w:rPr>
-            <w:color w:val="0000EE"/>
-            <w:u w:val="single"/>
-          </w:rPr>
-          <w:t>حزقيال 24: 24</w:t>
-        </w:r>
-      </w:hyperlink>
+      <w:r>
+        <w:rPr>
+          <w:rtl/>
+          <w:cs/>
+          <w:lang w:val="ar_AE" w:bidi="ar_AE"/>
+        </w:rPr>
+        <w:t>حزقيال 1: 3</w:t>
+      </w:r>
+    </w:p>
+    <w:p>
+      <w:pPr>
+        <w:pStyle w:val="ListBullet"/>
+        <w:bidi/>
+        <w:spacing w:line="240" w:lineRule="auto"/>
+        <w:ind w:left="720"/>
+      </w:pPr>
+      <w:r>
+        <w:rPr>
+          <w:rtl/>
+          <w:cs/>
+          <w:lang w:val="ar_AE" w:bidi="ar_AE"/>
+        </w:rPr>
+      </w:r>
+      <w:r>
+        <w:rPr>
+          <w:rtl/>
+          <w:cs/>
+          <w:lang w:val="ar_AE" w:bidi="ar_AE"/>
+        </w:rPr>
+        <w:t>حزقيال 24: 24</w:t>
+      </w:r>
     </w:p>
     <w:p>
       <w:pPr>
@@ -8294,165 +7784,129 @@
           <w:lang w:val="ar_AE" w:bidi="ar_AE"/>
         </w:rPr>
       </w:r>
-      <w:hyperlink r:id="rId96">
-        <w:r>
-          <w:rPr>
-            <w:rtl/>
-            <w:cs/>
-            <w:lang w:val="ar_AE" w:bidi="ar_AE"/>
-          </w:rPr>
-          <w:rPr>
-            <w:color w:val="0000EE"/>
-            <w:u w:val="single"/>
-          </w:rPr>
-          <w:t xml:space="preserve"> كورنثوس الأولى13 :4–7</w:t>
-        </w:r>
-      </w:hyperlink>
-    </w:p>
-    <w:p>
-      <w:pPr>
-        <w:pStyle w:val="ListBullet"/>
-        <w:bidi/>
-        <w:spacing w:line="240" w:lineRule="auto"/>
-        <w:ind w:left="720"/>
-      </w:pPr>
-      <w:r>
-        <w:rPr>
-          <w:rtl/>
-          <w:cs/>
-          <w:lang w:val="ar_AE" w:bidi="ar_AE"/>
-        </w:rPr>
-      </w:r>
-      <w:hyperlink r:id="rId97">
-        <w:r>
-          <w:rPr>
-            <w:rtl/>
-            <w:cs/>
-            <w:lang w:val="ar_AE" w:bidi="ar_AE"/>
-          </w:rPr>
-          <w:rPr>
-            <w:color w:val="0000EE"/>
-            <w:u w:val="single"/>
-          </w:rPr>
-          <w:t xml:space="preserve"> بطرس الأولى2 :1</w:t>
-        </w:r>
-      </w:hyperlink>
-    </w:p>
-    <w:p>
-      <w:pPr>
-        <w:pStyle w:val="ListBullet"/>
-        <w:bidi/>
-        <w:spacing w:line="240" w:lineRule="auto"/>
-        <w:ind w:left="720"/>
-      </w:pPr>
-      <w:r>
-        <w:rPr>
-          <w:rtl/>
-          <w:cs/>
-          <w:lang w:val="ar_AE" w:bidi="ar_AE"/>
-        </w:rPr>
-      </w:r>
-      <w:hyperlink r:id="rId98">
-        <w:r>
-          <w:rPr>
-            <w:rtl/>
-            <w:cs/>
-            <w:lang w:val="ar_AE" w:bidi="ar_AE"/>
-          </w:rPr>
-          <w:rPr>
-            <w:color w:val="0000EE"/>
-            <w:u w:val="single"/>
-          </w:rPr>
-          <w:t>خروج20 :7</w:t>
-        </w:r>
-      </w:hyperlink>
-    </w:p>
-    <w:p>
-      <w:pPr>
-        <w:pStyle w:val="ListBullet"/>
-        <w:bidi/>
-        <w:spacing w:line="240" w:lineRule="auto"/>
-        <w:ind w:left="720"/>
-      </w:pPr>
-      <w:r>
-        <w:rPr>
-          <w:rtl/>
-          <w:cs/>
-          <w:lang w:val="ar_AE" w:bidi="ar_AE"/>
-        </w:rPr>
-      </w:r>
-      <w:hyperlink r:id="rId99">
-        <w:r>
-          <w:rPr>
-            <w:rtl/>
-            <w:cs/>
-            <w:lang w:val="ar_AE" w:bidi="ar_AE"/>
-          </w:rPr>
-          <w:rPr>
-            <w:color w:val="0000EE"/>
-            <w:u w:val="single"/>
-          </w:rPr>
-          <w:t>مرقس7 :20–23</w:t>
-        </w:r>
-      </w:hyperlink>
-    </w:p>
-    <w:p>
-      <w:pPr>
-        <w:pStyle w:val="ListBullet"/>
-        <w:bidi/>
-        <w:spacing w:line="240" w:lineRule="auto"/>
-        <w:ind w:left="720"/>
-      </w:pPr>
-      <w:r>
-        <w:rPr>
-          <w:rtl/>
-          <w:cs/>
-          <w:lang w:val="ar_AE" w:bidi="ar_AE"/>
-        </w:rPr>
-      </w:r>
-      <w:hyperlink r:id="rId100">
-        <w:r>
-          <w:rPr>
-            <w:rtl/>
-            <w:cs/>
-            <w:lang w:val="ar_AE" w:bidi="ar_AE"/>
-          </w:rPr>
-          <w:rPr>
-            <w:color w:val="0000EE"/>
-            <w:u w:val="single"/>
-          </w:rPr>
-          <w:t>أمثال3 :31–32</w:t>
-        </w:r>
-      </w:hyperlink>
-    </w:p>
-    <w:p>
-      <w:pPr>
-        <w:pStyle w:val="ListBullet"/>
-        <w:bidi/>
-        <w:spacing w:line="240" w:lineRule="auto"/>
-        <w:ind w:left="720"/>
-      </w:pPr>
-      <w:r>
-        <w:rPr>
-          <w:rtl/>
-          <w:cs/>
-          <w:lang w:val="ar_AE" w:bidi="ar_AE"/>
-        </w:rPr>
-      </w:r>
-      <w:hyperlink r:id="rId101">
-        <w:r>
-          <w:rPr>
-            <w:rtl/>
-            <w:cs/>
-            <w:lang w:val="ar_AE" w:bidi="ar_AE"/>
-          </w:rPr>
-          <w:rPr>
-            <w:color w:val="0000EE"/>
-            <w:u w:val="single"/>
-          </w:rPr>
-          <w:t>رومية1 :29</w:t>
-        </w:r>
-      </w:hyperlink>
+      <w:r>
+        <w:rPr>
+          <w:rtl/>
+          <w:cs/>
+          <w:lang w:val="ar_AE" w:bidi="ar_AE"/>
+        </w:rPr>
+        <w:t xml:space="preserve"> كورنثوس الأولى13 :4–7</w:t>
+      </w:r>
+    </w:p>
+    <w:p>
+      <w:pPr>
+        <w:pStyle w:val="ListBullet"/>
+        <w:bidi/>
+        <w:spacing w:line="240" w:lineRule="auto"/>
+        <w:ind w:left="720"/>
+      </w:pPr>
+      <w:r>
+        <w:rPr>
+          <w:rtl/>
+          <w:cs/>
+          <w:lang w:val="ar_AE" w:bidi="ar_AE"/>
+        </w:rPr>
+      </w:r>
+      <w:r>
+        <w:rPr>
+          <w:rtl/>
+          <w:cs/>
+          <w:lang w:val="ar_AE" w:bidi="ar_AE"/>
+        </w:rPr>
+        <w:t xml:space="preserve"> بطرس الأولى2 :1</w:t>
+      </w:r>
+    </w:p>
+    <w:p>
+      <w:pPr>
+        <w:pStyle w:val="ListBullet"/>
+        <w:bidi/>
+        <w:spacing w:line="240" w:lineRule="auto"/>
+        <w:ind w:left="720"/>
+      </w:pPr>
+      <w:r>
+        <w:rPr>
+          <w:rtl/>
+          <w:cs/>
+          <w:lang w:val="ar_AE" w:bidi="ar_AE"/>
+        </w:rPr>
+      </w:r>
+      <w:r>
+        <w:rPr>
+          <w:rtl/>
+          <w:cs/>
+          <w:lang w:val="ar_AE" w:bidi="ar_AE"/>
+        </w:rPr>
+        <w:t>خروج20 :7</w:t>
+      </w:r>
+    </w:p>
+    <w:p>
+      <w:pPr>
+        <w:pStyle w:val="ListBullet"/>
+        <w:bidi/>
+        <w:spacing w:line="240" w:lineRule="auto"/>
+        <w:ind w:left="720"/>
+      </w:pPr>
+      <w:r>
+        <w:rPr>
+          <w:rtl/>
+          <w:cs/>
+          <w:lang w:val="ar_AE" w:bidi="ar_AE"/>
+        </w:rPr>
+      </w:r>
+      <w:r>
+        <w:rPr>
+          <w:rtl/>
+          <w:cs/>
+          <w:lang w:val="ar_AE" w:bidi="ar_AE"/>
+        </w:rPr>
+        <w:t>مرقس7 :20–23</w:t>
+      </w:r>
+    </w:p>
+    <w:p>
+      <w:pPr>
+        <w:pStyle w:val="ListBullet"/>
+        <w:bidi/>
+        <w:spacing w:line="240" w:lineRule="auto"/>
+        <w:ind w:left="720"/>
+      </w:pPr>
+      <w:r>
+        <w:rPr>
+          <w:rtl/>
+          <w:cs/>
+          <w:lang w:val="ar_AE" w:bidi="ar_AE"/>
+        </w:rPr>
+      </w:r>
+      <w:r>
+        <w:rPr>
+          <w:rtl/>
+          <w:cs/>
+          <w:lang w:val="ar_AE" w:bidi="ar_AE"/>
+        </w:rPr>
+        <w:t>أمثال3 :31–32</w:t>
+      </w:r>
+    </w:p>
+    <w:p>
+      <w:pPr>
+        <w:pStyle w:val="ListBullet"/>
+        <w:bidi/>
+        <w:spacing w:line="240" w:lineRule="auto"/>
+        <w:ind w:left="720"/>
+      </w:pPr>
+      <w:r>
+        <w:rPr>
+          <w:rtl/>
+          <w:cs/>
+          <w:lang w:val="ar_AE" w:bidi="ar_AE"/>
+        </w:rPr>
+      </w:r>
+      <w:r>
+        <w:rPr>
+          <w:rtl/>
+          <w:cs/>
+          <w:lang w:val="ar_AE" w:bidi="ar_AE"/>
+        </w:rPr>
+        <w:t>رومية1 :29</w:t>
+      </w:r>
     </w:p>
     <w:p>
       <w:pPr>
@@ -8896,107 +8350,83 @@
           <w:lang w:val="ar_AE" w:bidi="ar_AE"/>
         </w:rPr>
       </w:r>
-      <w:hyperlink r:id="rId102">
-        <w:r>
-          <w:rPr>
-            <w:rtl/>
-            <w:cs/>
-            <w:lang w:val="ar_AE" w:bidi="ar_AE"/>
-          </w:rPr>
-          <w:rPr>
-            <w:color w:val="0000EE"/>
-            <w:u w:val="single"/>
-          </w:rPr>
-          <w:t>1 أخبار الأيام 20:1</w:t>
-        </w:r>
-      </w:hyperlink>
-    </w:p>
-    <w:p>
-      <w:pPr>
-        <w:pStyle w:val="ListBullet"/>
-        <w:bidi/>
-        <w:spacing w:line="240" w:lineRule="auto"/>
-        <w:ind w:left="720"/>
-      </w:pPr>
-      <w:r>
-        <w:rPr>
-          <w:rtl/>
-          <w:cs/>
-          <w:lang w:val="ar_AE" w:bidi="ar_AE"/>
-        </w:rPr>
-      </w:r>
-      <w:hyperlink r:id="rId103">
-        <w:r>
-          <w:rPr>
-            <w:rtl/>
-            <w:cs/>
-            <w:lang w:val="ar_AE" w:bidi="ar_AE"/>
-          </w:rPr>
-          <w:rPr>
-            <w:color w:val="0000EE"/>
-            <w:u w:val="single"/>
-          </w:rPr>
-          <w:t>1 ملوك 20:1–3</w:t>
-        </w:r>
-      </w:hyperlink>
-    </w:p>
-    <w:p>
-      <w:pPr>
-        <w:pStyle w:val="ListBullet"/>
-        <w:bidi/>
-        <w:spacing w:line="240" w:lineRule="auto"/>
-        <w:ind w:left="720"/>
-      </w:pPr>
-      <w:r>
-        <w:rPr>
-          <w:rtl/>
-          <w:cs/>
-          <w:lang w:val="ar_AE" w:bidi="ar_AE"/>
-        </w:rPr>
-      </w:r>
-      <w:hyperlink r:id="rId104">
-        <w:r>
-          <w:rPr>
-            <w:rtl/>
-            <w:cs/>
-            <w:lang w:val="ar_AE" w:bidi="ar_AE"/>
-          </w:rPr>
-          <w:rPr>
-            <w:color w:val="0000EE"/>
-            <w:u w:val="single"/>
-          </w:rPr>
-          <w:t>1 صموئيل 11:1–2</w:t>
-        </w:r>
-      </w:hyperlink>
-    </w:p>
-    <w:p>
-      <w:pPr>
-        <w:pStyle w:val="ListBullet"/>
-        <w:bidi/>
-        <w:spacing w:line="240" w:lineRule="auto"/>
-        <w:ind w:left="720"/>
-      </w:pPr>
-      <w:r>
-        <w:rPr>
-          <w:rtl/>
-          <w:cs/>
-          <w:lang w:val="ar_AE" w:bidi="ar_AE"/>
-        </w:rPr>
-      </w:r>
-      <w:hyperlink r:id="rId105">
-        <w:r>
-          <w:rPr>
-            <w:rtl/>
-            <w:cs/>
-            <w:lang w:val="ar_AE" w:bidi="ar_AE"/>
-          </w:rPr>
-          <w:rPr>
-            <w:color w:val="0000EE"/>
-            <w:u w:val="single"/>
-          </w:rPr>
-          <w:t>إرميا 33:4</w:t>
-        </w:r>
-      </w:hyperlink>
+      <w:r>
+        <w:rPr>
+          <w:rtl/>
+          <w:cs/>
+          <w:lang w:val="ar_AE" w:bidi="ar_AE"/>
+        </w:rPr>
+        <w:t>1 أخبار الأيام 20:1</w:t>
+      </w:r>
+    </w:p>
+    <w:p>
+      <w:pPr>
+        <w:pStyle w:val="ListBullet"/>
+        <w:bidi/>
+        <w:spacing w:line="240" w:lineRule="auto"/>
+        <w:ind w:left="720"/>
+      </w:pPr>
+      <w:r>
+        <w:rPr>
+          <w:rtl/>
+          <w:cs/>
+          <w:lang w:val="ar_AE" w:bidi="ar_AE"/>
+        </w:rPr>
+      </w:r>
+      <w:r>
+        <w:rPr>
+          <w:rtl/>
+          <w:cs/>
+          <w:lang w:val="ar_AE" w:bidi="ar_AE"/>
+        </w:rPr>
+        <w:t>1 ملوك 20:1–3</w:t>
+      </w:r>
+    </w:p>
+    <w:p>
+      <w:pPr>
+        <w:pStyle w:val="ListBullet"/>
+        <w:bidi/>
+        <w:spacing w:line="240" w:lineRule="auto"/>
+        <w:ind w:left="720"/>
+      </w:pPr>
+      <w:r>
+        <w:rPr>
+          <w:rtl/>
+          <w:cs/>
+          <w:lang w:val="ar_AE" w:bidi="ar_AE"/>
+        </w:rPr>
+      </w:r>
+      <w:r>
+        <w:rPr>
+          <w:rtl/>
+          <w:cs/>
+          <w:lang w:val="ar_AE" w:bidi="ar_AE"/>
+        </w:rPr>
+        <w:t>1 صموئيل 11:1–2</w:t>
+      </w:r>
+    </w:p>
+    <w:p>
+      <w:pPr>
+        <w:pStyle w:val="ListBullet"/>
+        <w:bidi/>
+        <w:spacing w:line="240" w:lineRule="auto"/>
+        <w:ind w:left="720"/>
+      </w:pPr>
+      <w:r>
+        <w:rPr>
+          <w:rtl/>
+          <w:cs/>
+          <w:lang w:val="ar_AE" w:bidi="ar_AE"/>
+        </w:rPr>
+      </w:r>
+      <w:r>
+        <w:rPr>
+          <w:rtl/>
+          <w:cs/>
+          <w:lang w:val="ar_AE" w:bidi="ar_AE"/>
+        </w:rPr>
+        <w:t>إرميا 33:4</w:t>
+      </w:r>
     </w:p>
     <w:p>
       <w:pPr>
@@ -9304,136 +8734,106 @@
           <w:lang w:val="ar_AE" w:bidi="ar_AE"/>
         </w:rPr>
       </w:r>
-      <w:hyperlink r:id="rId106">
-        <w:r>
-          <w:rPr>
-            <w:rtl/>
-            <w:cs/>
-            <w:lang w:val="ar_AE" w:bidi="ar_AE"/>
-          </w:rPr>
-          <w:rPr>
-            <w:color w:val="0000EE"/>
-            <w:u w:val="single"/>
-          </w:rPr>
-          <w:t>1 أخبار الأيام 18:4</w:t>
-        </w:r>
-      </w:hyperlink>
-    </w:p>
-    <w:p>
-      <w:pPr>
-        <w:pStyle w:val="ListBullet"/>
-        <w:bidi/>
-        <w:spacing w:line="240" w:lineRule="auto"/>
-        <w:ind w:left="720"/>
-      </w:pPr>
-      <w:r>
-        <w:rPr>
-          <w:rtl/>
-          <w:cs/>
-          <w:lang w:val="ar_AE" w:bidi="ar_AE"/>
-        </w:rPr>
-      </w:r>
-      <w:hyperlink r:id="rId107">
-        <w:r>
-          <w:rPr>
-            <w:rtl/>
-            <w:cs/>
-            <w:lang w:val="ar_AE" w:bidi="ar_AE"/>
-          </w:rPr>
-          <w:rPr>
-            <w:color w:val="0000EE"/>
-            <w:u w:val="single"/>
-          </w:rPr>
-          <w:t>2 ملوك 2:11</w:t>
-        </w:r>
-      </w:hyperlink>
-    </w:p>
-    <w:p>
-      <w:pPr>
-        <w:pStyle w:val="ListBullet"/>
-        <w:bidi/>
-        <w:spacing w:line="240" w:lineRule="auto"/>
-        <w:ind w:left="720"/>
-      </w:pPr>
-      <w:r>
-        <w:rPr>
-          <w:rtl/>
-          <w:cs/>
-          <w:lang w:val="ar_AE" w:bidi="ar_AE"/>
-        </w:rPr>
-      </w:r>
-      <w:hyperlink r:id="rId108">
-        <w:r>
-          <w:rPr>
-            <w:rtl/>
-            <w:cs/>
-            <w:lang w:val="ar_AE" w:bidi="ar_AE"/>
-          </w:rPr>
-          <w:rPr>
-            <w:color w:val="0000EE"/>
-            <w:u w:val="single"/>
-          </w:rPr>
-          <w:t>خروج 14:23–25</w:t>
-        </w:r>
-      </w:hyperlink>
-    </w:p>
-    <w:p>
-      <w:pPr>
-        <w:pStyle w:val="ListBullet"/>
-        <w:bidi/>
-        <w:spacing w:line="240" w:lineRule="auto"/>
-        <w:ind w:left="720"/>
-      </w:pPr>
-      <w:r>
-        <w:rPr>
-          <w:rtl/>
-          <w:cs/>
-          <w:lang w:val="ar_AE" w:bidi="ar_AE"/>
-        </w:rPr>
-      </w:r>
-      <w:hyperlink r:id="rId109">
-        <w:r>
-          <w:rPr>
-            <w:rtl/>
-            <w:cs/>
-            <w:lang w:val="ar_AE" w:bidi="ar_AE"/>
-          </w:rPr>
-          <w:rPr>
-            <w:color w:val="0000EE"/>
-            <w:u w:val="single"/>
-          </w:rPr>
-          <w:t>حزقيال 23:5–7</w:t>
-        </w:r>
-      </w:hyperlink>
-    </w:p>
-    <w:p>
-      <w:pPr>
-        <w:pStyle w:val="ListBullet"/>
-        <w:bidi/>
-        <w:spacing w:line="240" w:lineRule="auto"/>
-        <w:ind w:left="720"/>
-      </w:pPr>
-      <w:r>
-        <w:rPr>
-          <w:rtl/>
-          <w:cs/>
-          <w:lang w:val="ar_AE" w:bidi="ar_AE"/>
-        </w:rPr>
-      </w:r>
-      <w:hyperlink r:id="rId110">
-        <w:r>
-          <w:rPr>
-            <w:rtl/>
-            <w:cs/>
-            <w:lang w:val="ar_AE" w:bidi="ar_AE"/>
-          </w:rPr>
-          <w:rPr>
-            <w:color w:val="0000EE"/>
-            <w:u w:val="single"/>
-          </w:rPr>
-          <w:t>زكريا 6:8</w:t>
-        </w:r>
-      </w:hyperlink>
+      <w:r>
+        <w:rPr>
+          <w:rtl/>
+          <w:cs/>
+          <w:lang w:val="ar_AE" w:bidi="ar_AE"/>
+        </w:rPr>
+        <w:t>1 أخبار الأيام 18:4</w:t>
+      </w:r>
+    </w:p>
+    <w:p>
+      <w:pPr>
+        <w:pStyle w:val="ListBullet"/>
+        <w:bidi/>
+        <w:spacing w:line="240" w:lineRule="auto"/>
+        <w:ind w:left="720"/>
+      </w:pPr>
+      <w:r>
+        <w:rPr>
+          <w:rtl/>
+          <w:cs/>
+          <w:lang w:val="ar_AE" w:bidi="ar_AE"/>
+        </w:rPr>
+      </w:r>
+      <w:r>
+        <w:rPr>
+          <w:rtl/>
+          <w:cs/>
+          <w:lang w:val="ar_AE" w:bidi="ar_AE"/>
+        </w:rPr>
+        <w:t>2 ملوك 2:11</w:t>
+      </w:r>
+    </w:p>
+    <w:p>
+      <w:pPr>
+        <w:pStyle w:val="ListBullet"/>
+        <w:bidi/>
+        <w:spacing w:line="240" w:lineRule="auto"/>
+        <w:ind w:left="720"/>
+      </w:pPr>
+      <w:r>
+        <w:rPr>
+          <w:rtl/>
+          <w:cs/>
+          <w:lang w:val="ar_AE" w:bidi="ar_AE"/>
+        </w:rPr>
+      </w:r>
+      <w:r>
+        <w:rPr>
+          <w:rtl/>
+          <w:cs/>
+          <w:lang w:val="ar_AE" w:bidi="ar_AE"/>
+        </w:rPr>
+        <w:t>خروج 14:23–25</w:t>
+      </w:r>
+    </w:p>
+    <w:p>
+      <w:pPr>
+        <w:pStyle w:val="ListBullet"/>
+        <w:bidi/>
+        <w:spacing w:line="240" w:lineRule="auto"/>
+        <w:ind w:left="720"/>
+      </w:pPr>
+      <w:r>
+        <w:rPr>
+          <w:rtl/>
+          <w:cs/>
+          <w:lang w:val="ar_AE" w:bidi="ar_AE"/>
+        </w:rPr>
+      </w:r>
+      <w:r>
+        <w:rPr>
+          <w:rtl/>
+          <w:cs/>
+          <w:lang w:val="ar_AE" w:bidi="ar_AE"/>
+        </w:rPr>
+        <w:t>حزقيال 23:5–7</w:t>
+      </w:r>
+    </w:p>
+    <w:p>
+      <w:pPr>
+        <w:pStyle w:val="ListBullet"/>
+        <w:bidi/>
+        <w:spacing w:line="240" w:lineRule="auto"/>
+        <w:ind w:left="720"/>
+      </w:pPr>
+      <w:r>
+        <w:rPr>
+          <w:rtl/>
+          <w:cs/>
+          <w:lang w:val="ar_AE" w:bidi="ar_AE"/>
+        </w:rPr>
+      </w:r>
+      <w:r>
+        <w:rPr>
+          <w:rtl/>
+          <w:cs/>
+          <w:lang w:val="ar_AE" w:bidi="ar_AE"/>
+        </w:rPr>
+        <w:t>زكريا 6:8</w:t>
+      </w:r>
     </w:p>
     <w:p>
       <w:pPr>
@@ -9733,107 +9133,83 @@
           <w:lang w:val="ar_AE" w:bidi="ar_AE"/>
         </w:rPr>
       </w:r>
-      <w:hyperlink r:id="rId111">
-        <w:r>
-          <w:rPr>
-            <w:rtl/>
-            <w:cs/>
-            <w:lang w:val="ar_AE" w:bidi="ar_AE"/>
-          </w:rPr>
-          <w:rPr>
-            <w:color w:val="0000EE"/>
-            <w:u w:val="single"/>
-          </w:rPr>
-          <w:t>1 تسالونيكي 2:3–4</w:t>
-        </w:r>
-      </w:hyperlink>
-    </w:p>
-    <w:p>
-      <w:pPr>
-        <w:pStyle w:val="ListBullet"/>
-        <w:bidi/>
-        <w:spacing w:line="240" w:lineRule="auto"/>
-        <w:ind w:left="720"/>
-      </w:pPr>
-      <w:r>
-        <w:rPr>
-          <w:rtl/>
-          <w:cs/>
-          <w:lang w:val="ar_AE" w:bidi="ar_AE"/>
-        </w:rPr>
-      </w:r>
-      <w:hyperlink r:id="rId112">
-        <w:r>
-          <w:rPr>
-            <w:rtl/>
-            <w:cs/>
-            <w:lang w:val="ar_AE" w:bidi="ar_AE"/>
-          </w:rPr>
-          <w:rPr>
-            <w:color w:val="0000EE"/>
-            <w:u w:val="single"/>
-          </w:rPr>
-          <w:t>1 تسالونيكي 2:12</w:t>
-        </w:r>
-      </w:hyperlink>
-    </w:p>
-    <w:p>
-      <w:pPr>
-        <w:pStyle w:val="ListBullet"/>
-        <w:bidi/>
-        <w:spacing w:line="240" w:lineRule="auto"/>
-        <w:ind w:left="720"/>
-      </w:pPr>
-      <w:r>
-        <w:rPr>
-          <w:rtl/>
-          <w:cs/>
-          <w:lang w:val="ar_AE" w:bidi="ar_AE"/>
-        </w:rPr>
-      </w:r>
-      <w:hyperlink r:id="rId113">
-        <w:r>
-          <w:rPr>
-            <w:rtl/>
-            <w:cs/>
-            <w:lang w:val="ar_AE" w:bidi="ar_AE"/>
-          </w:rPr>
-          <w:rPr>
-            <w:color w:val="0000EE"/>
-            <w:u w:val="single"/>
-          </w:rPr>
-          <w:t>1 تيموثاوس 5:2</w:t>
-        </w:r>
-      </w:hyperlink>
-    </w:p>
-    <w:p>
-      <w:pPr>
-        <w:pStyle w:val="ListBullet"/>
-        <w:bidi/>
-        <w:spacing w:line="240" w:lineRule="auto"/>
-        <w:ind w:left="720"/>
-      </w:pPr>
-      <w:r>
-        <w:rPr>
-          <w:rtl/>
-          <w:cs/>
-          <w:lang w:val="ar_AE" w:bidi="ar_AE"/>
-        </w:rPr>
-      </w:r>
-      <w:hyperlink r:id="rId114">
-        <w:r>
-          <w:rPr>
-            <w:rtl/>
-            <w:cs/>
-            <w:lang w:val="ar_AE" w:bidi="ar_AE"/>
-          </w:rPr>
-          <w:rPr>
-            <w:color w:val="0000EE"/>
-            <w:u w:val="single"/>
-          </w:rPr>
-          <w:t>لوقا 3:18</w:t>
-        </w:r>
-      </w:hyperlink>
+      <w:r>
+        <w:rPr>
+          <w:rtl/>
+          <w:cs/>
+          <w:lang w:val="ar_AE" w:bidi="ar_AE"/>
+        </w:rPr>
+        <w:t>1 تسالونيكي 2:3–4</w:t>
+      </w:r>
+    </w:p>
+    <w:p>
+      <w:pPr>
+        <w:pStyle w:val="ListBullet"/>
+        <w:bidi/>
+        <w:spacing w:line="240" w:lineRule="auto"/>
+        <w:ind w:left="720"/>
+      </w:pPr>
+      <w:r>
+        <w:rPr>
+          <w:rtl/>
+          <w:cs/>
+          <w:lang w:val="ar_AE" w:bidi="ar_AE"/>
+        </w:rPr>
+      </w:r>
+      <w:r>
+        <w:rPr>
+          <w:rtl/>
+          <w:cs/>
+          <w:lang w:val="ar_AE" w:bidi="ar_AE"/>
+        </w:rPr>
+        <w:t>1 تسالونيكي 2:12</w:t>
+      </w:r>
+    </w:p>
+    <w:p>
+      <w:pPr>
+        <w:pStyle w:val="ListBullet"/>
+        <w:bidi/>
+        <w:spacing w:line="240" w:lineRule="auto"/>
+        <w:ind w:left="720"/>
+      </w:pPr>
+      <w:r>
+        <w:rPr>
+          <w:rtl/>
+          <w:cs/>
+          <w:lang w:val="ar_AE" w:bidi="ar_AE"/>
+        </w:rPr>
+      </w:r>
+      <w:r>
+        <w:rPr>
+          <w:rtl/>
+          <w:cs/>
+          <w:lang w:val="ar_AE" w:bidi="ar_AE"/>
+        </w:rPr>
+        <w:t>1 تيموثاوس 5:2</w:t>
+      </w:r>
+    </w:p>
+    <w:p>
+      <w:pPr>
+        <w:pStyle w:val="ListBullet"/>
+        <w:bidi/>
+        <w:spacing w:line="240" w:lineRule="auto"/>
+        <w:ind w:left="720"/>
+      </w:pPr>
+      <w:r>
+        <w:rPr>
+          <w:rtl/>
+          <w:cs/>
+          <w:lang w:val="ar_AE" w:bidi="ar_AE"/>
+        </w:rPr>
+      </w:r>
+      <w:r>
+        <w:rPr>
+          <w:rtl/>
+          <w:cs/>
+          <w:lang w:val="ar_AE" w:bidi="ar_AE"/>
+        </w:rPr>
+        <w:t>لوقا 3:18</w:t>
+      </w:r>
     </w:p>
     <w:p>
       <w:pPr>
@@ -10118,136 +9494,106 @@
           <w:lang w:val="ar_AE" w:bidi="ar_AE"/>
         </w:rPr>
       </w:r>
-      <w:hyperlink r:id="rId115">
-        <w:r>
-          <w:rPr>
-            <w:rtl/>
-            <w:cs/>
-            <w:lang w:val="ar_AE" w:bidi="ar_AE"/>
-          </w:rPr>
-          <w:rPr>
-            <w:color w:val="0000EE"/>
-            <w:u w:val="single"/>
-          </w:rPr>
-          <w:t>دانيال 2:27</w:t>
-        </w:r>
-      </w:hyperlink>
-    </w:p>
-    <w:p>
-      <w:pPr>
-        <w:pStyle w:val="ListBullet"/>
-        <w:bidi/>
-        <w:spacing w:line="240" w:lineRule="auto"/>
-        <w:ind w:left="720"/>
-      </w:pPr>
-      <w:r>
-        <w:rPr>
-          <w:rtl/>
-          <w:cs/>
-          <w:lang w:val="ar_AE" w:bidi="ar_AE"/>
-        </w:rPr>
-      </w:r>
-      <w:hyperlink r:id="rId116">
-        <w:r>
-          <w:rPr>
-            <w:rtl/>
-            <w:cs/>
-            <w:lang w:val="ar_AE" w:bidi="ar_AE"/>
-          </w:rPr>
-          <w:rPr>
-            <w:color w:val="0000EE"/>
-            <w:u w:val="single"/>
-          </w:rPr>
-          <w:t>دانيال 5:7</w:t>
-        </w:r>
-      </w:hyperlink>
-    </w:p>
-    <w:p>
-      <w:pPr>
-        <w:pStyle w:val="ListBullet"/>
-        <w:bidi/>
-        <w:spacing w:line="240" w:lineRule="auto"/>
-        <w:ind w:left="720"/>
-      </w:pPr>
-      <w:r>
-        <w:rPr>
-          <w:rtl/>
-          <w:cs/>
-          <w:lang w:val="ar_AE" w:bidi="ar_AE"/>
-        </w:rPr>
-      </w:r>
-      <w:hyperlink r:id="rId117">
-        <w:r>
-          <w:rPr>
-            <w:rtl/>
-            <w:cs/>
-            <w:lang w:val="ar_AE" w:bidi="ar_AE"/>
-          </w:rPr>
-          <w:rPr>
-            <w:color w:val="0000EE"/>
-            <w:u w:val="single"/>
-          </w:rPr>
-          <w:t>متى 2:1</w:t>
-        </w:r>
-      </w:hyperlink>
-    </w:p>
-    <w:p>
-      <w:pPr>
-        <w:pStyle w:val="ListBullet"/>
-        <w:bidi/>
-        <w:spacing w:line="240" w:lineRule="auto"/>
-        <w:ind w:left="720"/>
-      </w:pPr>
-      <w:r>
-        <w:rPr>
-          <w:rtl/>
-          <w:cs/>
-          <w:lang w:val="ar_AE" w:bidi="ar_AE"/>
-        </w:rPr>
-      </w:r>
-      <w:hyperlink r:id="rId118">
-        <w:r>
-          <w:rPr>
-            <w:rtl/>
-            <w:cs/>
-            <w:lang w:val="ar_AE" w:bidi="ar_AE"/>
-          </w:rPr>
-          <w:rPr>
-            <w:color w:val="0000EE"/>
-            <w:u w:val="single"/>
-          </w:rPr>
-          <w:t>متى 2:7</w:t>
-        </w:r>
-      </w:hyperlink>
-    </w:p>
-    <w:p>
-      <w:pPr>
-        <w:pStyle w:val="ListBullet"/>
-        <w:bidi/>
-        <w:spacing w:line="240" w:lineRule="auto"/>
-        <w:ind w:left="720"/>
-      </w:pPr>
-      <w:r>
-        <w:rPr>
-          <w:rtl/>
-          <w:cs/>
-          <w:lang w:val="ar_AE" w:bidi="ar_AE"/>
-        </w:rPr>
-      </w:r>
-      <w:hyperlink r:id="rId119">
-        <w:r>
-          <w:rPr>
-            <w:rtl/>
-            <w:cs/>
-            <w:lang w:val="ar_AE" w:bidi="ar_AE"/>
-          </w:rPr>
-          <w:rPr>
-            <w:color w:val="0000EE"/>
-            <w:u w:val="single"/>
-          </w:rPr>
-          <w:t>متى 2:16</w:t>
-        </w:r>
-      </w:hyperlink>
+      <w:r>
+        <w:rPr>
+          <w:rtl/>
+          <w:cs/>
+          <w:lang w:val="ar_AE" w:bidi="ar_AE"/>
+        </w:rPr>
+        <w:t>دانيال 2:27</w:t>
+      </w:r>
+    </w:p>
+    <w:p>
+      <w:pPr>
+        <w:pStyle w:val="ListBullet"/>
+        <w:bidi/>
+        <w:spacing w:line="240" w:lineRule="auto"/>
+        <w:ind w:left="720"/>
+      </w:pPr>
+      <w:r>
+        <w:rPr>
+          <w:rtl/>
+          <w:cs/>
+          <w:lang w:val="ar_AE" w:bidi="ar_AE"/>
+        </w:rPr>
+      </w:r>
+      <w:r>
+        <w:rPr>
+          <w:rtl/>
+          <w:cs/>
+          <w:lang w:val="ar_AE" w:bidi="ar_AE"/>
+        </w:rPr>
+        <w:t>دانيال 5:7</w:t>
+      </w:r>
+    </w:p>
+    <w:p>
+      <w:pPr>
+        <w:pStyle w:val="ListBullet"/>
+        <w:bidi/>
+        <w:spacing w:line="240" w:lineRule="auto"/>
+        <w:ind w:left="720"/>
+      </w:pPr>
+      <w:r>
+        <w:rPr>
+          <w:rtl/>
+          <w:cs/>
+          <w:lang w:val="ar_AE" w:bidi="ar_AE"/>
+        </w:rPr>
+      </w:r>
+      <w:r>
+        <w:rPr>
+          <w:rtl/>
+          <w:cs/>
+          <w:lang w:val="ar_AE" w:bidi="ar_AE"/>
+        </w:rPr>
+        <w:t>متى 2:1</w:t>
+      </w:r>
+    </w:p>
+    <w:p>
+      <w:pPr>
+        <w:pStyle w:val="ListBullet"/>
+        <w:bidi/>
+        <w:spacing w:line="240" w:lineRule="auto"/>
+        <w:ind w:left="720"/>
+      </w:pPr>
+      <w:r>
+        <w:rPr>
+          <w:rtl/>
+          <w:cs/>
+          <w:lang w:val="ar_AE" w:bidi="ar_AE"/>
+        </w:rPr>
+      </w:r>
+      <w:r>
+        <w:rPr>
+          <w:rtl/>
+          <w:cs/>
+          <w:lang w:val="ar_AE" w:bidi="ar_AE"/>
+        </w:rPr>
+        <w:t>متى 2:7</w:t>
+      </w:r>
+    </w:p>
+    <w:p>
+      <w:pPr>
+        <w:pStyle w:val="ListBullet"/>
+        <w:bidi/>
+        <w:spacing w:line="240" w:lineRule="auto"/>
+        <w:ind w:left="720"/>
+      </w:pPr>
+      <w:r>
+        <w:rPr>
+          <w:rtl/>
+          <w:cs/>
+          <w:lang w:val="ar_AE" w:bidi="ar_AE"/>
+        </w:rPr>
+      </w:r>
+      <w:r>
+        <w:rPr>
+          <w:rtl/>
+          <w:cs/>
+          <w:lang w:val="ar_AE" w:bidi="ar_AE"/>
+        </w:rPr>
+        <w:t>متى 2:16</w:t>
+      </w:r>
     </w:p>
     <w:p>
       <w:pPr>
@@ -10599,194 +9945,152 @@
           <w:lang w:val="ar_AE" w:bidi="ar_AE"/>
         </w:rPr>
       </w:r>
-      <w:hyperlink r:id="rId120">
-        <w:r>
-          <w:rPr>
-            <w:rtl/>
-            <w:cs/>
-            <w:lang w:val="ar_AE" w:bidi="ar_AE"/>
-          </w:rPr>
-          <w:rPr>
-            <w:color w:val="0000EE"/>
-            <w:u w:val="single"/>
-          </w:rPr>
-          <w:t>أعمال 6: 3</w:t>
-        </w:r>
-      </w:hyperlink>
-    </w:p>
-    <w:p>
-      <w:pPr>
-        <w:pStyle w:val="ListBullet"/>
-        <w:bidi/>
-        <w:spacing w:line="240" w:lineRule="auto"/>
-        <w:ind w:left="720"/>
-      </w:pPr>
-      <w:r>
-        <w:rPr>
-          <w:rtl/>
-          <w:cs/>
-          <w:lang w:val="ar_AE" w:bidi="ar_AE"/>
-        </w:rPr>
-      </w:r>
-      <w:hyperlink r:id="rId121">
-        <w:r>
-          <w:rPr>
-            <w:rtl/>
-            <w:cs/>
-            <w:lang w:val="ar_AE" w:bidi="ar_AE"/>
-          </w:rPr>
-          <w:rPr>
-            <w:color w:val="0000EE"/>
-            <w:u w:val="single"/>
-          </w:rPr>
-          <w:t>كولوسي 3: 15–17</w:t>
-        </w:r>
-      </w:hyperlink>
-    </w:p>
-    <w:p>
-      <w:pPr>
-        <w:pStyle w:val="ListBullet"/>
-        <w:bidi/>
-        <w:spacing w:line="240" w:lineRule="auto"/>
-        <w:ind w:left="720"/>
-      </w:pPr>
-      <w:r>
-        <w:rPr>
-          <w:rtl/>
-          <w:cs/>
-          <w:lang w:val="ar_AE" w:bidi="ar_AE"/>
-        </w:rPr>
-      </w:r>
-      <w:hyperlink r:id="rId122">
-        <w:r>
-          <w:rPr>
-            <w:rtl/>
-            <w:cs/>
-            <w:lang w:val="ar_AE" w:bidi="ar_AE"/>
-          </w:rPr>
-          <w:rPr>
-            <w:color w:val="0000EE"/>
-            <w:u w:val="single"/>
-          </w:rPr>
-          <w:t>خروج 31: 6</w:t>
-        </w:r>
-      </w:hyperlink>
-    </w:p>
-    <w:p>
-      <w:pPr>
-        <w:pStyle w:val="ListBullet"/>
-        <w:bidi/>
-        <w:spacing w:line="240" w:lineRule="auto"/>
-        <w:ind w:left="720"/>
-      </w:pPr>
-      <w:r>
-        <w:rPr>
-          <w:rtl/>
-          <w:cs/>
-          <w:lang w:val="ar_AE" w:bidi="ar_AE"/>
-        </w:rPr>
-      </w:r>
-      <w:hyperlink r:id="rId123">
-        <w:r>
-          <w:rPr>
-            <w:rtl/>
-            <w:cs/>
-            <w:lang w:val="ar_AE" w:bidi="ar_AE"/>
-          </w:rPr>
-          <w:rPr>
-            <w:color w:val="0000EE"/>
-            <w:u w:val="single"/>
-          </w:rPr>
-          <w:t>تكوين 3: 6</w:t>
-        </w:r>
-      </w:hyperlink>
-    </w:p>
-    <w:p>
-      <w:pPr>
-        <w:pStyle w:val="ListBullet"/>
-        <w:bidi/>
-        <w:spacing w:line="240" w:lineRule="auto"/>
-        <w:ind w:left="720"/>
-      </w:pPr>
-      <w:r>
-        <w:rPr>
-          <w:rtl/>
-          <w:cs/>
-          <w:lang w:val="ar_AE" w:bidi="ar_AE"/>
-        </w:rPr>
-      </w:r>
-      <w:hyperlink r:id="rId124">
-        <w:r>
-          <w:rPr>
-            <w:rtl/>
-            <w:cs/>
-            <w:lang w:val="ar_AE" w:bidi="ar_AE"/>
-          </w:rPr>
-          <w:rPr>
-            <w:color w:val="0000EE"/>
-            <w:u w:val="single"/>
-          </w:rPr>
-          <w:t>إشعياء 19: 12</w:t>
-        </w:r>
-      </w:hyperlink>
-    </w:p>
-    <w:p>
-      <w:pPr>
-        <w:pStyle w:val="ListBullet"/>
-        <w:bidi/>
-        <w:spacing w:line="240" w:lineRule="auto"/>
-        <w:ind w:left="720"/>
-      </w:pPr>
-      <w:r>
-        <w:rPr>
-          <w:rtl/>
-          <w:cs/>
-          <w:lang w:val="ar_AE" w:bidi="ar_AE"/>
-        </w:rPr>
-      </w:r>
-      <w:hyperlink r:id="rId125">
-        <w:r>
-          <w:rPr>
-            <w:rtl/>
-            <w:cs/>
-            <w:lang w:val="ar_AE" w:bidi="ar_AE"/>
-          </w:rPr>
-          <w:rPr>
-            <w:color w:val="0000EE"/>
-            <w:u w:val="single"/>
-          </w:rPr>
-          <w:t>إرميا 18: 18</w:t>
-        </w:r>
-      </w:hyperlink>
-    </w:p>
-    <w:p>
-      <w:pPr>
-        <w:pStyle w:val="ListBullet"/>
-        <w:bidi/>
-        <w:spacing w:line="240" w:lineRule="auto"/>
-        <w:ind w:left="720"/>
-      </w:pPr>
-      <w:r>
-        <w:rPr>
-          <w:rtl/>
-          <w:cs/>
-          <w:lang w:val="ar_AE" w:bidi="ar_AE"/>
-        </w:rPr>
-      </w:r>
-      <w:hyperlink r:id="rId126">
-        <w:r>
-          <w:rPr>
-            <w:rtl/>
-            <w:cs/>
-            <w:lang w:val="ar_AE" w:bidi="ar_AE"/>
-          </w:rPr>
-          <w:rPr>
-            <w:color w:val="0000EE"/>
-            <w:u w:val="single"/>
-          </w:rPr>
-          <w:t>متى 7: 24</w:t>
-        </w:r>
-      </w:hyperlink>
+      <w:r>
+        <w:rPr>
+          <w:rtl/>
+          <w:cs/>
+          <w:lang w:val="ar_AE" w:bidi="ar_AE"/>
+        </w:rPr>
+        <w:t>أعمال 6: 3</w:t>
+      </w:r>
+    </w:p>
+    <w:p>
+      <w:pPr>
+        <w:pStyle w:val="ListBullet"/>
+        <w:bidi/>
+        <w:spacing w:line="240" w:lineRule="auto"/>
+        <w:ind w:left="720"/>
+      </w:pPr>
+      <w:r>
+        <w:rPr>
+          <w:rtl/>
+          <w:cs/>
+          <w:lang w:val="ar_AE" w:bidi="ar_AE"/>
+        </w:rPr>
+      </w:r>
+      <w:r>
+        <w:rPr>
+          <w:rtl/>
+          <w:cs/>
+          <w:lang w:val="ar_AE" w:bidi="ar_AE"/>
+        </w:rPr>
+        <w:t>كولوسي 3: 15–17</w:t>
+      </w:r>
+    </w:p>
+    <w:p>
+      <w:pPr>
+        <w:pStyle w:val="ListBullet"/>
+        <w:bidi/>
+        <w:spacing w:line="240" w:lineRule="auto"/>
+        <w:ind w:left="720"/>
+      </w:pPr>
+      <w:r>
+        <w:rPr>
+          <w:rtl/>
+          <w:cs/>
+          <w:lang w:val="ar_AE" w:bidi="ar_AE"/>
+        </w:rPr>
+      </w:r>
+      <w:r>
+        <w:rPr>
+          <w:rtl/>
+          <w:cs/>
+          <w:lang w:val="ar_AE" w:bidi="ar_AE"/>
+        </w:rPr>
+        <w:t>خروج 31: 6</w:t>
+      </w:r>
+    </w:p>
+    <w:p>
+      <w:pPr>
+        <w:pStyle w:val="ListBullet"/>
+        <w:bidi/>
+        <w:spacing w:line="240" w:lineRule="auto"/>
+        <w:ind w:left="720"/>
+      </w:pPr>
+      <w:r>
+        <w:rPr>
+          <w:rtl/>
+          <w:cs/>
+          <w:lang w:val="ar_AE" w:bidi="ar_AE"/>
+        </w:rPr>
+      </w:r>
+      <w:r>
+        <w:rPr>
+          <w:rtl/>
+          <w:cs/>
+          <w:lang w:val="ar_AE" w:bidi="ar_AE"/>
+        </w:rPr>
+        <w:t>تكوين 3: 6</w:t>
+      </w:r>
+    </w:p>
+    <w:p>
+      <w:pPr>
+        <w:pStyle w:val="ListBullet"/>
+        <w:bidi/>
+        <w:spacing w:line="240" w:lineRule="auto"/>
+        <w:ind w:left="720"/>
+      </w:pPr>
+      <w:r>
+        <w:rPr>
+          <w:rtl/>
+          <w:cs/>
+          <w:lang w:val="ar_AE" w:bidi="ar_AE"/>
+        </w:rPr>
+      </w:r>
+      <w:r>
+        <w:rPr>
+          <w:rtl/>
+          <w:cs/>
+          <w:lang w:val="ar_AE" w:bidi="ar_AE"/>
+        </w:rPr>
+        <w:t>إشعياء 19: 12</w:t>
+      </w:r>
+    </w:p>
+    <w:p>
+      <w:pPr>
+        <w:pStyle w:val="ListBullet"/>
+        <w:bidi/>
+        <w:spacing w:line="240" w:lineRule="auto"/>
+        <w:ind w:left="720"/>
+      </w:pPr>
+      <w:r>
+        <w:rPr>
+          <w:rtl/>
+          <w:cs/>
+          <w:lang w:val="ar_AE" w:bidi="ar_AE"/>
+        </w:rPr>
+      </w:r>
+      <w:r>
+        <w:rPr>
+          <w:rtl/>
+          <w:cs/>
+          <w:lang w:val="ar_AE" w:bidi="ar_AE"/>
+        </w:rPr>
+        <w:t>إرميا 18: 18</w:t>
+      </w:r>
+    </w:p>
+    <w:p>
+      <w:pPr>
+        <w:pStyle w:val="ListBullet"/>
+        <w:bidi/>
+        <w:spacing w:line="240" w:lineRule="auto"/>
+        <w:ind w:left="720"/>
+      </w:pPr>
+      <w:r>
+        <w:rPr>
+          <w:rtl/>
+          <w:cs/>
+          <w:lang w:val="ar_AE" w:bidi="ar_AE"/>
+        </w:rPr>
+      </w:r>
+      <w:r>
+        <w:rPr>
+          <w:rtl/>
+          <w:cs/>
+          <w:lang w:val="ar_AE" w:bidi="ar_AE"/>
+        </w:rPr>
+        <w:t>متى 7: 24</w:t>
+      </w:r>
     </w:p>
     <w:p>
       <w:pPr>
@@ -11492,20 +10796,14 @@
           <w:lang w:val="ar_AE" w:bidi="ar_AE"/>
         </w:rPr>
       </w:r>
-      <w:hyperlink r:id="rId127">
-        <w:r>
-          <w:rPr>
-            <w:rtl/>
-            <w:cs/>
-            <w:lang w:val="ar_AE" w:bidi="ar_AE"/>
-          </w:rPr>
-          <w:rPr>
-            <w:color w:val="0000EE"/>
-            <w:u w:val="single"/>
-          </w:rPr>
-          <w:t>2 الملوك 18: 18</w:t>
-        </w:r>
-      </w:hyperlink>
+      <w:r>
+        <w:rPr>
+          <w:rtl/>
+          <w:cs/>
+          <w:lang w:val="ar_AE" w:bidi="ar_AE"/>
+        </w:rPr>
+        <w:t>2 الملوك 18: 18</w:t>
+      </w:r>
     </w:p>
     <w:p>
       <w:pPr>
@@ -11781,194 +11079,152 @@
           <w:lang w:val="ar_AE" w:bidi="ar_AE"/>
         </w:rPr>
       </w:r>
-      <w:hyperlink r:id="rId128">
-        <w:r>
-          <w:rPr>
-            <w:rtl/>
-            <w:cs/>
-            <w:lang w:val="ar_AE" w:bidi="ar_AE"/>
-          </w:rPr>
-          <w:rPr>
-            <w:color w:val="0000EE"/>
-            <w:u w:val="single"/>
-          </w:rPr>
-          <w:t>أعمال الرسل 2: 16–17</w:t>
-        </w:r>
-      </w:hyperlink>
-    </w:p>
-    <w:p>
-      <w:pPr>
-        <w:pStyle w:val="ListBullet"/>
-        <w:bidi/>
-        <w:spacing w:line="240" w:lineRule="auto"/>
-        <w:ind w:left="720"/>
-      </w:pPr>
-      <w:r>
-        <w:rPr>
-          <w:rtl/>
-          <w:cs/>
-          <w:lang w:val="ar_AE" w:bidi="ar_AE"/>
-        </w:rPr>
-      </w:r>
-      <w:hyperlink r:id="rId129">
-        <w:r>
-          <w:rPr>
-            <w:rtl/>
-            <w:cs/>
-            <w:lang w:val="ar_AE" w:bidi="ar_AE"/>
-          </w:rPr>
-          <w:rPr>
-            <w:color w:val="0000EE"/>
-            <w:u w:val="single"/>
-          </w:rPr>
-          <w:t>دانيال 1: 17–18</w:t>
-        </w:r>
-      </w:hyperlink>
-    </w:p>
-    <w:p>
-      <w:pPr>
-        <w:pStyle w:val="ListBullet"/>
-        <w:bidi/>
-        <w:spacing w:line="240" w:lineRule="auto"/>
-        <w:ind w:left="720"/>
-      </w:pPr>
-      <w:r>
-        <w:rPr>
-          <w:rtl/>
-          <w:cs/>
-          <w:lang w:val="ar_AE" w:bidi="ar_AE"/>
-        </w:rPr>
-      </w:r>
-      <w:hyperlink r:id="rId130">
-        <w:r>
-          <w:rPr>
-            <w:rtl/>
-            <w:cs/>
-            <w:lang w:val="ar_AE" w:bidi="ar_AE"/>
-          </w:rPr>
-          <w:rPr>
-            <w:color w:val="0000EE"/>
-            <w:u w:val="single"/>
-          </w:rPr>
-          <w:t>دانيال 2: 1</w:t>
-        </w:r>
-      </w:hyperlink>
-    </w:p>
-    <w:p>
-      <w:pPr>
-        <w:pStyle w:val="ListBullet"/>
-        <w:bidi/>
-        <w:spacing w:line="240" w:lineRule="auto"/>
-        <w:ind w:left="720"/>
-      </w:pPr>
-      <w:r>
-        <w:rPr>
-          <w:rtl/>
-          <w:cs/>
-          <w:lang w:val="ar_AE" w:bidi="ar_AE"/>
-        </w:rPr>
-      </w:r>
-      <w:hyperlink r:id="rId131">
-        <w:r>
-          <w:rPr>
-            <w:rtl/>
-            <w:cs/>
-            <w:lang w:val="ar_AE" w:bidi="ar_AE"/>
-          </w:rPr>
-          <w:rPr>
-            <w:color w:val="0000EE"/>
-            <w:u w:val="single"/>
-          </w:rPr>
-          <w:t>تكوين 37: 6</w:t>
-        </w:r>
-      </w:hyperlink>
-    </w:p>
-    <w:p>
-      <w:pPr>
-        <w:pStyle w:val="ListBullet"/>
-        <w:bidi/>
-        <w:spacing w:line="240" w:lineRule="auto"/>
-        <w:ind w:left="720"/>
-      </w:pPr>
-      <w:r>
-        <w:rPr>
-          <w:rtl/>
-          <w:cs/>
-          <w:lang w:val="ar_AE" w:bidi="ar_AE"/>
-        </w:rPr>
-      </w:r>
-      <w:hyperlink r:id="rId132">
-        <w:r>
-          <w:rPr>
-            <w:rtl/>
-            <w:cs/>
-            <w:lang w:val="ar_AE" w:bidi="ar_AE"/>
-          </w:rPr>
-          <w:rPr>
-            <w:color w:val="0000EE"/>
-            <w:u w:val="single"/>
-          </w:rPr>
-          <w:t>تكوين 40: 4–5</w:t>
-        </w:r>
-      </w:hyperlink>
-    </w:p>
-    <w:p>
-      <w:pPr>
-        <w:pStyle w:val="ListBullet"/>
-        <w:bidi/>
-        <w:spacing w:line="240" w:lineRule="auto"/>
-        <w:ind w:left="720"/>
-      </w:pPr>
-      <w:r>
-        <w:rPr>
-          <w:rtl/>
-          <w:cs/>
-          <w:lang w:val="ar_AE" w:bidi="ar_AE"/>
-        </w:rPr>
-      </w:r>
-      <w:hyperlink r:id="rId133">
-        <w:r>
-          <w:rPr>
-            <w:rtl/>
-            <w:cs/>
-            <w:lang w:val="ar_AE" w:bidi="ar_AE"/>
-          </w:rPr>
-          <w:rPr>
-            <w:color w:val="0000EE"/>
-            <w:u w:val="single"/>
-          </w:rPr>
-          <w:t>متى 2: 13</w:t>
-        </w:r>
-      </w:hyperlink>
-    </w:p>
-    <w:p>
-      <w:pPr>
-        <w:pStyle w:val="ListBullet"/>
-        <w:bidi/>
-        <w:spacing w:line="240" w:lineRule="auto"/>
-        <w:ind w:left="720"/>
-      </w:pPr>
-      <w:r>
-        <w:rPr>
-          <w:rtl/>
-          <w:cs/>
-          <w:lang w:val="ar_AE" w:bidi="ar_AE"/>
-        </w:rPr>
-      </w:r>
-      <w:hyperlink r:id="rId134">
-        <w:r>
-          <w:rPr>
-            <w:rtl/>
-            <w:cs/>
-            <w:lang w:val="ar_AE" w:bidi="ar_AE"/>
-          </w:rPr>
-          <w:rPr>
-            <w:color w:val="0000EE"/>
-            <w:u w:val="single"/>
-          </w:rPr>
-          <w:t>متى 2: 19–21</w:t>
-        </w:r>
-      </w:hyperlink>
+      <w:r>
+        <w:rPr>
+          <w:rtl/>
+          <w:cs/>
+          <w:lang w:val="ar_AE" w:bidi="ar_AE"/>
+        </w:rPr>
+        <w:t>أعمال الرسل 2: 16–17</w:t>
+      </w:r>
+    </w:p>
+    <w:p>
+      <w:pPr>
+        <w:pStyle w:val="ListBullet"/>
+        <w:bidi/>
+        <w:spacing w:line="240" w:lineRule="auto"/>
+        <w:ind w:left="720"/>
+      </w:pPr>
+      <w:r>
+        <w:rPr>
+          <w:rtl/>
+          <w:cs/>
+          <w:lang w:val="ar_AE" w:bidi="ar_AE"/>
+        </w:rPr>
+      </w:r>
+      <w:r>
+        <w:rPr>
+          <w:rtl/>
+          <w:cs/>
+          <w:lang w:val="ar_AE" w:bidi="ar_AE"/>
+        </w:rPr>
+        <w:t>دانيال 1: 17–18</w:t>
+      </w:r>
+    </w:p>
+    <w:p>
+      <w:pPr>
+        <w:pStyle w:val="ListBullet"/>
+        <w:bidi/>
+        <w:spacing w:line="240" w:lineRule="auto"/>
+        <w:ind w:left="720"/>
+      </w:pPr>
+      <w:r>
+        <w:rPr>
+          <w:rtl/>
+          <w:cs/>
+          <w:lang w:val="ar_AE" w:bidi="ar_AE"/>
+        </w:rPr>
+      </w:r>
+      <w:r>
+        <w:rPr>
+          <w:rtl/>
+          <w:cs/>
+          <w:lang w:val="ar_AE" w:bidi="ar_AE"/>
+        </w:rPr>
+        <w:t>دانيال 2: 1</w:t>
+      </w:r>
+    </w:p>
+    <w:p>
+      <w:pPr>
+        <w:pStyle w:val="ListBullet"/>
+        <w:bidi/>
+        <w:spacing w:line="240" w:lineRule="auto"/>
+        <w:ind w:left="720"/>
+      </w:pPr>
+      <w:r>
+        <w:rPr>
+          <w:rtl/>
+          <w:cs/>
+          <w:lang w:val="ar_AE" w:bidi="ar_AE"/>
+        </w:rPr>
+      </w:r>
+      <w:r>
+        <w:rPr>
+          <w:rtl/>
+          <w:cs/>
+          <w:lang w:val="ar_AE" w:bidi="ar_AE"/>
+        </w:rPr>
+        <w:t>تكوين 37: 6</w:t>
+      </w:r>
+    </w:p>
+    <w:p>
+      <w:pPr>
+        <w:pStyle w:val="ListBullet"/>
+        <w:bidi/>
+        <w:spacing w:line="240" w:lineRule="auto"/>
+        <w:ind w:left="720"/>
+      </w:pPr>
+      <w:r>
+        <w:rPr>
+          <w:rtl/>
+          <w:cs/>
+          <w:lang w:val="ar_AE" w:bidi="ar_AE"/>
+        </w:rPr>
+      </w:r>
+      <w:r>
+        <w:rPr>
+          <w:rtl/>
+          <w:cs/>
+          <w:lang w:val="ar_AE" w:bidi="ar_AE"/>
+        </w:rPr>
+        <w:t>تكوين 40: 4–5</w:t>
+      </w:r>
+    </w:p>
+    <w:p>
+      <w:pPr>
+        <w:pStyle w:val="ListBullet"/>
+        <w:bidi/>
+        <w:spacing w:line="240" w:lineRule="auto"/>
+        <w:ind w:left="720"/>
+      </w:pPr>
+      <w:r>
+        <w:rPr>
+          <w:rtl/>
+          <w:cs/>
+          <w:lang w:val="ar_AE" w:bidi="ar_AE"/>
+        </w:rPr>
+      </w:r>
+      <w:r>
+        <w:rPr>
+          <w:rtl/>
+          <w:cs/>
+          <w:lang w:val="ar_AE" w:bidi="ar_AE"/>
+        </w:rPr>
+        <w:t>متى 2: 13</w:t>
+      </w:r>
+    </w:p>
+    <w:p>
+      <w:pPr>
+        <w:pStyle w:val="ListBullet"/>
+        <w:bidi/>
+        <w:spacing w:line="240" w:lineRule="auto"/>
+        <w:ind w:left="720"/>
+      </w:pPr>
+      <w:r>
+        <w:rPr>
+          <w:rtl/>
+          <w:cs/>
+          <w:lang w:val="ar_AE" w:bidi="ar_AE"/>
+        </w:rPr>
+      </w:r>
+      <w:r>
+        <w:rPr>
+          <w:rtl/>
+          <w:cs/>
+          <w:lang w:val="ar_AE" w:bidi="ar_AE"/>
+        </w:rPr>
+        <w:t>متى 2: 19–21</w:t>
+      </w:r>
     </w:p>
     <w:p>
       <w:pPr>
@@ -12684,107 +11940,83 @@
           <w:lang w:val="ar_AE" w:bidi="ar_AE"/>
         </w:rPr>
       </w:r>
-      <w:hyperlink r:id="rId135">
-        <w:r>
-          <w:rPr>
-            <w:rtl/>
-            <w:cs/>
-            <w:lang w:val="ar_AE" w:bidi="ar_AE"/>
-          </w:rPr>
-          <w:rPr>
-            <w:color w:val="0000EE"/>
-            <w:u w:val="single"/>
-          </w:rPr>
-          <w:t>1 أخبار الأيام 18:3–4</w:t>
-        </w:r>
-      </w:hyperlink>
-    </w:p>
-    <w:p>
-      <w:pPr>
-        <w:pStyle w:val="ListBullet"/>
-        <w:bidi/>
-        <w:spacing w:line="240" w:lineRule="auto"/>
-        <w:ind w:left="720"/>
-      </w:pPr>
-      <w:r>
-        <w:rPr>
-          <w:rtl/>
-          <w:cs/>
-          <w:lang w:val="ar_AE" w:bidi="ar_AE"/>
-        </w:rPr>
-      </w:r>
-      <w:hyperlink r:id="rId136">
-        <w:r>
-          <w:rPr>
-            <w:rtl/>
-            <w:cs/>
-            <w:lang w:val="ar_AE" w:bidi="ar_AE"/>
-          </w:rPr>
-          <w:rPr>
-            <w:color w:val="0000EE"/>
-            <w:u w:val="single"/>
-          </w:rPr>
-          <w:t>2 صموئيل 8:9</w:t>
-        </w:r>
-      </w:hyperlink>
-    </w:p>
-    <w:p>
-      <w:pPr>
-        <w:pStyle w:val="ListBullet"/>
-        <w:bidi/>
-        <w:spacing w:line="240" w:lineRule="auto"/>
-        <w:ind w:left="720"/>
-      </w:pPr>
-      <w:r>
-        <w:rPr>
-          <w:rtl/>
-          <w:cs/>
-          <w:lang w:val="ar_AE" w:bidi="ar_AE"/>
-        </w:rPr>
-      </w:r>
-      <w:hyperlink r:id="rId137">
-        <w:r>
-          <w:rPr>
-            <w:rtl/>
-            <w:cs/>
-            <w:lang w:val="ar_AE" w:bidi="ar_AE"/>
-          </w:rPr>
-          <w:rPr>
-            <w:color w:val="0000EE"/>
-            <w:u w:val="single"/>
-          </w:rPr>
-          <w:t>عاموس 6:1–2</w:t>
-        </w:r>
-      </w:hyperlink>
-    </w:p>
-    <w:p>
-      <w:pPr>
-        <w:pStyle w:val="ListBullet"/>
-        <w:bidi/>
-        <w:spacing w:line="240" w:lineRule="auto"/>
-        <w:ind w:left="720"/>
-      </w:pPr>
-      <w:r>
-        <w:rPr>
-          <w:rtl/>
-          <w:cs/>
-          <w:lang w:val="ar_AE" w:bidi="ar_AE"/>
-        </w:rPr>
-      </w:r>
-      <w:hyperlink r:id="rId138">
-        <w:r>
-          <w:rPr>
-            <w:rtl/>
-            <w:cs/>
-            <w:lang w:val="ar_AE" w:bidi="ar_AE"/>
-          </w:rPr>
-          <w:rPr>
-            <w:color w:val="0000EE"/>
-            <w:u w:val="single"/>
-          </w:rPr>
-          <w:t>حزقيال 47:15–17</w:t>
-        </w:r>
-      </w:hyperlink>
+      <w:r>
+        <w:rPr>
+          <w:rtl/>
+          <w:cs/>
+          <w:lang w:val="ar_AE" w:bidi="ar_AE"/>
+        </w:rPr>
+        <w:t>1 أخبار الأيام 18:3–4</w:t>
+      </w:r>
+    </w:p>
+    <w:p>
+      <w:pPr>
+        <w:pStyle w:val="ListBullet"/>
+        <w:bidi/>
+        <w:spacing w:line="240" w:lineRule="auto"/>
+        <w:ind w:left="720"/>
+      </w:pPr>
+      <w:r>
+        <w:rPr>
+          <w:rtl/>
+          <w:cs/>
+          <w:lang w:val="ar_AE" w:bidi="ar_AE"/>
+        </w:rPr>
+      </w:r>
+      <w:r>
+        <w:rPr>
+          <w:rtl/>
+          <w:cs/>
+          <w:lang w:val="ar_AE" w:bidi="ar_AE"/>
+        </w:rPr>
+        <w:t>2 صموئيل 8:9</w:t>
+      </w:r>
+    </w:p>
+    <w:p>
+      <w:pPr>
+        <w:pStyle w:val="ListBullet"/>
+        <w:bidi/>
+        <w:spacing w:line="240" w:lineRule="auto"/>
+        <w:ind w:left="720"/>
+      </w:pPr>
+      <w:r>
+        <w:rPr>
+          <w:rtl/>
+          <w:cs/>
+          <w:lang w:val="ar_AE" w:bidi="ar_AE"/>
+        </w:rPr>
+      </w:r>
+      <w:r>
+        <w:rPr>
+          <w:rtl/>
+          <w:cs/>
+          <w:lang w:val="ar_AE" w:bidi="ar_AE"/>
+        </w:rPr>
+        <w:t>عاموس 6:1–2</w:t>
+      </w:r>
+    </w:p>
+    <w:p>
+      <w:pPr>
+        <w:pStyle w:val="ListBullet"/>
+        <w:bidi/>
+        <w:spacing w:line="240" w:lineRule="auto"/>
+        <w:ind w:left="720"/>
+      </w:pPr>
+      <w:r>
+        <w:rPr>
+          <w:rtl/>
+          <w:cs/>
+          <w:lang w:val="ar_AE" w:bidi="ar_AE"/>
+        </w:rPr>
+      </w:r>
+      <w:r>
+        <w:rPr>
+          <w:rtl/>
+          <w:cs/>
+          <w:lang w:val="ar_AE" w:bidi="ar_AE"/>
+        </w:rPr>
+        <w:t>حزقيال 47:15–17</w:t>
+      </w:r>
     </w:p>
     <w:p>
       <w:pPr>
@@ -13067,165 +12299,129 @@
           <w:lang w:val="ar_AE" w:bidi="ar_AE"/>
         </w:rPr>
       </w:r>
-      <w:hyperlink r:id="rId139">
-        <w:r>
-          <w:rPr>
-            <w:rtl/>
-            <w:cs/>
-            <w:lang w:val="ar_AE" w:bidi="ar_AE"/>
-          </w:rPr>
-          <w:rPr>
-            <w:color w:val="0000EE"/>
-            <w:u w:val="single"/>
-          </w:rPr>
-          <w:t>1 ملوك 1:32–34</w:t>
-        </w:r>
-      </w:hyperlink>
-    </w:p>
-    <w:p>
-      <w:pPr>
-        <w:pStyle w:val="ListBullet"/>
-        <w:bidi/>
-        <w:spacing w:line="240" w:lineRule="auto"/>
-        <w:ind w:left="720"/>
-      </w:pPr>
-      <w:r>
-        <w:rPr>
-          <w:rtl/>
-          <w:cs/>
-          <w:lang w:val="ar_AE" w:bidi="ar_AE"/>
-        </w:rPr>
-      </w:r>
-      <w:hyperlink r:id="rId140">
-        <w:r>
-          <w:rPr>
-            <w:rtl/>
-            <w:cs/>
-            <w:lang w:val="ar_AE" w:bidi="ar_AE"/>
-          </w:rPr>
-          <w:rPr>
-            <w:color w:val="0000EE"/>
-            <w:u w:val="single"/>
-          </w:rPr>
-          <w:t>1 صموئيل 9:4</w:t>
-        </w:r>
-      </w:hyperlink>
-    </w:p>
-    <w:p>
-      <w:pPr>
-        <w:pStyle w:val="ListBullet"/>
-        <w:bidi/>
-        <w:spacing w:line="240" w:lineRule="auto"/>
-        <w:ind w:left="720"/>
-      </w:pPr>
-      <w:r>
-        <w:rPr>
-          <w:rtl/>
-          <w:cs/>
-          <w:lang w:val="ar_AE" w:bidi="ar_AE"/>
-        </w:rPr>
-      </w:r>
-      <w:hyperlink r:id="rId141">
-        <w:r>
-          <w:rPr>
-            <w:rtl/>
-            <w:cs/>
-            <w:lang w:val="ar_AE" w:bidi="ar_AE"/>
-          </w:rPr>
-          <w:rPr>
-            <w:color w:val="0000EE"/>
-            <w:u w:val="single"/>
-          </w:rPr>
-          <w:t>2 ملوك 4:21–22</w:t>
-        </w:r>
-      </w:hyperlink>
-    </w:p>
-    <w:p>
-      <w:pPr>
-        <w:pStyle w:val="ListBullet"/>
-        <w:bidi/>
-        <w:spacing w:line="240" w:lineRule="auto"/>
-        <w:ind w:left="720"/>
-      </w:pPr>
-      <w:r>
-        <w:rPr>
-          <w:rtl/>
-          <w:cs/>
-          <w:lang w:val="ar_AE" w:bidi="ar_AE"/>
-        </w:rPr>
-      </w:r>
-      <w:hyperlink r:id="rId142">
-        <w:r>
-          <w:rPr>
-            <w:rtl/>
-            <w:cs/>
-            <w:lang w:val="ar_AE" w:bidi="ar_AE"/>
-          </w:rPr>
-          <w:rPr>
-            <w:color w:val="0000EE"/>
-            <w:u w:val="single"/>
-          </w:rPr>
-          <w:t>تثنية 5:12–14</w:t>
-        </w:r>
-      </w:hyperlink>
-    </w:p>
-    <w:p>
-      <w:pPr>
-        <w:pStyle w:val="ListBullet"/>
-        <w:bidi/>
-        <w:spacing w:line="240" w:lineRule="auto"/>
-        <w:ind w:left="720"/>
-      </w:pPr>
-      <w:r>
-        <w:rPr>
-          <w:rtl/>
-          <w:cs/>
-          <w:lang w:val="ar_AE" w:bidi="ar_AE"/>
-        </w:rPr>
-      </w:r>
-      <w:hyperlink r:id="rId143">
-        <w:r>
-          <w:rPr>
-            <w:rtl/>
-            <w:cs/>
-            <w:lang w:val="ar_AE" w:bidi="ar_AE"/>
-          </w:rPr>
-          <w:rPr>
-            <w:color w:val="0000EE"/>
-            <w:u w:val="single"/>
-          </w:rPr>
-          <w:t>لوقا 13:15</w:t>
-        </w:r>
-      </w:hyperlink>
-    </w:p>
-    <w:p>
-      <w:pPr>
-        <w:pStyle w:val="ListBullet"/>
-        <w:bidi/>
-        <w:spacing w:line="240" w:lineRule="auto"/>
-        <w:ind w:left="720"/>
-      </w:pPr>
-      <w:r>
-        <w:rPr>
-          <w:rtl/>
-          <w:cs/>
-          <w:lang w:val="ar_AE" w:bidi="ar_AE"/>
-        </w:rPr>
-      </w:r>
-      <w:hyperlink r:id="rId144">
-        <w:r>
-          <w:rPr>
-            <w:rtl/>
-            <w:cs/>
-            <w:lang w:val="ar_AE" w:bidi="ar_AE"/>
-          </w:rPr>
-          <w:rPr>
-            <w:color w:val="0000EE"/>
-            <w:u w:val="single"/>
-          </w:rPr>
-          <w:t>متى 21:2</w:t>
-        </w:r>
-      </w:hyperlink>
+      <w:r>
+        <w:rPr>
+          <w:rtl/>
+          <w:cs/>
+          <w:lang w:val="ar_AE" w:bidi="ar_AE"/>
+        </w:rPr>
+        <w:t>1 ملوك 1:32–34</w:t>
+      </w:r>
+    </w:p>
+    <w:p>
+      <w:pPr>
+        <w:pStyle w:val="ListBullet"/>
+        <w:bidi/>
+        <w:spacing w:line="240" w:lineRule="auto"/>
+        <w:ind w:left="720"/>
+      </w:pPr>
+      <w:r>
+        <w:rPr>
+          <w:rtl/>
+          <w:cs/>
+          <w:lang w:val="ar_AE" w:bidi="ar_AE"/>
+        </w:rPr>
+      </w:r>
+      <w:r>
+        <w:rPr>
+          <w:rtl/>
+          <w:cs/>
+          <w:lang w:val="ar_AE" w:bidi="ar_AE"/>
+        </w:rPr>
+        <w:t>1 صموئيل 9:4</w:t>
+      </w:r>
+    </w:p>
+    <w:p>
+      <w:pPr>
+        <w:pStyle w:val="ListBullet"/>
+        <w:bidi/>
+        <w:spacing w:line="240" w:lineRule="auto"/>
+        <w:ind w:left="720"/>
+      </w:pPr>
+      <w:r>
+        <w:rPr>
+          <w:rtl/>
+          <w:cs/>
+          <w:lang w:val="ar_AE" w:bidi="ar_AE"/>
+        </w:rPr>
+      </w:r>
+      <w:r>
+        <w:rPr>
+          <w:rtl/>
+          <w:cs/>
+          <w:lang w:val="ar_AE" w:bidi="ar_AE"/>
+        </w:rPr>
+        <w:t>2 ملوك 4:21–22</w:t>
+      </w:r>
+    </w:p>
+    <w:p>
+      <w:pPr>
+        <w:pStyle w:val="ListBullet"/>
+        <w:bidi/>
+        <w:spacing w:line="240" w:lineRule="auto"/>
+        <w:ind w:left="720"/>
+      </w:pPr>
+      <w:r>
+        <w:rPr>
+          <w:rtl/>
+          <w:cs/>
+          <w:lang w:val="ar_AE" w:bidi="ar_AE"/>
+        </w:rPr>
+      </w:r>
+      <w:r>
+        <w:rPr>
+          <w:rtl/>
+          <w:cs/>
+          <w:lang w:val="ar_AE" w:bidi="ar_AE"/>
+        </w:rPr>
+        <w:t>تثنية 5:12–14</w:t>
+      </w:r>
+    </w:p>
+    <w:p>
+      <w:pPr>
+        <w:pStyle w:val="ListBullet"/>
+        <w:bidi/>
+        <w:spacing w:line="240" w:lineRule="auto"/>
+        <w:ind w:left="720"/>
+      </w:pPr>
+      <w:r>
+        <w:rPr>
+          <w:rtl/>
+          <w:cs/>
+          <w:lang w:val="ar_AE" w:bidi="ar_AE"/>
+        </w:rPr>
+      </w:r>
+      <w:r>
+        <w:rPr>
+          <w:rtl/>
+          <w:cs/>
+          <w:lang w:val="ar_AE" w:bidi="ar_AE"/>
+        </w:rPr>
+        <w:t>لوقا 13:15</w:t>
+      </w:r>
+    </w:p>
+    <w:p>
+      <w:pPr>
+        <w:pStyle w:val="ListBullet"/>
+        <w:bidi/>
+        <w:spacing w:line="240" w:lineRule="auto"/>
+        <w:ind w:left="720"/>
+      </w:pPr>
+      <w:r>
+        <w:rPr>
+          <w:rtl/>
+          <w:cs/>
+          <w:lang w:val="ar_AE" w:bidi="ar_AE"/>
+        </w:rPr>
+      </w:r>
+      <w:r>
+        <w:rPr>
+          <w:rtl/>
+          <w:cs/>
+          <w:lang w:val="ar_AE" w:bidi="ar_AE"/>
+        </w:rPr>
+        <w:t>متى 21:2</w:t>
+      </w:r>
     </w:p>
     <w:p>
       <w:pPr>
@@ -13622,136 +12818,106 @@
           <w:lang w:val="ar_AE" w:bidi="ar_AE"/>
         </w:rPr>
       </w:r>
-      <w:hyperlink r:id="rId145">
-        <w:r>
-          <w:rPr>
-            <w:rtl/>
-            <w:cs/>
-            <w:lang w:val="ar_AE" w:bidi="ar_AE"/>
-          </w:rPr>
-          <w:rPr>
-            <w:color w:val="0000EE"/>
-            <w:u w:val="single"/>
-          </w:rPr>
-          <w:t>تكوين8 :9</w:t>
-        </w:r>
-      </w:hyperlink>
-    </w:p>
-    <w:p>
-      <w:pPr>
-        <w:pStyle w:val="ListBullet"/>
-        <w:bidi/>
-        <w:spacing w:line="240" w:lineRule="auto"/>
-        <w:ind w:left="720"/>
-      </w:pPr>
-      <w:r>
-        <w:rPr>
-          <w:rtl/>
-          <w:cs/>
-          <w:lang w:val="ar_AE" w:bidi="ar_AE"/>
-        </w:rPr>
-      </w:r>
-      <w:hyperlink r:id="rId146">
-        <w:r>
-          <w:rPr>
-            <w:rtl/>
-            <w:cs/>
-            <w:lang w:val="ar_AE" w:bidi="ar_AE"/>
-          </w:rPr>
-          <w:rPr>
-            <w:color w:val="0000EE"/>
-            <w:u w:val="single"/>
-          </w:rPr>
-          <w:t>لوقا2 :22–24</w:t>
-        </w:r>
-      </w:hyperlink>
-    </w:p>
-    <w:p>
-      <w:pPr>
-        <w:pStyle w:val="ListBullet"/>
-        <w:bidi/>
-        <w:spacing w:line="240" w:lineRule="auto"/>
-        <w:ind w:left="720"/>
-      </w:pPr>
-      <w:r>
-        <w:rPr>
-          <w:rtl/>
-          <w:cs/>
-          <w:lang w:val="ar_AE" w:bidi="ar_AE"/>
-        </w:rPr>
-      </w:r>
-      <w:hyperlink r:id="rId147">
-        <w:r>
-          <w:rPr>
-            <w:rtl/>
-            <w:cs/>
-            <w:lang w:val="ar_AE" w:bidi="ar_AE"/>
-          </w:rPr>
-          <w:rPr>
-            <w:color w:val="0000EE"/>
-            <w:u w:val="single"/>
-          </w:rPr>
-          <w:t>مرقس1 :10</w:t>
-        </w:r>
-      </w:hyperlink>
-    </w:p>
-    <w:p>
-      <w:pPr>
-        <w:pStyle w:val="ListBullet"/>
-        <w:bidi/>
-        <w:spacing w:line="240" w:lineRule="auto"/>
-        <w:ind w:left="720"/>
-      </w:pPr>
-      <w:r>
-        <w:rPr>
-          <w:rtl/>
-          <w:cs/>
-          <w:lang w:val="ar_AE" w:bidi="ar_AE"/>
-        </w:rPr>
-      </w:r>
-      <w:hyperlink r:id="rId148">
-        <w:r>
-          <w:rPr>
-            <w:rtl/>
-            <w:cs/>
-            <w:lang w:val="ar_AE" w:bidi="ar_AE"/>
-          </w:rPr>
-          <w:rPr>
-            <w:color w:val="0000EE"/>
-            <w:u w:val="single"/>
-          </w:rPr>
-          <w:t>متى3 :16</w:t>
-        </w:r>
-      </w:hyperlink>
-    </w:p>
-    <w:p>
-      <w:pPr>
-        <w:pStyle w:val="ListBullet"/>
-        <w:bidi/>
-        <w:spacing w:line="240" w:lineRule="auto"/>
-        <w:ind w:left="720"/>
-      </w:pPr>
-      <w:r>
-        <w:rPr>
-          <w:rtl/>
-          <w:cs/>
-          <w:lang w:val="ar_AE" w:bidi="ar_AE"/>
-        </w:rPr>
-      </w:r>
-      <w:hyperlink r:id="rId149">
-        <w:r>
-          <w:rPr>
-            <w:rtl/>
-            <w:cs/>
-            <w:lang w:val="ar_AE" w:bidi="ar_AE"/>
-          </w:rPr>
-          <w:rPr>
-            <w:color w:val="0000EE"/>
-            <w:u w:val="single"/>
-          </w:rPr>
-          <w:t>متى21 :12–14</w:t>
-        </w:r>
-      </w:hyperlink>
+      <w:r>
+        <w:rPr>
+          <w:rtl/>
+          <w:cs/>
+          <w:lang w:val="ar_AE" w:bidi="ar_AE"/>
+        </w:rPr>
+        <w:t>تكوين8 :9</w:t>
+      </w:r>
+    </w:p>
+    <w:p>
+      <w:pPr>
+        <w:pStyle w:val="ListBullet"/>
+        <w:bidi/>
+        <w:spacing w:line="240" w:lineRule="auto"/>
+        <w:ind w:left="720"/>
+      </w:pPr>
+      <w:r>
+        <w:rPr>
+          <w:rtl/>
+          <w:cs/>
+          <w:lang w:val="ar_AE" w:bidi="ar_AE"/>
+        </w:rPr>
+      </w:r>
+      <w:r>
+        <w:rPr>
+          <w:rtl/>
+          <w:cs/>
+          <w:lang w:val="ar_AE" w:bidi="ar_AE"/>
+        </w:rPr>
+        <w:t>لوقا2 :22–24</w:t>
+      </w:r>
+    </w:p>
+    <w:p>
+      <w:pPr>
+        <w:pStyle w:val="ListBullet"/>
+        <w:bidi/>
+        <w:spacing w:line="240" w:lineRule="auto"/>
+        <w:ind w:left="720"/>
+      </w:pPr>
+      <w:r>
+        <w:rPr>
+          <w:rtl/>
+          <w:cs/>
+          <w:lang w:val="ar_AE" w:bidi="ar_AE"/>
+        </w:rPr>
+      </w:r>
+      <w:r>
+        <w:rPr>
+          <w:rtl/>
+          <w:cs/>
+          <w:lang w:val="ar_AE" w:bidi="ar_AE"/>
+        </w:rPr>
+        <w:t>مرقس1 :10</w:t>
+      </w:r>
+    </w:p>
+    <w:p>
+      <w:pPr>
+        <w:pStyle w:val="ListBullet"/>
+        <w:bidi/>
+        <w:spacing w:line="240" w:lineRule="auto"/>
+        <w:ind w:left="720"/>
+      </w:pPr>
+      <w:r>
+        <w:rPr>
+          <w:rtl/>
+          <w:cs/>
+          <w:lang w:val="ar_AE" w:bidi="ar_AE"/>
+        </w:rPr>
+      </w:r>
+      <w:r>
+        <w:rPr>
+          <w:rtl/>
+          <w:cs/>
+          <w:lang w:val="ar_AE" w:bidi="ar_AE"/>
+        </w:rPr>
+        <w:t>متى3 :16</w:t>
+      </w:r>
+    </w:p>
+    <w:p>
+      <w:pPr>
+        <w:pStyle w:val="ListBullet"/>
+        <w:bidi/>
+        <w:spacing w:line="240" w:lineRule="auto"/>
+        <w:ind w:left="720"/>
+      </w:pPr>
+      <w:r>
+        <w:rPr>
+          <w:rtl/>
+          <w:cs/>
+          <w:lang w:val="ar_AE" w:bidi="ar_AE"/>
+        </w:rPr>
+      </w:r>
+      <w:r>
+        <w:rPr>
+          <w:rtl/>
+          <w:cs/>
+          <w:lang w:val="ar_AE" w:bidi="ar_AE"/>
+        </w:rPr>
+        <w:t>متى21 :12–14</w:t>
+      </w:r>
     </w:p>
     <w:p>
       <w:pPr>
@@ -14146,281 +13312,221 @@
           <w:lang w:val="ar_AE" w:bidi="ar_AE"/>
         </w:rPr>
       </w:r>
-      <w:hyperlink r:id="rId150">
-        <w:r>
-          <w:rPr>
-            <w:rtl/>
-            <w:cs/>
-            <w:lang w:val="ar_AE" w:bidi="ar_AE"/>
-          </w:rPr>
-          <w:rPr>
-            <w:color w:val="0000EE"/>
-            <w:u w:val="single"/>
-          </w:rPr>
-          <w:t>صموئيل الثاني 12: 3</w:t>
-        </w:r>
-      </w:hyperlink>
-    </w:p>
-    <w:p>
-      <w:pPr>
-        <w:pStyle w:val="ListBullet"/>
-        <w:bidi/>
-        <w:spacing w:line="240" w:lineRule="auto"/>
-        <w:ind w:left="720"/>
-      </w:pPr>
-      <w:r>
-        <w:rPr>
-          <w:rtl/>
-          <w:cs/>
-          <w:lang w:val="ar_AE" w:bidi="ar_AE"/>
-        </w:rPr>
-      </w:r>
-      <w:hyperlink r:id="rId151">
-        <w:r>
-          <w:rPr>
-            <w:rtl/>
-            <w:cs/>
-            <w:lang w:val="ar_AE" w:bidi="ar_AE"/>
-          </w:rPr>
-          <w:rPr>
-            <w:color w:val="0000EE"/>
-            <w:u w:val="single"/>
-          </w:rPr>
-          <w:t>عزرا 8: 35–36</w:t>
-        </w:r>
-      </w:hyperlink>
-    </w:p>
-    <w:p>
-      <w:pPr>
-        <w:pStyle w:val="ListBullet"/>
-        <w:bidi/>
-        <w:spacing w:line="240" w:lineRule="auto"/>
-        <w:ind w:left="720"/>
-      </w:pPr>
-      <w:r>
-        <w:rPr>
-          <w:rtl/>
-          <w:cs/>
-          <w:lang w:val="ar_AE" w:bidi="ar_AE"/>
-        </w:rPr>
-      </w:r>
-      <w:hyperlink r:id="rId152">
-        <w:r>
-          <w:rPr>
-            <w:rtl/>
-            <w:cs/>
-            <w:lang w:val="ar_AE" w:bidi="ar_AE"/>
-          </w:rPr>
-          <w:rPr>
-            <w:color w:val="0000EE"/>
-            <w:u w:val="single"/>
-          </w:rPr>
-          <w:t>إشعياء 66: 3</w:t>
-        </w:r>
-      </w:hyperlink>
-    </w:p>
-    <w:p>
-      <w:pPr>
-        <w:pStyle w:val="ListBullet"/>
-        <w:bidi/>
-        <w:spacing w:line="240" w:lineRule="auto"/>
-        <w:ind w:left="720"/>
-      </w:pPr>
-      <w:r>
-        <w:rPr>
-          <w:rtl/>
-          <w:cs/>
-          <w:lang w:val="ar_AE" w:bidi="ar_AE"/>
-        </w:rPr>
-      </w:r>
-      <w:hyperlink r:id="rId153">
-        <w:r>
-          <w:rPr>
-            <w:rtl/>
-            <w:cs/>
-            <w:lang w:val="ar_AE" w:bidi="ar_AE"/>
-          </w:rPr>
-          <w:rPr>
-            <w:color w:val="0000EE"/>
-            <w:u w:val="single"/>
-          </w:rPr>
-          <w:t>إرميا 11: 19</w:t>
-        </w:r>
-      </w:hyperlink>
-    </w:p>
-    <w:p>
-      <w:pPr>
-        <w:pStyle w:val="ListBullet"/>
-        <w:bidi/>
-        <w:spacing w:line="240" w:lineRule="auto"/>
-        <w:ind w:left="720"/>
-      </w:pPr>
-      <w:r>
-        <w:rPr>
-          <w:rtl/>
-          <w:cs/>
-          <w:lang w:val="ar_AE" w:bidi="ar_AE"/>
-        </w:rPr>
-      </w:r>
-      <w:hyperlink r:id="rId154">
-        <w:r>
-          <w:rPr>
-            <w:rtl/>
-            <w:cs/>
-            <w:lang w:val="ar_AE" w:bidi="ar_AE"/>
-          </w:rPr>
-          <w:rPr>
-            <w:color w:val="0000EE"/>
-            <w:u w:val="single"/>
-          </w:rPr>
-          <w:t>يوحنا 1: 29</w:t>
-        </w:r>
-      </w:hyperlink>
-    </w:p>
-    <w:p>
-      <w:pPr>
-        <w:pStyle w:val="ListBullet"/>
-        <w:bidi/>
-        <w:spacing w:line="240" w:lineRule="auto"/>
-        <w:ind w:left="720"/>
-      </w:pPr>
-      <w:r>
-        <w:rPr>
-          <w:rtl/>
-          <w:cs/>
-          <w:lang w:val="ar_AE" w:bidi="ar_AE"/>
-        </w:rPr>
-      </w:r>
-      <w:hyperlink r:id="rId155">
-        <w:r>
-          <w:rPr>
-            <w:rtl/>
-            <w:cs/>
-            <w:lang w:val="ar_AE" w:bidi="ar_AE"/>
-          </w:rPr>
-          <w:rPr>
-            <w:color w:val="0000EE"/>
-            <w:u w:val="single"/>
-          </w:rPr>
-          <w:t>يوحنا 1: 36</w:t>
-        </w:r>
-      </w:hyperlink>
-    </w:p>
-    <w:p>
-      <w:pPr>
-        <w:pStyle w:val="ListBullet"/>
-        <w:bidi/>
-        <w:spacing w:line="240" w:lineRule="auto"/>
-        <w:ind w:left="720"/>
-      </w:pPr>
-      <w:r>
-        <w:rPr>
-          <w:rtl/>
-          <w:cs/>
-          <w:lang w:val="ar_AE" w:bidi="ar_AE"/>
-        </w:rPr>
-      </w:r>
-      <w:hyperlink r:id="rId156">
-        <w:r>
-          <w:rPr>
-            <w:rtl/>
-            <w:cs/>
-            <w:lang w:val="ar_AE" w:bidi="ar_AE"/>
-          </w:rPr>
-          <w:rPr>
-            <w:color w:val="0000EE"/>
-            <w:u w:val="single"/>
-          </w:rPr>
-          <w:t>لاويين 14: 21–23</w:t>
-        </w:r>
-      </w:hyperlink>
-    </w:p>
-    <w:p>
-      <w:pPr>
-        <w:pStyle w:val="ListBullet"/>
-        <w:bidi/>
-        <w:spacing w:line="240" w:lineRule="auto"/>
-        <w:ind w:left="720"/>
-      </w:pPr>
-      <w:r>
-        <w:rPr>
-          <w:rtl/>
-          <w:cs/>
-          <w:lang w:val="ar_AE" w:bidi="ar_AE"/>
-        </w:rPr>
-      </w:r>
-      <w:hyperlink r:id="rId157">
-        <w:r>
-          <w:rPr>
-            <w:rtl/>
-            <w:cs/>
-            <w:lang w:val="ar_AE" w:bidi="ar_AE"/>
-          </w:rPr>
-          <w:rPr>
-            <w:color w:val="0000EE"/>
-            <w:u w:val="single"/>
-          </w:rPr>
-          <w:t>لاويين 17: 1–4</w:t>
-        </w:r>
-      </w:hyperlink>
-    </w:p>
-    <w:p>
-      <w:pPr>
-        <w:pStyle w:val="ListBullet"/>
-        <w:bidi/>
-        <w:spacing w:line="240" w:lineRule="auto"/>
-        <w:ind w:left="720"/>
-      </w:pPr>
-      <w:r>
-        <w:rPr>
-          <w:rtl/>
-          <w:cs/>
-          <w:lang w:val="ar_AE" w:bidi="ar_AE"/>
-        </w:rPr>
-      </w:r>
-      <w:hyperlink r:id="rId158">
-        <w:r>
-          <w:rPr>
-            <w:rtl/>
-            <w:cs/>
-            <w:lang w:val="ar_AE" w:bidi="ar_AE"/>
-          </w:rPr>
-          <w:rPr>
-            <w:color w:val="0000EE"/>
-            <w:u w:val="single"/>
-          </w:rPr>
-          <w:t>لوقا 10: 3</w:t>
-        </w:r>
-      </w:hyperlink>
-    </w:p>
-    <w:p>
-      <w:pPr>
-        <w:pStyle w:val="ListBullet"/>
-        <w:bidi/>
-        <w:spacing w:line="240" w:lineRule="auto"/>
-        <w:ind w:left="720"/>
-      </w:pPr>
-      <w:r>
-        <w:rPr>
-          <w:rtl/>
-          <w:cs/>
-          <w:lang w:val="ar_AE" w:bidi="ar_AE"/>
-        </w:rPr>
-      </w:r>
-      <w:hyperlink r:id="rId159">
-        <w:r>
-          <w:rPr>
-            <w:rtl/>
-            <w:cs/>
-            <w:lang w:val="ar_AE" w:bidi="ar_AE"/>
-          </w:rPr>
-          <w:rPr>
-            <w:color w:val="0000EE"/>
-            <w:u w:val="single"/>
-          </w:rPr>
-          <w:t>رؤيا 15: 3–4</w:t>
-        </w:r>
-      </w:hyperlink>
+      <w:r>
+        <w:rPr>
+          <w:rtl/>
+          <w:cs/>
+          <w:lang w:val="ar_AE" w:bidi="ar_AE"/>
+        </w:rPr>
+        <w:t>صموئيل الثاني 12: 3</w:t>
+      </w:r>
+    </w:p>
+    <w:p>
+      <w:pPr>
+        <w:pStyle w:val="ListBullet"/>
+        <w:bidi/>
+        <w:spacing w:line="240" w:lineRule="auto"/>
+        <w:ind w:left="720"/>
+      </w:pPr>
+      <w:r>
+        <w:rPr>
+          <w:rtl/>
+          <w:cs/>
+          <w:lang w:val="ar_AE" w:bidi="ar_AE"/>
+        </w:rPr>
+      </w:r>
+      <w:r>
+        <w:rPr>
+          <w:rtl/>
+          <w:cs/>
+          <w:lang w:val="ar_AE" w:bidi="ar_AE"/>
+        </w:rPr>
+        <w:t>عزرا 8: 35–36</w:t>
+      </w:r>
+    </w:p>
+    <w:p>
+      <w:pPr>
+        <w:pStyle w:val="ListBullet"/>
+        <w:bidi/>
+        <w:spacing w:line="240" w:lineRule="auto"/>
+        <w:ind w:left="720"/>
+      </w:pPr>
+      <w:r>
+        <w:rPr>
+          <w:rtl/>
+          <w:cs/>
+          <w:lang w:val="ar_AE" w:bidi="ar_AE"/>
+        </w:rPr>
+      </w:r>
+      <w:r>
+        <w:rPr>
+          <w:rtl/>
+          <w:cs/>
+          <w:lang w:val="ar_AE" w:bidi="ar_AE"/>
+        </w:rPr>
+        <w:t>إشعياء 66: 3</w:t>
+      </w:r>
+    </w:p>
+    <w:p>
+      <w:pPr>
+        <w:pStyle w:val="ListBullet"/>
+        <w:bidi/>
+        <w:spacing w:line="240" w:lineRule="auto"/>
+        <w:ind w:left="720"/>
+      </w:pPr>
+      <w:r>
+        <w:rPr>
+          <w:rtl/>
+          <w:cs/>
+          <w:lang w:val="ar_AE" w:bidi="ar_AE"/>
+        </w:rPr>
+      </w:r>
+      <w:r>
+        <w:rPr>
+          <w:rtl/>
+          <w:cs/>
+          <w:lang w:val="ar_AE" w:bidi="ar_AE"/>
+        </w:rPr>
+        <w:t>إرميا 11: 19</w:t>
+      </w:r>
+    </w:p>
+    <w:p>
+      <w:pPr>
+        <w:pStyle w:val="ListBullet"/>
+        <w:bidi/>
+        <w:spacing w:line="240" w:lineRule="auto"/>
+        <w:ind w:left="720"/>
+      </w:pPr>
+      <w:r>
+        <w:rPr>
+          <w:rtl/>
+          <w:cs/>
+          <w:lang w:val="ar_AE" w:bidi="ar_AE"/>
+        </w:rPr>
+      </w:r>
+      <w:r>
+        <w:rPr>
+          <w:rtl/>
+          <w:cs/>
+          <w:lang w:val="ar_AE" w:bidi="ar_AE"/>
+        </w:rPr>
+        <w:t>يوحنا 1: 29</w:t>
+      </w:r>
+    </w:p>
+    <w:p>
+      <w:pPr>
+        <w:pStyle w:val="ListBullet"/>
+        <w:bidi/>
+        <w:spacing w:line="240" w:lineRule="auto"/>
+        <w:ind w:left="720"/>
+      </w:pPr>
+      <w:r>
+        <w:rPr>
+          <w:rtl/>
+          <w:cs/>
+          <w:lang w:val="ar_AE" w:bidi="ar_AE"/>
+        </w:rPr>
+      </w:r>
+      <w:r>
+        <w:rPr>
+          <w:rtl/>
+          <w:cs/>
+          <w:lang w:val="ar_AE" w:bidi="ar_AE"/>
+        </w:rPr>
+        <w:t>يوحنا 1: 36</w:t>
+      </w:r>
+    </w:p>
+    <w:p>
+      <w:pPr>
+        <w:pStyle w:val="ListBullet"/>
+        <w:bidi/>
+        <w:spacing w:line="240" w:lineRule="auto"/>
+        <w:ind w:left="720"/>
+      </w:pPr>
+      <w:r>
+        <w:rPr>
+          <w:rtl/>
+          <w:cs/>
+          <w:lang w:val="ar_AE" w:bidi="ar_AE"/>
+        </w:rPr>
+      </w:r>
+      <w:r>
+        <w:rPr>
+          <w:rtl/>
+          <w:cs/>
+          <w:lang w:val="ar_AE" w:bidi="ar_AE"/>
+        </w:rPr>
+        <w:t>لاويين 14: 21–23</w:t>
+      </w:r>
+    </w:p>
+    <w:p>
+      <w:pPr>
+        <w:pStyle w:val="ListBullet"/>
+        <w:bidi/>
+        <w:spacing w:line="240" w:lineRule="auto"/>
+        <w:ind w:left="720"/>
+      </w:pPr>
+      <w:r>
+        <w:rPr>
+          <w:rtl/>
+          <w:cs/>
+          <w:lang w:val="ar_AE" w:bidi="ar_AE"/>
+        </w:rPr>
+      </w:r>
+      <w:r>
+        <w:rPr>
+          <w:rtl/>
+          <w:cs/>
+          <w:lang w:val="ar_AE" w:bidi="ar_AE"/>
+        </w:rPr>
+        <w:t>لاويين 17: 1–4</w:t>
+      </w:r>
+    </w:p>
+    <w:p>
+      <w:pPr>
+        <w:pStyle w:val="ListBullet"/>
+        <w:bidi/>
+        <w:spacing w:line="240" w:lineRule="auto"/>
+        <w:ind w:left="720"/>
+      </w:pPr>
+      <w:r>
+        <w:rPr>
+          <w:rtl/>
+          <w:cs/>
+          <w:lang w:val="ar_AE" w:bidi="ar_AE"/>
+        </w:rPr>
+      </w:r>
+      <w:r>
+        <w:rPr>
+          <w:rtl/>
+          <w:cs/>
+          <w:lang w:val="ar_AE" w:bidi="ar_AE"/>
+        </w:rPr>
+        <w:t>لوقا 10: 3</w:t>
+      </w:r>
+    </w:p>
+    <w:p>
+      <w:pPr>
+        <w:pStyle w:val="ListBullet"/>
+        <w:bidi/>
+        <w:spacing w:line="240" w:lineRule="auto"/>
+        <w:ind w:left="720"/>
+      </w:pPr>
+      <w:r>
+        <w:rPr>
+          <w:rtl/>
+          <w:cs/>
+          <w:lang w:val="ar_AE" w:bidi="ar_AE"/>
+        </w:rPr>
+      </w:r>
+      <w:r>
+        <w:rPr>
+          <w:rtl/>
+          <w:cs/>
+          <w:lang w:val="ar_AE" w:bidi="ar_AE"/>
+        </w:rPr>
+        <w:t>رؤيا 15: 3–4</w:t>
+      </w:r>
     </w:p>
     <w:p>
       <w:pPr>
@@ -15268,136 +14374,106 @@
           <w:lang w:val="ar_AE" w:bidi="ar_AE"/>
         </w:rPr>
       </w:r>
-      <w:hyperlink r:id="rId160">
-        <w:r>
-          <w:rPr>
-            <w:rtl/>
-            <w:cs/>
-            <w:lang w:val="ar_AE" w:bidi="ar_AE"/>
-          </w:rPr>
-          <w:rPr>
-            <w:color w:val="0000EE"/>
-            <w:u w:val="single"/>
-          </w:rPr>
-          <w:t>تكوين 21 :1–4</w:t>
-        </w:r>
-      </w:hyperlink>
-    </w:p>
-    <w:p>
-      <w:pPr>
-        <w:pStyle w:val="ListBullet"/>
-        <w:bidi/>
-        <w:spacing w:line="240" w:lineRule="auto"/>
-        <w:ind w:left="720"/>
-      </w:pPr>
-      <w:r>
-        <w:rPr>
-          <w:rtl/>
-          <w:cs/>
-          <w:lang w:val="ar_AE" w:bidi="ar_AE"/>
-        </w:rPr>
-      </w:r>
-      <w:hyperlink r:id="rId161">
-        <w:r>
-          <w:rPr>
-            <w:rtl/>
-            <w:cs/>
-            <w:lang w:val="ar_AE" w:bidi="ar_AE"/>
-          </w:rPr>
-          <w:rPr>
-            <w:color w:val="0000EE"/>
-            <w:u w:val="single"/>
-          </w:rPr>
-          <w:t>هوشع 2: 4–5</w:t>
-        </w:r>
-      </w:hyperlink>
-    </w:p>
-    <w:p>
-      <w:pPr>
-        <w:pStyle w:val="ListBullet"/>
-        <w:bidi/>
-        <w:spacing w:line="240" w:lineRule="auto"/>
-        <w:ind w:left="720"/>
-      </w:pPr>
-      <w:r>
-        <w:rPr>
-          <w:rtl/>
-          <w:cs/>
-          <w:lang w:val="ar_AE" w:bidi="ar_AE"/>
-        </w:rPr>
-      </w:r>
-      <w:hyperlink r:id="rId162">
-        <w:r>
-          <w:rPr>
-            <w:rtl/>
-            <w:cs/>
-            <w:lang w:val="ar_AE" w:bidi="ar_AE"/>
-          </w:rPr>
-          <w:rPr>
-            <w:color w:val="0000EE"/>
-            <w:u w:val="single"/>
-          </w:rPr>
-          <w:t>أيوب 15: 35</w:t>
-        </w:r>
-      </w:hyperlink>
-    </w:p>
-    <w:p>
-      <w:pPr>
-        <w:pStyle w:val="ListBullet"/>
-        <w:bidi/>
-        <w:spacing w:line="240" w:lineRule="auto"/>
-        <w:ind w:left="720"/>
-      </w:pPr>
-      <w:r>
-        <w:rPr>
-          <w:rtl/>
-          <w:cs/>
-          <w:lang w:val="ar_AE" w:bidi="ar_AE"/>
-        </w:rPr>
-      </w:r>
-      <w:hyperlink r:id="rId163">
-        <w:r>
-          <w:rPr>
-            <w:rtl/>
-            <w:cs/>
-            <w:lang w:val="ar_AE" w:bidi="ar_AE"/>
-          </w:rPr>
-          <w:rPr>
-            <w:color w:val="0000EE"/>
-            <w:u w:val="single"/>
-          </w:rPr>
-          <w:t>لوقا 1: 24–25</w:t>
-        </w:r>
-      </w:hyperlink>
-    </w:p>
-    <w:p>
-      <w:pPr>
-        <w:pStyle w:val="ListBullet"/>
-        <w:bidi/>
-        <w:spacing w:line="240" w:lineRule="auto"/>
-        <w:ind w:left="720"/>
-      </w:pPr>
-      <w:r>
-        <w:rPr>
-          <w:rtl/>
-          <w:cs/>
-          <w:lang w:val="ar_AE" w:bidi="ar_AE"/>
-        </w:rPr>
-      </w:r>
-      <w:hyperlink r:id="rId164">
-        <w:r>
-          <w:rPr>
-            <w:rtl/>
-            <w:cs/>
-            <w:lang w:val="ar_AE" w:bidi="ar_AE"/>
-          </w:rPr>
-          <w:rPr>
-            <w:color w:val="0000EE"/>
-            <w:u w:val="single"/>
-          </w:rPr>
-          <w:t>لوقا 2: 21</w:t>
-        </w:r>
-      </w:hyperlink>
+      <w:r>
+        <w:rPr>
+          <w:rtl/>
+          <w:cs/>
+          <w:lang w:val="ar_AE" w:bidi="ar_AE"/>
+        </w:rPr>
+        <w:t>تكوين 21 :1–4</w:t>
+      </w:r>
+    </w:p>
+    <w:p>
+      <w:pPr>
+        <w:pStyle w:val="ListBullet"/>
+        <w:bidi/>
+        <w:spacing w:line="240" w:lineRule="auto"/>
+        <w:ind w:left="720"/>
+      </w:pPr>
+      <w:r>
+        <w:rPr>
+          <w:rtl/>
+          <w:cs/>
+          <w:lang w:val="ar_AE" w:bidi="ar_AE"/>
+        </w:rPr>
+      </w:r>
+      <w:r>
+        <w:rPr>
+          <w:rtl/>
+          <w:cs/>
+          <w:lang w:val="ar_AE" w:bidi="ar_AE"/>
+        </w:rPr>
+        <w:t>هوشع 2: 4–5</w:t>
+      </w:r>
+    </w:p>
+    <w:p>
+      <w:pPr>
+        <w:pStyle w:val="ListBullet"/>
+        <w:bidi/>
+        <w:spacing w:line="240" w:lineRule="auto"/>
+        <w:ind w:left="720"/>
+      </w:pPr>
+      <w:r>
+        <w:rPr>
+          <w:rtl/>
+          <w:cs/>
+          <w:lang w:val="ar_AE" w:bidi="ar_AE"/>
+        </w:rPr>
+      </w:r>
+      <w:r>
+        <w:rPr>
+          <w:rtl/>
+          <w:cs/>
+          <w:lang w:val="ar_AE" w:bidi="ar_AE"/>
+        </w:rPr>
+        <w:t>أيوب 15: 35</w:t>
+      </w:r>
+    </w:p>
+    <w:p>
+      <w:pPr>
+        <w:pStyle w:val="ListBullet"/>
+        <w:bidi/>
+        <w:spacing w:line="240" w:lineRule="auto"/>
+        <w:ind w:left="720"/>
+      </w:pPr>
+      <w:r>
+        <w:rPr>
+          <w:rtl/>
+          <w:cs/>
+          <w:lang w:val="ar_AE" w:bidi="ar_AE"/>
+        </w:rPr>
+      </w:r>
+      <w:r>
+        <w:rPr>
+          <w:rtl/>
+          <w:cs/>
+          <w:lang w:val="ar_AE" w:bidi="ar_AE"/>
+        </w:rPr>
+        <w:t>لوقا 1: 24–25</w:t>
+      </w:r>
+    </w:p>
+    <w:p>
+      <w:pPr>
+        <w:pStyle w:val="ListBullet"/>
+        <w:bidi/>
+        <w:spacing w:line="240" w:lineRule="auto"/>
+        <w:ind w:left="720"/>
+      </w:pPr>
+      <w:r>
+        <w:rPr>
+          <w:rtl/>
+          <w:cs/>
+          <w:lang w:val="ar_AE" w:bidi="ar_AE"/>
+        </w:rPr>
+      </w:r>
+      <w:r>
+        <w:rPr>
+          <w:rtl/>
+          <w:cs/>
+          <w:lang w:val="ar_AE" w:bidi="ar_AE"/>
+        </w:rPr>
+        <w:t>لوقا 2: 21</w:t>
+      </w:r>
     </w:p>
     <w:p>
       <w:pPr>
@@ -15734,136 +14810,106 @@
           <w:lang w:val="ar_AE" w:bidi="ar_AE"/>
         </w:rPr>
       </w:r>
-      <w:hyperlink r:id="rId165">
-        <w:r>
-          <w:rPr>
-            <w:rtl/>
-            <w:cs/>
-            <w:lang w:val="ar_AE" w:bidi="ar_AE"/>
-          </w:rPr>
-          <w:rPr>
-            <w:color w:val="0000EE"/>
-            <w:u w:val="single"/>
-          </w:rPr>
-          <w:t>أعمال الرسل 7: 14–16</w:t>
-        </w:r>
-      </w:hyperlink>
-    </w:p>
-    <w:p>
-      <w:pPr>
-        <w:pStyle w:val="ListBullet"/>
-        <w:bidi/>
-        <w:spacing w:line="240" w:lineRule="auto"/>
-        <w:ind w:left="720"/>
-      </w:pPr>
-      <w:r>
-        <w:rPr>
-          <w:rtl/>
-          <w:cs/>
-          <w:lang w:val="ar_AE" w:bidi="ar_AE"/>
-        </w:rPr>
-      </w:r>
-      <w:hyperlink r:id="rId166">
-        <w:r>
-          <w:rPr>
-            <w:rtl/>
-            <w:cs/>
-            <w:lang w:val="ar_AE" w:bidi="ar_AE"/>
-          </w:rPr>
-          <w:rPr>
-            <w:color w:val="0000EE"/>
-            <w:u w:val="single"/>
-          </w:rPr>
-          <w:t>تكوين 34: 2</w:t>
-        </w:r>
-      </w:hyperlink>
-    </w:p>
-    <w:p>
-      <w:pPr>
-        <w:pStyle w:val="ListBullet"/>
-        <w:bidi/>
-        <w:spacing w:line="240" w:lineRule="auto"/>
-        <w:ind w:left="720"/>
-      </w:pPr>
-      <w:r>
-        <w:rPr>
-          <w:rtl/>
-          <w:cs/>
-          <w:lang w:val="ar_AE" w:bidi="ar_AE"/>
-        </w:rPr>
-      </w:r>
-      <w:hyperlink r:id="rId167">
-        <w:r>
-          <w:rPr>
-            <w:rtl/>
-            <w:cs/>
-            <w:lang w:val="ar_AE" w:bidi="ar_AE"/>
-          </w:rPr>
-          <w:rPr>
-            <w:color w:val="0000EE"/>
-            <w:u w:val="single"/>
-          </w:rPr>
-          <w:t>تكوين 34: 21</w:t>
-        </w:r>
-      </w:hyperlink>
-    </w:p>
-    <w:p>
-      <w:pPr>
-        <w:pStyle w:val="ListBullet"/>
-        <w:bidi/>
-        <w:spacing w:line="240" w:lineRule="auto"/>
-        <w:ind w:left="720"/>
-      </w:pPr>
-      <w:r>
-        <w:rPr>
-          <w:rtl/>
-          <w:cs/>
-          <w:lang w:val="ar_AE" w:bidi="ar_AE"/>
-        </w:rPr>
-      </w:r>
-      <w:hyperlink r:id="rId168">
-        <w:r>
-          <w:rPr>
-            <w:rtl/>
-            <w:cs/>
-            <w:lang w:val="ar_AE" w:bidi="ar_AE"/>
-          </w:rPr>
-          <w:rPr>
-            <w:color w:val="0000EE"/>
-            <w:u w:val="single"/>
-          </w:rPr>
-          <w:t>يشوع 24: 32–33</w:t>
-        </w:r>
-      </w:hyperlink>
-    </w:p>
-    <w:p>
-      <w:pPr>
-        <w:pStyle w:val="ListBullet"/>
-        <w:bidi/>
-        <w:spacing w:line="240" w:lineRule="auto"/>
-        <w:ind w:left="720"/>
-      </w:pPr>
-      <w:r>
-        <w:rPr>
-          <w:rtl/>
-          <w:cs/>
-          <w:lang w:val="ar_AE" w:bidi="ar_AE"/>
-        </w:rPr>
-      </w:r>
-      <w:hyperlink r:id="rId169">
-        <w:r>
-          <w:rPr>
-            <w:rtl/>
-            <w:cs/>
-            <w:lang w:val="ar_AE" w:bidi="ar_AE"/>
-          </w:rPr>
-          <w:rPr>
-            <w:color w:val="0000EE"/>
-            <w:u w:val="single"/>
-          </w:rPr>
-          <w:t>قضاة 9: 28</w:t>
-        </w:r>
-      </w:hyperlink>
+      <w:r>
+        <w:rPr>
+          <w:rtl/>
+          <w:cs/>
+          <w:lang w:val="ar_AE" w:bidi="ar_AE"/>
+        </w:rPr>
+        <w:t>أعمال الرسل 7: 14–16</w:t>
+      </w:r>
+    </w:p>
+    <w:p>
+      <w:pPr>
+        <w:pStyle w:val="ListBullet"/>
+        <w:bidi/>
+        <w:spacing w:line="240" w:lineRule="auto"/>
+        <w:ind w:left="720"/>
+      </w:pPr>
+      <w:r>
+        <w:rPr>
+          <w:rtl/>
+          <w:cs/>
+          <w:lang w:val="ar_AE" w:bidi="ar_AE"/>
+        </w:rPr>
+      </w:r>
+      <w:r>
+        <w:rPr>
+          <w:rtl/>
+          <w:cs/>
+          <w:lang w:val="ar_AE" w:bidi="ar_AE"/>
+        </w:rPr>
+        <w:t>تكوين 34: 2</w:t>
+      </w:r>
+    </w:p>
+    <w:p>
+      <w:pPr>
+        <w:pStyle w:val="ListBullet"/>
+        <w:bidi/>
+        <w:spacing w:line="240" w:lineRule="auto"/>
+        <w:ind w:left="720"/>
+      </w:pPr>
+      <w:r>
+        <w:rPr>
+          <w:rtl/>
+          <w:cs/>
+          <w:lang w:val="ar_AE" w:bidi="ar_AE"/>
+        </w:rPr>
+      </w:r>
+      <w:r>
+        <w:rPr>
+          <w:rtl/>
+          <w:cs/>
+          <w:lang w:val="ar_AE" w:bidi="ar_AE"/>
+        </w:rPr>
+        <w:t>تكوين 34: 21</w:t>
+      </w:r>
+    </w:p>
+    <w:p>
+      <w:pPr>
+        <w:pStyle w:val="ListBullet"/>
+        <w:bidi/>
+        <w:spacing w:line="240" w:lineRule="auto"/>
+        <w:ind w:left="720"/>
+      </w:pPr>
+      <w:r>
+        <w:rPr>
+          <w:rtl/>
+          <w:cs/>
+          <w:lang w:val="ar_AE" w:bidi="ar_AE"/>
+        </w:rPr>
+      </w:r>
+      <w:r>
+        <w:rPr>
+          <w:rtl/>
+          <w:cs/>
+          <w:lang w:val="ar_AE" w:bidi="ar_AE"/>
+        </w:rPr>
+        <w:t>يشوع 24: 32–33</w:t>
+      </w:r>
+    </w:p>
+    <w:p>
+      <w:pPr>
+        <w:pStyle w:val="ListBullet"/>
+        <w:bidi/>
+        <w:spacing w:line="240" w:lineRule="auto"/>
+        <w:ind w:left="720"/>
+      </w:pPr>
+      <w:r>
+        <w:rPr>
+          <w:rtl/>
+          <w:cs/>
+          <w:lang w:val="ar_AE" w:bidi="ar_AE"/>
+        </w:rPr>
+      </w:r>
+      <w:r>
+        <w:rPr>
+          <w:rtl/>
+          <w:cs/>
+          <w:lang w:val="ar_AE" w:bidi="ar_AE"/>
+        </w:rPr>
+        <w:t>قضاة 9: 28</w:t>
+      </w:r>
     </w:p>
     <w:p>
       <w:pPr>
@@ -16152,78 +15198,60 @@
           <w:lang w:val="ar_AE" w:bidi="ar_AE"/>
         </w:rPr>
       </w:r>
-      <w:hyperlink r:id="rId170">
-        <w:r>
-          <w:rPr>
-            <w:rtl/>
-            <w:cs/>
-            <w:lang w:val="ar_AE" w:bidi="ar_AE"/>
-          </w:rPr>
-          <w:rPr>
-            <w:color w:val="0000EE"/>
-            <w:u w:val="single"/>
-          </w:rPr>
-          <w:t>أعمال الرسل 4:5–7</w:t>
-        </w:r>
-      </w:hyperlink>
-    </w:p>
-    <w:p>
-      <w:pPr>
-        <w:pStyle w:val="ListBullet"/>
-        <w:bidi/>
-        <w:spacing w:line="240" w:lineRule="auto"/>
-        <w:ind w:left="720"/>
-      </w:pPr>
-      <w:r>
-        <w:rPr>
-          <w:rtl/>
-          <w:cs/>
-          <w:lang w:val="ar_AE" w:bidi="ar_AE"/>
-        </w:rPr>
-      </w:r>
-      <w:hyperlink r:id="rId171">
-        <w:r>
-          <w:rPr>
-            <w:rtl/>
-            <w:cs/>
-            <w:lang w:val="ar_AE" w:bidi="ar_AE"/>
-          </w:rPr>
-          <w:rPr>
-            <w:color w:val="0000EE"/>
-            <w:u w:val="single"/>
-          </w:rPr>
-          <w:t>يوحنا 18:22–24</w:t>
-        </w:r>
-      </w:hyperlink>
-    </w:p>
-    <w:p>
-      <w:pPr>
-        <w:pStyle w:val="ListBullet"/>
-        <w:bidi/>
-        <w:spacing w:line="240" w:lineRule="auto"/>
-        <w:ind w:left="720"/>
-      </w:pPr>
-      <w:r>
-        <w:rPr>
-          <w:rtl/>
-          <w:cs/>
-          <w:lang w:val="ar_AE" w:bidi="ar_AE"/>
-        </w:rPr>
-      </w:r>
-      <w:hyperlink r:id="rId172">
-        <w:r>
-          <w:rPr>
-            <w:rtl/>
-            <w:cs/>
-            <w:lang w:val="ar_AE" w:bidi="ar_AE"/>
-          </w:rPr>
-          <w:rPr>
-            <w:color w:val="0000EE"/>
-            <w:u w:val="single"/>
-          </w:rPr>
-          <w:t>لوقا 3:2</w:t>
-        </w:r>
-      </w:hyperlink>
+      <w:r>
+        <w:rPr>
+          <w:rtl/>
+          <w:cs/>
+          <w:lang w:val="ar_AE" w:bidi="ar_AE"/>
+        </w:rPr>
+        <w:t>أعمال الرسل 4:5–7</w:t>
+      </w:r>
+    </w:p>
+    <w:p>
+      <w:pPr>
+        <w:pStyle w:val="ListBullet"/>
+        <w:bidi/>
+        <w:spacing w:line="240" w:lineRule="auto"/>
+        <w:ind w:left="720"/>
+      </w:pPr>
+      <w:r>
+        <w:rPr>
+          <w:rtl/>
+          <w:cs/>
+          <w:lang w:val="ar_AE" w:bidi="ar_AE"/>
+        </w:rPr>
+      </w:r>
+      <w:r>
+        <w:rPr>
+          <w:rtl/>
+          <w:cs/>
+          <w:lang w:val="ar_AE" w:bidi="ar_AE"/>
+        </w:rPr>
+        <w:t>يوحنا 18:22–24</w:t>
+      </w:r>
+    </w:p>
+    <w:p>
+      <w:pPr>
+        <w:pStyle w:val="ListBullet"/>
+        <w:bidi/>
+        <w:spacing w:line="240" w:lineRule="auto"/>
+        <w:ind w:left="720"/>
+      </w:pPr>
+      <w:r>
+        <w:rPr>
+          <w:rtl/>
+          <w:cs/>
+          <w:lang w:val="ar_AE" w:bidi="ar_AE"/>
+        </w:rPr>
+      </w:r>
+      <w:r>
+        <w:rPr>
+          <w:rtl/>
+          <w:cs/>
+          <w:lang w:val="ar_AE" w:bidi="ar_AE"/>
+        </w:rPr>
+        <w:t>لوقا 3:2</w:t>
+      </w:r>
     </w:p>
     <w:p>
       <w:pPr>
@@ -16621,49 +15649,37 @@
           <w:lang w:val="ar_AE" w:bidi="ar_AE"/>
         </w:rPr>
       </w:r>
-      <w:hyperlink r:id="rId173">
-        <w:r>
-          <w:rPr>
-            <w:rtl/>
-            <w:cs/>
-            <w:lang w:val="ar_AE" w:bidi="ar_AE"/>
-          </w:rPr>
-          <w:rPr>
-            <w:color w:val="0000EE"/>
-            <w:u w:val="single"/>
-          </w:rPr>
-          <w:t>1 صموئيل 1: 1–2</w:t>
-        </w:r>
-      </w:hyperlink>
-    </w:p>
-    <w:p>
-      <w:pPr>
-        <w:pStyle w:val="ListBullet"/>
-        <w:bidi/>
-        <w:spacing w:line="240" w:lineRule="auto"/>
-        <w:ind w:left="720"/>
-      </w:pPr>
-      <w:r>
-        <w:rPr>
-          <w:rtl/>
-          <w:cs/>
-          <w:lang w:val="ar_AE" w:bidi="ar_AE"/>
-        </w:rPr>
-      </w:r>
-      <w:hyperlink r:id="rId174">
-        <w:r>
-          <w:rPr>
-            <w:rtl/>
-            <w:cs/>
-            <w:lang w:val="ar_AE" w:bidi="ar_AE"/>
-          </w:rPr>
-          <w:rPr>
-            <w:color w:val="0000EE"/>
-            <w:u w:val="single"/>
-          </w:rPr>
-          <w:t>1 صموئيل 2: 1</w:t>
-        </w:r>
-      </w:hyperlink>
+      <w:r>
+        <w:rPr>
+          <w:rtl/>
+          <w:cs/>
+          <w:lang w:val="ar_AE" w:bidi="ar_AE"/>
+        </w:rPr>
+        <w:t>1 صموئيل 1: 1–2</w:t>
+      </w:r>
+    </w:p>
+    <w:p>
+      <w:pPr>
+        <w:pStyle w:val="ListBullet"/>
+        <w:bidi/>
+        <w:spacing w:line="240" w:lineRule="auto"/>
+        <w:ind w:left="720"/>
+      </w:pPr>
+      <w:r>
+        <w:rPr>
+          <w:rtl/>
+          <w:cs/>
+          <w:lang w:val="ar_AE" w:bidi="ar_AE"/>
+        </w:rPr>
+      </w:r>
+      <w:r>
+        <w:rPr>
+          <w:rtl/>
+          <w:cs/>
+          <w:lang w:val="ar_AE" w:bidi="ar_AE"/>
+        </w:rPr>
+        <w:t>1 صموئيل 2: 1</w:t>
+      </w:r>
     </w:p>
     <w:p>
       <w:pPr>
@@ -17085,136 +16101,106 @@
           <w:lang w:val="ar_AE" w:bidi="ar_AE"/>
         </w:rPr>
       </w:r>
-      <w:hyperlink r:id="rId175">
-        <w:r>
-          <w:rPr>
-            <w:rtl/>
-            <w:cs/>
-            <w:lang w:val="ar_AE" w:bidi="ar_AE"/>
-          </w:rPr>
-          <w:rPr>
-            <w:color w:val="0000EE"/>
-            <w:u w:val="single"/>
-          </w:rPr>
-          <w:t>دانيال 1:6–7</w:t>
-        </w:r>
-      </w:hyperlink>
-    </w:p>
-    <w:p>
-      <w:pPr>
-        <w:pStyle w:val="ListBullet"/>
-        <w:bidi/>
-        <w:spacing w:line="240" w:lineRule="auto"/>
-        <w:ind w:left="720"/>
-      </w:pPr>
-      <w:r>
-        <w:rPr>
-          <w:rtl/>
-          <w:cs/>
-          <w:lang w:val="ar_AE" w:bidi="ar_AE"/>
-        </w:rPr>
-      </w:r>
-      <w:hyperlink r:id="rId176">
-        <w:r>
-          <w:rPr>
-            <w:rtl/>
-            <w:cs/>
-            <w:lang w:val="ar_AE" w:bidi="ar_AE"/>
-          </w:rPr>
-          <w:rPr>
-            <w:color w:val="0000EE"/>
-            <w:u w:val="single"/>
-          </w:rPr>
-          <w:t>دانيال 2:17–18</w:t>
-        </w:r>
-      </w:hyperlink>
-    </w:p>
-    <w:p>
-      <w:pPr>
-        <w:pStyle w:val="ListBullet"/>
-        <w:bidi/>
-        <w:spacing w:line="240" w:lineRule="auto"/>
-        <w:ind w:left="720"/>
-      </w:pPr>
-      <w:r>
-        <w:rPr>
-          <w:rtl/>
-          <w:cs/>
-          <w:lang w:val="ar_AE" w:bidi="ar_AE"/>
-        </w:rPr>
-      </w:r>
-      <w:hyperlink r:id="rId177">
-        <w:r>
-          <w:rPr>
-            <w:rtl/>
-            <w:cs/>
-            <w:lang w:val="ar_AE" w:bidi="ar_AE"/>
-          </w:rPr>
-          <w:rPr>
-            <w:color w:val="0000EE"/>
-            <w:u w:val="single"/>
-          </w:rPr>
-          <w:t>إرميا 28:1</w:t>
-        </w:r>
-      </w:hyperlink>
-    </w:p>
-    <w:p>
-      <w:pPr>
-        <w:pStyle w:val="ListBullet"/>
-        <w:bidi/>
-        <w:spacing w:line="240" w:lineRule="auto"/>
-        <w:ind w:left="720"/>
-      </w:pPr>
-      <w:r>
-        <w:rPr>
-          <w:rtl/>
-          <w:cs/>
-          <w:lang w:val="ar_AE" w:bidi="ar_AE"/>
-        </w:rPr>
-      </w:r>
-      <w:hyperlink r:id="rId178">
-        <w:r>
-          <w:rPr>
-            <w:rtl/>
-            <w:cs/>
-            <w:lang w:val="ar_AE" w:bidi="ar_AE"/>
-          </w:rPr>
-          <w:rPr>
-            <w:color w:val="0000EE"/>
-            <w:u w:val="single"/>
-          </w:rPr>
-          <w:t>إرميا 28:5–7</w:t>
-        </w:r>
-      </w:hyperlink>
-    </w:p>
-    <w:p>
-      <w:pPr>
-        <w:pStyle w:val="ListBullet"/>
-        <w:bidi/>
-        <w:spacing w:line="240" w:lineRule="auto"/>
-        <w:ind w:left="720"/>
-      </w:pPr>
-      <w:r>
-        <w:rPr>
-          <w:rtl/>
-          <w:cs/>
-          <w:lang w:val="ar_AE" w:bidi="ar_AE"/>
-        </w:rPr>
-      </w:r>
-      <w:hyperlink r:id="rId179">
-        <w:r>
-          <w:rPr>
-            <w:rtl/>
-            <w:cs/>
-            <w:lang w:val="ar_AE" w:bidi="ar_AE"/>
-          </w:rPr>
-          <w:rPr>
-            <w:color w:val="0000EE"/>
-            <w:u w:val="single"/>
-          </w:rPr>
-          <w:t>إرميا 28:15–17</w:t>
-        </w:r>
-      </w:hyperlink>
+      <w:r>
+        <w:rPr>
+          <w:rtl/>
+          <w:cs/>
+          <w:lang w:val="ar_AE" w:bidi="ar_AE"/>
+        </w:rPr>
+        <w:t>دانيال 1:6–7</w:t>
+      </w:r>
+    </w:p>
+    <w:p>
+      <w:pPr>
+        <w:pStyle w:val="ListBullet"/>
+        <w:bidi/>
+        <w:spacing w:line="240" w:lineRule="auto"/>
+        <w:ind w:left="720"/>
+      </w:pPr>
+      <w:r>
+        <w:rPr>
+          <w:rtl/>
+          <w:cs/>
+          <w:lang w:val="ar_AE" w:bidi="ar_AE"/>
+        </w:rPr>
+      </w:r>
+      <w:r>
+        <w:rPr>
+          <w:rtl/>
+          <w:cs/>
+          <w:lang w:val="ar_AE" w:bidi="ar_AE"/>
+        </w:rPr>
+        <w:t>دانيال 2:17–18</w:t>
+      </w:r>
+    </w:p>
+    <w:p>
+      <w:pPr>
+        <w:pStyle w:val="ListBullet"/>
+        <w:bidi/>
+        <w:spacing w:line="240" w:lineRule="auto"/>
+        <w:ind w:left="720"/>
+      </w:pPr>
+      <w:r>
+        <w:rPr>
+          <w:rtl/>
+          <w:cs/>
+          <w:lang w:val="ar_AE" w:bidi="ar_AE"/>
+        </w:rPr>
+      </w:r>
+      <w:r>
+        <w:rPr>
+          <w:rtl/>
+          <w:cs/>
+          <w:lang w:val="ar_AE" w:bidi="ar_AE"/>
+        </w:rPr>
+        <w:t>إرميا 28:1</w:t>
+      </w:r>
+    </w:p>
+    <w:p>
+      <w:pPr>
+        <w:pStyle w:val="ListBullet"/>
+        <w:bidi/>
+        <w:spacing w:line="240" w:lineRule="auto"/>
+        <w:ind w:left="720"/>
+      </w:pPr>
+      <w:r>
+        <w:rPr>
+          <w:rtl/>
+          <w:cs/>
+          <w:lang w:val="ar_AE" w:bidi="ar_AE"/>
+        </w:rPr>
+      </w:r>
+      <w:r>
+        <w:rPr>
+          <w:rtl/>
+          <w:cs/>
+          <w:lang w:val="ar_AE" w:bidi="ar_AE"/>
+        </w:rPr>
+        <w:t>إرميا 28:5–7</w:t>
+      </w:r>
+    </w:p>
+    <w:p>
+      <w:pPr>
+        <w:pStyle w:val="ListBullet"/>
+        <w:bidi/>
+        <w:spacing w:line="240" w:lineRule="auto"/>
+        <w:ind w:left="720"/>
+      </w:pPr>
+      <w:r>
+        <w:rPr>
+          <w:rtl/>
+          <w:cs/>
+          <w:lang w:val="ar_AE" w:bidi="ar_AE"/>
+        </w:rPr>
+      </w:r>
+      <w:r>
+        <w:rPr>
+          <w:rtl/>
+          <w:cs/>
+          <w:lang w:val="ar_AE" w:bidi="ar_AE"/>
+        </w:rPr>
+        <w:t>إرميا 28:15–17</w:t>
+      </w:r>
     </w:p>
     <w:p>
       <w:pPr>
@@ -17519,107 +16505,83 @@
           <w:lang w:val="ar_AE" w:bidi="ar_AE"/>
         </w:rPr>
       </w:r>
-      <w:hyperlink r:id="rId180">
-        <w:r>
-          <w:rPr>
-            <w:rtl/>
-            <w:cs/>
-            <w:lang w:val="ar_AE" w:bidi="ar_AE"/>
-          </w:rPr>
-          <w:rPr>
-            <w:color w:val="0000EE"/>
-            <w:u w:val="single"/>
-          </w:rPr>
-          <w:t>تيموثاوس الأولى 2: 13</w:t>
-        </w:r>
-      </w:hyperlink>
-    </w:p>
-    <w:p>
-      <w:pPr>
-        <w:pStyle w:val="ListBullet"/>
-        <w:bidi/>
-        <w:spacing w:line="240" w:lineRule="auto"/>
-        <w:ind w:left="720"/>
-      </w:pPr>
-      <w:r>
-        <w:rPr>
-          <w:rtl/>
-          <w:cs/>
-          <w:lang w:val="ar_AE" w:bidi="ar_AE"/>
-        </w:rPr>
-      </w:r>
-      <w:hyperlink r:id="rId181">
-        <w:r>
-          <w:rPr>
-            <w:rtl/>
-            <w:cs/>
-            <w:lang w:val="ar_AE" w:bidi="ar_AE"/>
-          </w:rPr>
-          <w:rPr>
-            <w:color w:val="0000EE"/>
-            <w:u w:val="single"/>
-          </w:rPr>
-          <w:t>كورنثوس الثانية 11: 3</w:t>
-        </w:r>
-      </w:hyperlink>
-    </w:p>
-    <w:p>
-      <w:pPr>
-        <w:pStyle w:val="ListBullet"/>
-        <w:bidi/>
-        <w:spacing w:line="240" w:lineRule="auto"/>
-        <w:ind w:left="720"/>
-      </w:pPr>
-      <w:r>
-        <w:rPr>
-          <w:rtl/>
-          <w:cs/>
-          <w:lang w:val="ar_AE" w:bidi="ar_AE"/>
-        </w:rPr>
-      </w:r>
-      <w:hyperlink r:id="rId182">
-        <w:r>
-          <w:rPr>
-            <w:rtl/>
-            <w:cs/>
-            <w:lang w:val="ar_AE" w:bidi="ar_AE"/>
-          </w:rPr>
-          <w:rPr>
-            <w:color w:val="0000EE"/>
-            <w:u w:val="single"/>
-          </w:rPr>
-          <w:t>تكوين 3: 20</w:t>
-        </w:r>
-      </w:hyperlink>
-    </w:p>
-    <w:p>
-      <w:pPr>
-        <w:pStyle w:val="ListBullet"/>
-        <w:bidi/>
-        <w:spacing w:line="240" w:lineRule="auto"/>
-        <w:ind w:left="720"/>
-      </w:pPr>
-      <w:r>
-        <w:rPr>
-          <w:rtl/>
-          <w:cs/>
-          <w:lang w:val="ar_AE" w:bidi="ar_AE"/>
-        </w:rPr>
-      </w:r>
-      <w:hyperlink r:id="rId183">
-        <w:r>
-          <w:rPr>
-            <w:rtl/>
-            <w:cs/>
-            <w:lang w:val="ar_AE" w:bidi="ar_AE"/>
-          </w:rPr>
-          <w:rPr>
-            <w:color w:val="0000EE"/>
-            <w:u w:val="single"/>
-          </w:rPr>
-          <w:t>تكوين 4: 2</w:t>
-        </w:r>
-      </w:hyperlink>
+      <w:r>
+        <w:rPr>
+          <w:rtl/>
+          <w:cs/>
+          <w:lang w:val="ar_AE" w:bidi="ar_AE"/>
+        </w:rPr>
+        <w:t>تيموثاوس الأولى 2: 13</w:t>
+      </w:r>
+    </w:p>
+    <w:p>
+      <w:pPr>
+        <w:pStyle w:val="ListBullet"/>
+        <w:bidi/>
+        <w:spacing w:line="240" w:lineRule="auto"/>
+        <w:ind w:left="720"/>
+      </w:pPr>
+      <w:r>
+        <w:rPr>
+          <w:rtl/>
+          <w:cs/>
+          <w:lang w:val="ar_AE" w:bidi="ar_AE"/>
+        </w:rPr>
+      </w:r>
+      <w:r>
+        <w:rPr>
+          <w:rtl/>
+          <w:cs/>
+          <w:lang w:val="ar_AE" w:bidi="ar_AE"/>
+        </w:rPr>
+        <w:t>كورنثوس الثانية 11: 3</w:t>
+      </w:r>
+    </w:p>
+    <w:p>
+      <w:pPr>
+        <w:pStyle w:val="ListBullet"/>
+        <w:bidi/>
+        <w:spacing w:line="240" w:lineRule="auto"/>
+        <w:ind w:left="720"/>
+      </w:pPr>
+      <w:r>
+        <w:rPr>
+          <w:rtl/>
+          <w:cs/>
+          <w:lang w:val="ar_AE" w:bidi="ar_AE"/>
+        </w:rPr>
+      </w:r>
+      <w:r>
+        <w:rPr>
+          <w:rtl/>
+          <w:cs/>
+          <w:lang w:val="ar_AE" w:bidi="ar_AE"/>
+        </w:rPr>
+        <w:t>تكوين 3: 20</w:t>
+      </w:r>
+    </w:p>
+    <w:p>
+      <w:pPr>
+        <w:pStyle w:val="ListBullet"/>
+        <w:bidi/>
+        <w:spacing w:line="240" w:lineRule="auto"/>
+        <w:ind w:left="720"/>
+      </w:pPr>
+      <w:r>
+        <w:rPr>
+          <w:rtl/>
+          <w:cs/>
+          <w:lang w:val="ar_AE" w:bidi="ar_AE"/>
+        </w:rPr>
+      </w:r>
+      <w:r>
+        <w:rPr>
+          <w:rtl/>
+          <w:cs/>
+          <w:lang w:val="ar_AE" w:bidi="ar_AE"/>
+        </w:rPr>
+        <w:t>تكوين 4: 2</w:t>
+      </w:r>
     </w:p>
     <w:p>
       <w:pPr>
@@ -18366,165 +17328,129 @@
           <w:lang w:val="ar_AE" w:bidi="ar_AE"/>
         </w:rPr>
       </w:r>
-      <w:hyperlink r:id="rId184">
-        <w:r>
-          <w:rPr>
-            <w:rtl/>
-            <w:cs/>
-            <w:lang w:val="ar_AE" w:bidi="ar_AE"/>
-          </w:rPr>
-          <w:rPr>
-            <w:color w:val="0000EE"/>
-            <w:u w:val="single"/>
-          </w:rPr>
-          <w:t>تكوين3 :3</w:t>
-        </w:r>
-      </w:hyperlink>
-    </w:p>
-    <w:p>
-      <w:pPr>
-        <w:pStyle w:val="ListBullet"/>
-        <w:bidi/>
-        <w:spacing w:line="240" w:lineRule="auto"/>
-        <w:ind w:left="720"/>
-      </w:pPr>
-      <w:r>
-        <w:rPr>
-          <w:rtl/>
-          <w:cs/>
-          <w:lang w:val="ar_AE" w:bidi="ar_AE"/>
-        </w:rPr>
-      </w:r>
-      <w:hyperlink r:id="rId185">
-        <w:r>
-          <w:rPr>
-            <w:rtl/>
-            <w:cs/>
-            <w:lang w:val="ar_AE" w:bidi="ar_AE"/>
-          </w:rPr>
-          <w:rPr>
-            <w:color w:val="0000EE"/>
-            <w:u w:val="single"/>
-          </w:rPr>
-          <w:t>تكوين3 :4–6</w:t>
-        </w:r>
-      </w:hyperlink>
-    </w:p>
-    <w:p>
-      <w:pPr>
-        <w:pStyle w:val="ListBullet"/>
-        <w:bidi/>
-        <w:spacing w:line="240" w:lineRule="auto"/>
-        <w:ind w:left="720"/>
-      </w:pPr>
-      <w:r>
-        <w:rPr>
-          <w:rtl/>
-          <w:cs/>
-          <w:lang w:val="ar_AE" w:bidi="ar_AE"/>
-        </w:rPr>
-      </w:r>
-      <w:hyperlink r:id="rId186">
-        <w:r>
-          <w:rPr>
-            <w:rtl/>
-            <w:cs/>
-            <w:lang w:val="ar_AE" w:bidi="ar_AE"/>
-          </w:rPr>
-          <w:rPr>
-            <w:color w:val="0000EE"/>
-            <w:u w:val="single"/>
-          </w:rPr>
-          <w:t>تكوين3 :12–13</w:t>
-        </w:r>
-      </w:hyperlink>
-    </w:p>
-    <w:p>
-      <w:pPr>
-        <w:pStyle w:val="ListBullet"/>
-        <w:bidi/>
-        <w:spacing w:line="240" w:lineRule="auto"/>
-        <w:ind w:left="720"/>
-      </w:pPr>
-      <w:r>
-        <w:rPr>
-          <w:rtl/>
-          <w:cs/>
-          <w:lang w:val="ar_AE" w:bidi="ar_AE"/>
-        </w:rPr>
-      </w:r>
-      <w:hyperlink r:id="rId187">
-        <w:r>
-          <w:rPr>
-            <w:rtl/>
-            <w:cs/>
-            <w:lang w:val="ar_AE" w:bidi="ar_AE"/>
-          </w:rPr>
-          <w:rPr>
-            <w:color w:val="0000EE"/>
-            <w:u w:val="single"/>
-          </w:rPr>
-          <w:t>مرقس16 :17–18</w:t>
-        </w:r>
-      </w:hyperlink>
-    </w:p>
-    <w:p>
-      <w:pPr>
-        <w:pStyle w:val="ListBullet"/>
-        <w:bidi/>
-        <w:spacing w:line="240" w:lineRule="auto"/>
-        <w:ind w:left="720"/>
-      </w:pPr>
-      <w:r>
-        <w:rPr>
-          <w:rtl/>
-          <w:cs/>
-          <w:lang w:val="ar_AE" w:bidi="ar_AE"/>
-        </w:rPr>
-      </w:r>
-      <w:hyperlink r:id="rId188">
-        <w:r>
-          <w:rPr>
-            <w:rtl/>
-            <w:cs/>
-            <w:lang w:val="ar_AE" w:bidi="ar_AE"/>
-          </w:rPr>
-          <w:rPr>
-            <w:color w:val="0000EE"/>
-            <w:u w:val="single"/>
-          </w:rPr>
-          <w:t>متى3 :7</w:t>
-        </w:r>
-      </w:hyperlink>
-    </w:p>
-    <w:p>
-      <w:pPr>
-        <w:pStyle w:val="ListBullet"/>
-        <w:bidi/>
-        <w:spacing w:line="240" w:lineRule="auto"/>
-        <w:ind w:left="720"/>
-      </w:pPr>
-      <w:r>
-        <w:rPr>
-          <w:rtl/>
-          <w:cs/>
-          <w:lang w:val="ar_AE" w:bidi="ar_AE"/>
-        </w:rPr>
-      </w:r>
-      <w:hyperlink r:id="rId189">
-        <w:r>
-          <w:rPr>
-            <w:rtl/>
-            <w:cs/>
-            <w:lang w:val="ar_AE" w:bidi="ar_AE"/>
-          </w:rPr>
-          <w:rPr>
-            <w:color w:val="0000EE"/>
-            <w:u w:val="single"/>
-          </w:rPr>
-          <w:t>متى23 :33</w:t>
-        </w:r>
-      </w:hyperlink>
+      <w:r>
+        <w:rPr>
+          <w:rtl/>
+          <w:cs/>
+          <w:lang w:val="ar_AE" w:bidi="ar_AE"/>
+        </w:rPr>
+        <w:t>تكوين3 :3</w:t>
+      </w:r>
+    </w:p>
+    <w:p>
+      <w:pPr>
+        <w:pStyle w:val="ListBullet"/>
+        <w:bidi/>
+        <w:spacing w:line="240" w:lineRule="auto"/>
+        <w:ind w:left="720"/>
+      </w:pPr>
+      <w:r>
+        <w:rPr>
+          <w:rtl/>
+          <w:cs/>
+          <w:lang w:val="ar_AE" w:bidi="ar_AE"/>
+        </w:rPr>
+      </w:r>
+      <w:r>
+        <w:rPr>
+          <w:rtl/>
+          <w:cs/>
+          <w:lang w:val="ar_AE" w:bidi="ar_AE"/>
+        </w:rPr>
+        <w:t>تكوين3 :4–6</w:t>
+      </w:r>
+    </w:p>
+    <w:p>
+      <w:pPr>
+        <w:pStyle w:val="ListBullet"/>
+        <w:bidi/>
+        <w:spacing w:line="240" w:lineRule="auto"/>
+        <w:ind w:left="720"/>
+      </w:pPr>
+      <w:r>
+        <w:rPr>
+          <w:rtl/>
+          <w:cs/>
+          <w:lang w:val="ar_AE" w:bidi="ar_AE"/>
+        </w:rPr>
+      </w:r>
+      <w:r>
+        <w:rPr>
+          <w:rtl/>
+          <w:cs/>
+          <w:lang w:val="ar_AE" w:bidi="ar_AE"/>
+        </w:rPr>
+        <w:t>تكوين3 :12–13</w:t>
+      </w:r>
+    </w:p>
+    <w:p>
+      <w:pPr>
+        <w:pStyle w:val="ListBullet"/>
+        <w:bidi/>
+        <w:spacing w:line="240" w:lineRule="auto"/>
+        <w:ind w:left="720"/>
+      </w:pPr>
+      <w:r>
+        <w:rPr>
+          <w:rtl/>
+          <w:cs/>
+          <w:lang w:val="ar_AE" w:bidi="ar_AE"/>
+        </w:rPr>
+      </w:r>
+      <w:r>
+        <w:rPr>
+          <w:rtl/>
+          <w:cs/>
+          <w:lang w:val="ar_AE" w:bidi="ar_AE"/>
+        </w:rPr>
+        <w:t>مرقس16 :17–18</w:t>
+      </w:r>
+    </w:p>
+    <w:p>
+      <w:pPr>
+        <w:pStyle w:val="ListBullet"/>
+        <w:bidi/>
+        <w:spacing w:line="240" w:lineRule="auto"/>
+        <w:ind w:left="720"/>
+      </w:pPr>
+      <w:r>
+        <w:rPr>
+          <w:rtl/>
+          <w:cs/>
+          <w:lang w:val="ar_AE" w:bidi="ar_AE"/>
+        </w:rPr>
+      </w:r>
+      <w:r>
+        <w:rPr>
+          <w:rtl/>
+          <w:cs/>
+          <w:lang w:val="ar_AE" w:bidi="ar_AE"/>
+        </w:rPr>
+        <w:t>متى3 :7</w:t>
+      </w:r>
+    </w:p>
+    <w:p>
+      <w:pPr>
+        <w:pStyle w:val="ListBullet"/>
+        <w:bidi/>
+        <w:spacing w:line="240" w:lineRule="auto"/>
+        <w:ind w:left="720"/>
+      </w:pPr>
+      <w:r>
+        <w:rPr>
+          <w:rtl/>
+          <w:cs/>
+          <w:lang w:val="ar_AE" w:bidi="ar_AE"/>
+        </w:rPr>
+      </w:r>
+      <w:r>
+        <w:rPr>
+          <w:rtl/>
+          <w:cs/>
+          <w:lang w:val="ar_AE" w:bidi="ar_AE"/>
+        </w:rPr>
+        <w:t>متى23 :33</w:t>
+      </w:r>
     </w:p>
     <w:p>
       <w:pPr>
